--- a/data/outputs/v2/Core_Mathematics/SS2.4_Trigonometry_1/Core_Mathematics_Trigonometry_1_CBE_LessonSequence.docx
+++ b/data/outputs/v2/Core_Mathematics/SS2.4_Trigonometry_1/Core_Mathematics_Trigonometry_1_CBE_LessonSequence.docx
@@ -3253,32 +3253,32 @@
         <w:tc>
           <w:tcPr>
             <w:tcW w:type="dxa" w:w="1520"/>
-            <w:shd w:fill="F2F2F2" w:color="auto" w:val="clear"/>
-            <w:tcMar>
-              <w:top w:type="dxa" w:w="60"/>
-              <w:left w:type="dxa" w:w="120"/>
-              <w:bottom w:type="dxa" w:w="60"/>
-              <w:right w:type="dxa" w:w="120"/>
-            </w:tcMar>
-            <w:vAlign w:val="top"/>
-          </w:tcPr>
-          <w:p>
-            <w:pPr>
-              <w:spacing w:after="40" w:before="0"/>
-              <w:jc w:val="left"/>
-            </w:pPr>
-            <w:r>
-              <w:rPr>
-                <w:rFonts w:ascii="Arial" w:cs="Arial" w:eastAsia="Arial" w:hAnsi="Arial"/>
-                <w:b/>
-                <w:bCs/>
-                <w:i w:val="false"/>
-                <w:iCs w:val="false"/>
-                <w:color w:val="000000"/>
-                <w:sz w:val="18"/>
-                <w:szCs w:val="18"/>
-              </w:rPr>
-              <w:t xml:space="preserve">1 — PREDICT</w:t>
+            <w:shd w:fill="EAD1F5" w:color="auto" w:val="clear"/>
+            <w:tcMar>
+              <w:top w:type="dxa" w:w="60"/>
+              <w:left w:type="dxa" w:w="120"/>
+              <w:bottom w:type="dxa" w:w="60"/>
+              <w:right w:type="dxa" w:w="120"/>
+            </w:tcMar>
+            <w:vAlign w:val="top"/>
+          </w:tcPr>
+          <w:p>
+            <w:pPr>
+              <w:spacing w:after="40" w:before="0"/>
+              <w:jc w:val="left"/>
+            </w:pPr>
+            <w:r>
+              <w:rPr>
+                <w:rFonts w:ascii="Arial" w:cs="Arial" w:eastAsia="Arial" w:hAnsi="Arial"/>
+                <w:b/>
+                <w:bCs/>
+                <w:i w:val="false"/>
+                <w:iCs w:val="false"/>
+                <w:color w:val="000000"/>
+                <w:sz w:val="18"/>
+                <w:szCs w:val="18"/>
+              </w:rPr>
+              <w:t xml:space="preserve">Predict Phase</w:t>
             </w:r>
           </w:p>
           <w:p>
@@ -3301,7 +3301,7 @@
             <w:pPr>
               <w:spacing w:after="20" w:before="0"/>
             </w:pPr>
-            <w:hyperlink w:history="1" r:id="rId_d7uxc7wor2hafxgb8mik">
+            <w:hyperlink w:history="1" r:id="rIdao98o4q0hx1ljpydddjsl">
               <w:r>
                 <w:rPr>
                   <w:rFonts w:ascii="Arial" w:cs="Arial" w:eastAsia="Arial" w:hAnsi="Arial"/>
@@ -3334,7 +3334,7 @@
               <w:spacing w:after="10" w:before="0"/>
               <w:ind w:left="120"/>
             </w:pPr>
-            <w:hyperlink w:history="1" r:id="rIdiusbm9utmjncgu30ddgo6">
+            <w:hyperlink w:history="1" r:id="rIdvkst3gusmwr2o9aacxpi1">
               <w:r>
                 <w:rPr>
                   <w:rFonts w:ascii="Arial" w:cs="Arial" w:eastAsia="Arial" w:hAnsi="Arial"/>
@@ -3379,7 +3379,7 @@
             <w:pPr>
               <w:spacing w:after="20" w:before="0"/>
             </w:pPr>
-            <w:hyperlink w:history="1" r:id="rIdyzupqvgxwfooxnycckr4a">
+            <w:hyperlink w:history="1" r:id="rId2bprmhvv8w7zkdzr2xuvy">
               <w:r>
                 <w:rPr>
                   <w:rFonts w:ascii="Arial" w:cs="Arial" w:eastAsia="Arial" w:hAnsi="Arial"/>
@@ -3412,7 +3412,7 @@
               <w:spacing w:after="10" w:before="0"/>
               <w:ind w:left="120"/>
             </w:pPr>
-            <w:hyperlink w:history="1" r:id="rIdtfv7rfyz0o1ny-serygcz">
+            <w:hyperlink w:history="1" r:id="rId1rinexeoj5ntqh8oahwzf">
               <w:r>
                 <w:rPr>
                   <w:rFonts w:ascii="Arial" w:cs="Arial" w:eastAsia="Arial" w:hAnsi="Arial"/>
@@ -3559,32 +3559,32 @@
         <w:tc>
           <w:tcPr>
             <w:tcW w:type="dxa" w:w="1520"/>
-            <w:shd w:fill="F2F2F2" w:color="auto" w:val="clear"/>
-            <w:tcMar>
-              <w:top w:type="dxa" w:w="60"/>
-              <w:left w:type="dxa" w:w="120"/>
-              <w:bottom w:type="dxa" w:w="60"/>
-              <w:right w:type="dxa" w:w="120"/>
-            </w:tcMar>
-            <w:vAlign w:val="top"/>
-          </w:tcPr>
-          <w:p>
-            <w:pPr>
-              <w:spacing w:after="40" w:before="0"/>
-              <w:jc w:val="left"/>
-            </w:pPr>
-            <w:r>
-              <w:rPr>
-                <w:rFonts w:ascii="Arial" w:cs="Arial" w:eastAsia="Arial" w:hAnsi="Arial"/>
-                <w:b/>
-                <w:bCs/>
-                <w:i w:val="false"/>
-                <w:iCs w:val="false"/>
-                <w:color w:val="000000"/>
-                <w:sz w:val="18"/>
-                <w:szCs w:val="18"/>
-              </w:rPr>
-              <w:t xml:space="preserve">2 — OBSERVE</w:t>
+            <w:shd w:fill="D9EEF1" w:color="auto" w:val="clear"/>
+            <w:tcMar>
+              <w:top w:type="dxa" w:w="60"/>
+              <w:left w:type="dxa" w:w="120"/>
+              <w:bottom w:type="dxa" w:w="60"/>
+              <w:right w:type="dxa" w:w="120"/>
+            </w:tcMar>
+            <w:vAlign w:val="top"/>
+          </w:tcPr>
+          <w:p>
+            <w:pPr>
+              <w:spacing w:after="40" w:before="0"/>
+              <w:jc w:val="left"/>
+            </w:pPr>
+            <w:r>
+              <w:rPr>
+                <w:rFonts w:ascii="Arial" w:cs="Arial" w:eastAsia="Arial" w:hAnsi="Arial"/>
+                <w:b/>
+                <w:bCs/>
+                <w:i w:val="false"/>
+                <w:iCs w:val="false"/>
+                <w:color w:val="000000"/>
+                <w:sz w:val="18"/>
+                <w:szCs w:val="18"/>
+              </w:rPr>
+              <w:t xml:space="preserve">Observe Phase</w:t>
             </w:r>
           </w:p>
           <w:p>
@@ -3607,7 +3607,7 @@
             <w:pPr>
               <w:spacing w:after="20" w:before="0"/>
             </w:pPr>
-            <w:hyperlink w:history="1" r:id="rIddloluoiodcfh7mihdreln">
+            <w:hyperlink w:history="1" r:id="rIdxky5m9wqizx32kwaefpzp">
               <w:r>
                 <w:rPr>
                   <w:rFonts w:ascii="Arial" w:cs="Arial" w:eastAsia="Arial" w:hAnsi="Arial"/>
@@ -3640,7 +3640,7 @@
               <w:spacing w:after="10" w:before="0"/>
               <w:ind w:left="120"/>
             </w:pPr>
-            <w:hyperlink w:history="1" r:id="rIda4xj0vgsw0tymzqidd0to">
+            <w:hyperlink w:history="1" r:id="rId0-2258b3ccrbl-7-gjxxj">
               <w:r>
                 <w:rPr>
                   <w:rFonts w:ascii="Arial" w:cs="Arial" w:eastAsia="Arial" w:hAnsi="Arial"/>
@@ -3685,7 +3685,7 @@
             <w:pPr>
               <w:spacing w:after="20" w:before="0"/>
             </w:pPr>
-            <w:hyperlink w:history="1" r:id="rIdd6ikezojwcxnq4ghyyokn">
+            <w:hyperlink w:history="1" r:id="rId5-0mjnucesjclpd30uq-k">
               <w:r>
                 <w:rPr>
                   <w:rFonts w:ascii="Arial" w:cs="Arial" w:eastAsia="Arial" w:hAnsi="Arial"/>
@@ -3718,7 +3718,7 @@
               <w:spacing w:after="10" w:before="0"/>
               <w:ind w:left="120"/>
             </w:pPr>
-            <w:hyperlink w:history="1" r:id="rId8s3plac8gfzgrizjye2lm">
+            <w:hyperlink w:history="1" r:id="rIdrxckfy-pyjbhzaarhbykr">
               <w:r>
                 <w:rPr>
                   <w:rFonts w:ascii="Arial" w:cs="Arial" w:eastAsia="Arial" w:hAnsi="Arial"/>
@@ -3941,32 +3941,32 @@
         <w:tc>
           <w:tcPr>
             <w:tcW w:type="dxa" w:w="1520"/>
-            <w:shd w:fill="F2F2F2" w:color="auto" w:val="clear"/>
-            <w:tcMar>
-              <w:top w:type="dxa" w:w="60"/>
-              <w:left w:type="dxa" w:w="120"/>
-              <w:bottom w:type="dxa" w:w="60"/>
-              <w:right w:type="dxa" w:w="120"/>
-            </w:tcMar>
-            <w:vAlign w:val="top"/>
-          </w:tcPr>
-          <w:p>
-            <w:pPr>
-              <w:spacing w:after="40" w:before="0"/>
-              <w:jc w:val="left"/>
-            </w:pPr>
-            <w:r>
-              <w:rPr>
-                <w:rFonts w:ascii="Arial" w:cs="Arial" w:eastAsia="Arial" w:hAnsi="Arial"/>
-                <w:b/>
-                <w:bCs/>
-                <w:i w:val="false"/>
-                <w:iCs w:val="false"/>
-                <w:color w:val="000000"/>
-                <w:sz w:val="18"/>
-                <w:szCs w:val="18"/>
-              </w:rPr>
-              <w:t xml:space="preserve">3 — EXPLAIN</w:t>
+            <w:shd w:fill="E2EFDA" w:color="auto" w:val="clear"/>
+            <w:tcMar>
+              <w:top w:type="dxa" w:w="60"/>
+              <w:left w:type="dxa" w:w="120"/>
+              <w:bottom w:type="dxa" w:w="60"/>
+              <w:right w:type="dxa" w:w="120"/>
+            </w:tcMar>
+            <w:vAlign w:val="top"/>
+          </w:tcPr>
+          <w:p>
+            <w:pPr>
+              <w:spacing w:after="40" w:before="0"/>
+              <w:jc w:val="left"/>
+            </w:pPr>
+            <w:r>
+              <w:rPr>
+                <w:rFonts w:ascii="Arial" w:cs="Arial" w:eastAsia="Arial" w:hAnsi="Arial"/>
+                <w:b/>
+                <w:bCs/>
+                <w:i w:val="false"/>
+                <w:iCs w:val="false"/>
+                <w:color w:val="000000"/>
+                <w:sz w:val="18"/>
+                <w:szCs w:val="18"/>
+              </w:rPr>
+              <w:t xml:space="preserve">Explain Phase</w:t>
             </w:r>
           </w:p>
           <w:p>
@@ -3989,7 +3989,7 @@
             <w:pPr>
               <w:spacing w:after="20" w:before="0"/>
             </w:pPr>
-            <w:hyperlink w:history="1" r:id="rIdo1lmbakwum1-_0irbcs6n">
+            <w:hyperlink w:history="1" r:id="rIdjwqwxk_1hkx3aii8xzic3">
               <w:r>
                 <w:rPr>
                   <w:rFonts w:ascii="Arial" w:cs="Arial" w:eastAsia="Arial" w:hAnsi="Arial"/>
@@ -4022,7 +4022,7 @@
               <w:spacing w:after="10" w:before="0"/>
               <w:ind w:left="120"/>
             </w:pPr>
-            <w:hyperlink w:history="1" r:id="rIdycggxkwq2_bvuegpcsdhy">
+            <w:hyperlink w:history="1" r:id="rId9dym99wakxrxe8znvu45v">
               <w:r>
                 <w:rPr>
                   <w:rFonts w:ascii="Arial" w:cs="Arial" w:eastAsia="Arial" w:hAnsi="Arial"/>
@@ -4067,7 +4067,7 @@
             <w:pPr>
               <w:spacing w:after="20" w:before="0"/>
             </w:pPr>
-            <w:hyperlink w:history="1" r:id="rIda9f4gu6tr60pqlomvihdx">
+            <w:hyperlink w:history="1" r:id="rIdmljedmejvr1-1t6xgeb2v">
               <w:r>
                 <w:rPr>
                   <w:rFonts w:ascii="Arial" w:cs="Arial" w:eastAsia="Arial" w:hAnsi="Arial"/>
@@ -4100,7 +4100,7 @@
               <w:spacing w:after="10" w:before="0"/>
               <w:ind w:left="120"/>
             </w:pPr>
-            <w:hyperlink w:history="1" r:id="rIdcsmeiwsev7tsveamb78sv">
+            <w:hyperlink w:history="1" r:id="rIdlomiwsotgqvmixxwdm4dj">
               <w:r>
                 <w:rPr>
                   <w:rFonts w:ascii="Arial" w:cs="Arial" w:eastAsia="Arial" w:hAnsi="Arial"/>
@@ -4247,32 +4247,32 @@
         <w:tc>
           <w:tcPr>
             <w:tcW w:type="dxa" w:w="1520"/>
-            <w:shd w:fill="F2F2F2" w:color="auto" w:val="clear"/>
-            <w:tcMar>
-              <w:top w:type="dxa" w:w="60"/>
-              <w:left w:type="dxa" w:w="120"/>
-              <w:bottom w:type="dxa" w:w="60"/>
-              <w:right w:type="dxa" w:w="120"/>
-            </w:tcMar>
-            <w:vAlign w:val="top"/>
-          </w:tcPr>
-          <w:p>
-            <w:pPr>
-              <w:spacing w:after="40" w:before="0"/>
-              <w:jc w:val="left"/>
-            </w:pPr>
-            <w:r>
-              <w:rPr>
-                <w:rFonts w:ascii="Arial" w:cs="Arial" w:eastAsia="Arial" w:hAnsi="Arial"/>
-                <w:b/>
-                <w:bCs/>
-                <w:i w:val="false"/>
-                <w:iCs w:val="false"/>
-                <w:color w:val="000000"/>
-                <w:sz w:val="18"/>
-                <w:szCs w:val="18"/>
-              </w:rPr>
-              <w:t xml:space="preserve">4 — DRIVING QUESTION BOARD (DQB) Creation</w:t>
+            <w:shd w:fill="FCE4D6" w:color="auto" w:val="clear"/>
+            <w:tcMar>
+              <w:top w:type="dxa" w:w="60"/>
+              <w:left w:type="dxa" w:w="120"/>
+              <w:bottom w:type="dxa" w:w="60"/>
+              <w:right w:type="dxa" w:w="120"/>
+            </w:tcMar>
+            <w:vAlign w:val="top"/>
+          </w:tcPr>
+          <w:p>
+            <w:pPr>
+              <w:spacing w:after="40" w:before="0"/>
+              <w:jc w:val="left"/>
+            </w:pPr>
+            <w:r>
+              <w:rPr>
+                <w:rFonts w:ascii="Arial" w:cs="Arial" w:eastAsia="Arial" w:hAnsi="Arial"/>
+                <w:b/>
+                <w:bCs/>
+                <w:i w:val="false"/>
+                <w:iCs w:val="false"/>
+                <w:color w:val="000000"/>
+                <w:sz w:val="18"/>
+                <w:szCs w:val="18"/>
+              </w:rPr>
+              <w:t xml:space="preserve">Driving Question Board (DQB) Creation</w:t>
             </w:r>
           </w:p>
           <w:p>
@@ -4295,7 +4295,7 @@
             <w:pPr>
               <w:spacing w:after="20" w:before="0"/>
             </w:pPr>
-            <w:hyperlink w:history="1" r:id="rIdkculjltmnx0rd0k0p4qgn">
+            <w:hyperlink w:history="1" r:id="rId4lwdtded-_zksaphuzuf1">
               <w:r>
                 <w:rPr>
                   <w:rFonts w:ascii="Arial" w:cs="Arial" w:eastAsia="Arial" w:hAnsi="Arial"/>
@@ -4328,7 +4328,7 @@
               <w:spacing w:after="10" w:before="0"/>
               <w:ind w:left="120"/>
             </w:pPr>
-            <w:hyperlink w:history="1" r:id="rIdht84zyibzos69oh-dzdqt">
+            <w:hyperlink w:history="1" r:id="rId9hviwcq8lvedjkrznckpf">
               <w:r>
                 <w:rPr>
                   <w:rFonts w:ascii="Arial" w:cs="Arial" w:eastAsia="Arial" w:hAnsi="Arial"/>
@@ -4373,7 +4373,7 @@
             <w:pPr>
               <w:spacing w:after="20" w:before="0"/>
             </w:pPr>
-            <w:hyperlink w:history="1" r:id="rId5nh20skb9ntm9sw0cskds">
+            <w:hyperlink w:history="1" r:id="rIdqay3ajsjdxd6aklss17iv">
               <w:r>
                 <w:rPr>
                   <w:rFonts w:ascii="Arial" w:cs="Arial" w:eastAsia="Arial" w:hAnsi="Arial"/>
@@ -4406,7 +4406,7 @@
               <w:spacing w:after="10" w:before="0"/>
               <w:ind w:left="120"/>
             </w:pPr>
-            <w:hyperlink w:history="1" r:id="rIdkojpckqxum2w-fjilkser">
+            <w:hyperlink w:history="1" r:id="rIdkchmja0erjqtkd6z_ilnp">
               <w:r>
                 <w:rPr>
                   <w:rFonts w:ascii="Arial" w:cs="Arial" w:eastAsia="Arial" w:hAnsi="Arial"/>
@@ -4553,32 +4553,32 @@
         <w:tc>
           <w:tcPr>
             <w:tcW w:type="dxa" w:w="1520"/>
-            <w:shd w:fill="F2F2F2" w:color="auto" w:val="clear"/>
-            <w:tcMar>
-              <w:top w:type="dxa" w:w="60"/>
-              <w:left w:type="dxa" w:w="120"/>
-              <w:bottom w:type="dxa" w:w="60"/>
-              <w:right w:type="dxa" w:w="120"/>
-            </w:tcMar>
-            <w:vAlign w:val="top"/>
-          </w:tcPr>
-          <w:p>
-            <w:pPr>
-              <w:spacing w:after="40" w:before="0"/>
-              <w:jc w:val="left"/>
-            </w:pPr>
-            <w:r>
-              <w:rPr>
-                <w:rFonts w:ascii="Arial" w:cs="Arial" w:eastAsia="Arial" w:hAnsi="Arial"/>
-                <w:b/>
-                <w:bCs/>
-                <w:i w:val="false"/>
-                <w:iCs w:val="false"/>
-                <w:color w:val="000000"/>
-                <w:sz w:val="18"/>
-                <w:szCs w:val="18"/>
-              </w:rPr>
-              <w:t xml:space="preserve">5 — MODEL BUILDING</w:t>
+            <w:shd w:fill="D5E8F0" w:color="auto" w:val="clear"/>
+            <w:tcMar>
+              <w:top w:type="dxa" w:w="60"/>
+              <w:left w:type="dxa" w:w="120"/>
+              <w:bottom w:type="dxa" w:w="60"/>
+              <w:right w:type="dxa" w:w="120"/>
+            </w:tcMar>
+            <w:vAlign w:val="top"/>
+          </w:tcPr>
+          <w:p>
+            <w:pPr>
+              <w:spacing w:after="40" w:before="0"/>
+              <w:jc w:val="left"/>
+            </w:pPr>
+            <w:r>
+              <w:rPr>
+                <w:rFonts w:ascii="Arial" w:cs="Arial" w:eastAsia="Arial" w:hAnsi="Arial"/>
+                <w:b/>
+                <w:bCs/>
+                <w:i w:val="false"/>
+                <w:iCs w:val="false"/>
+                <w:color w:val="000000"/>
+                <w:sz w:val="18"/>
+                <w:szCs w:val="18"/>
+              </w:rPr>
+              <w:t xml:space="preserve">Model Building Phase</w:t>
             </w:r>
           </w:p>
           <w:p>
@@ -4601,7 +4601,7 @@
             <w:pPr>
               <w:spacing w:after="20" w:before="0"/>
             </w:pPr>
-            <w:hyperlink w:history="1" r:id="rIdkvgeq5rlowy6wkbr6q71y">
+            <w:hyperlink w:history="1" r:id="rIdpg9jyvzafpm6tvfrfzxep">
               <w:r>
                 <w:rPr>
                   <w:rFonts w:ascii="Arial" w:cs="Arial" w:eastAsia="Arial" w:hAnsi="Arial"/>
@@ -4634,7 +4634,7 @@
               <w:spacing w:after="10" w:before="0"/>
               <w:ind w:left="120"/>
             </w:pPr>
-            <w:hyperlink w:history="1" r:id="rIdu3k955gybjn13bxflryu-">
+            <w:hyperlink w:history="1" r:id="rIdt2jhjpljkd-kkbcof2cnp">
               <w:r>
                 <w:rPr>
                   <w:rFonts w:ascii="Arial" w:cs="Arial" w:eastAsia="Arial" w:hAnsi="Arial"/>
@@ -4679,7 +4679,7 @@
             <w:pPr>
               <w:spacing w:after="20" w:before="0"/>
             </w:pPr>
-            <w:hyperlink w:history="1" r:id="rIdmpkpuog7ofv-hcrsimbjt">
+            <w:hyperlink w:history="1" r:id="rIdhpflecexwkkbpvqptv2pz">
               <w:r>
                 <w:rPr>
                   <w:rFonts w:ascii="Arial" w:cs="Arial" w:eastAsia="Arial" w:hAnsi="Arial"/>
@@ -4712,7 +4712,7 @@
               <w:spacing w:after="10" w:before="0"/>
               <w:ind w:left="120"/>
             </w:pPr>
-            <w:hyperlink w:history="1" r:id="rIdrdjtcolpgk8kzt2x9wfnu">
+            <w:hyperlink w:history="1" r:id="rIdhvdfcdota2ccvsuljfys4">
               <w:r>
                 <w:rPr>
                   <w:rFonts w:ascii="Arial" w:cs="Arial" w:eastAsia="Arial" w:hAnsi="Arial"/>
@@ -6282,7 +6282,7 @@
             <w:pPr>
               <w:spacing w:after="20" w:before="0"/>
             </w:pPr>
-            <w:hyperlink w:history="1" r:id="rIdbdn-ol-tcaesqpssyi5x9">
+            <w:hyperlink w:history="1" r:id="rIdtzkqdkfgcdije24o2lpke">
               <w:r>
                 <w:rPr>
                   <w:rFonts w:ascii="Arial" w:cs="Arial" w:eastAsia="Arial" w:hAnsi="Arial"/>
@@ -6315,7 +6315,7 @@
               <w:spacing w:after="10" w:before="0"/>
               <w:ind w:left="120"/>
             </w:pPr>
-            <w:hyperlink w:history="1" r:id="rIdetlhczdosmvhy1qskjxxy">
+            <w:hyperlink w:history="1" r:id="rIdnzexqecrjqka-lwwrhzr_">
               <w:r>
                 <w:rPr>
                   <w:rFonts w:ascii="Arial" w:cs="Arial" w:eastAsia="Arial" w:hAnsi="Arial"/>
@@ -6360,7 +6360,7 @@
             <w:pPr>
               <w:spacing w:after="20" w:before="0"/>
             </w:pPr>
-            <w:hyperlink w:history="1" r:id="rIdm8i84igff9hnwdo87tnw4">
+            <w:hyperlink w:history="1" r:id="rIdi0lb3guoa2cyzzhhv7m0h">
               <w:r>
                 <w:rPr>
                   <w:rFonts w:ascii="Arial" w:cs="Arial" w:eastAsia="Arial" w:hAnsi="Arial"/>
@@ -6393,7 +6393,7 @@
               <w:spacing w:after="10" w:before="0"/>
               <w:ind w:left="120"/>
             </w:pPr>
-            <w:hyperlink w:history="1" r:id="rIdj-6e2glckas9hxeyzv93l">
+            <w:hyperlink w:history="1" r:id="rIdaepr7op49t05cvkhptzui">
               <w:r>
                 <w:rPr>
                   <w:rFonts w:ascii="Arial" w:cs="Arial" w:eastAsia="Arial" w:hAnsi="Arial"/>
@@ -6588,7 +6588,7 @@
             <w:pPr>
               <w:spacing w:after="20" w:before="0"/>
             </w:pPr>
-            <w:hyperlink w:history="1" r:id="rIdtn5dfaxpodk__sg-nn9kb">
+            <w:hyperlink w:history="1" r:id="rIdejfbs5o3b368t_2o3gjue">
               <w:r>
                 <w:rPr>
                   <w:rFonts w:ascii="Arial" w:cs="Arial" w:eastAsia="Arial" w:hAnsi="Arial"/>
@@ -6621,7 +6621,7 @@
               <w:spacing w:after="10" w:before="0"/>
               <w:ind w:left="120"/>
             </w:pPr>
-            <w:hyperlink w:history="1" r:id="rIdjfgddhqaafhj6aku604sc">
+            <w:hyperlink w:history="1" r:id="rId6d9_pa-74k1be-nduepdd">
               <w:r>
                 <w:rPr>
                   <w:rFonts w:ascii="Arial" w:cs="Arial" w:eastAsia="Arial" w:hAnsi="Arial"/>
@@ -6666,7 +6666,7 @@
             <w:pPr>
               <w:spacing w:after="20" w:before="0"/>
             </w:pPr>
-            <w:hyperlink w:history="1" r:id="rIdkbnmpwnqlvwhzcrgxn35c">
+            <w:hyperlink w:history="1" r:id="rIdd42bgpahrzt37jzwuy3y2">
               <w:r>
                 <w:rPr>
                   <w:rFonts w:ascii="Arial" w:cs="Arial" w:eastAsia="Arial" w:hAnsi="Arial"/>
@@ -6699,7 +6699,7 @@
               <w:spacing w:after="10" w:before="0"/>
               <w:ind w:left="120"/>
             </w:pPr>
-            <w:hyperlink w:history="1" r:id="rIde2w511j_y6z75tz1wenza">
+            <w:hyperlink w:history="1" r:id="rIdzdwlv5tmj4j51aaq_vqla">
               <w:r>
                 <w:rPr>
                   <w:rFonts w:ascii="Arial" w:cs="Arial" w:eastAsia="Arial" w:hAnsi="Arial"/>
@@ -6894,7 +6894,7 @@
             <w:pPr>
               <w:spacing w:after="20" w:before="0"/>
             </w:pPr>
-            <w:hyperlink w:history="1" r:id="rIdgo3wdc0mzyfezh9g9re_8">
+            <w:hyperlink w:history="1" r:id="rIdsli2w6byf_jwt8bdzkuxq">
               <w:r>
                 <w:rPr>
                   <w:rFonts w:ascii="Arial" w:cs="Arial" w:eastAsia="Arial" w:hAnsi="Arial"/>
@@ -6927,7 +6927,7 @@
               <w:spacing w:after="10" w:before="0"/>
               <w:ind w:left="120"/>
             </w:pPr>
-            <w:hyperlink w:history="1" r:id="rIdmou5_tooqzo30hpd00oiz">
+            <w:hyperlink w:history="1" r:id="rIdbu7ew3sqpvwwtxbpbtmu5">
               <w:r>
                 <w:rPr>
                   <w:rFonts w:ascii="Arial" w:cs="Arial" w:eastAsia="Arial" w:hAnsi="Arial"/>
@@ -6972,7 +6972,7 @@
             <w:pPr>
               <w:spacing w:after="20" w:before="0"/>
             </w:pPr>
-            <w:hyperlink w:history="1" r:id="rIdj6gv6cl-ic-gf2j2j1k6t">
+            <w:hyperlink w:history="1" r:id="rIdxp13d4nll8gv7qv6yzkqi">
               <w:r>
                 <w:rPr>
                   <w:rFonts w:ascii="Arial" w:cs="Arial" w:eastAsia="Arial" w:hAnsi="Arial"/>
@@ -7005,7 +7005,7 @@
               <w:spacing w:after="10" w:before="0"/>
               <w:ind w:left="120"/>
             </w:pPr>
-            <w:hyperlink w:history="1" r:id="rIdiag46zl5f04yoyj9qhvup">
+            <w:hyperlink w:history="1" r:id="rIdjk9pgzjggdb8vqy8kbkhy">
               <w:r>
                 <w:rPr>
                   <w:rFonts w:ascii="Arial" w:cs="Arial" w:eastAsia="Arial" w:hAnsi="Arial"/>
@@ -7200,7 +7200,7 @@
             <w:pPr>
               <w:spacing w:after="20" w:before="0"/>
             </w:pPr>
-            <w:hyperlink w:history="1" r:id="rIdwj9p82ymfmj3kxcf94dfq">
+            <w:hyperlink w:history="1" r:id="rIdoano3a6ib9szrmxbhwm56">
               <w:r>
                 <w:rPr>
                   <w:rFonts w:ascii="Arial" w:cs="Arial" w:eastAsia="Arial" w:hAnsi="Arial"/>
@@ -7233,7 +7233,7 @@
               <w:spacing w:after="10" w:before="0"/>
               <w:ind w:left="120"/>
             </w:pPr>
-            <w:hyperlink w:history="1" r:id="rIdralccpbv-7jmyoqgncbpc">
+            <w:hyperlink w:history="1" r:id="rIdgvk9dy9ikfcrnm903gsvq">
               <w:r>
                 <w:rPr>
                   <w:rFonts w:ascii="Arial" w:cs="Arial" w:eastAsia="Arial" w:hAnsi="Arial"/>
@@ -7278,7 +7278,7 @@
             <w:pPr>
               <w:spacing w:after="20" w:before="0"/>
             </w:pPr>
-            <w:hyperlink w:history="1" r:id="rIdan9wlf4a_ytvvqtqzr7zx">
+            <w:hyperlink w:history="1" r:id="rId7b-rzdg_vl8_og8ohb8xy">
               <w:r>
                 <w:rPr>
                   <w:rFonts w:ascii="Arial" w:cs="Arial" w:eastAsia="Arial" w:hAnsi="Arial"/>
@@ -7311,7 +7311,7 @@
               <w:spacing w:after="10" w:before="0"/>
               <w:ind w:left="120"/>
             </w:pPr>
-            <w:hyperlink w:history="1" r:id="rIdr-fudr5tdvovfw7yzcld6">
+            <w:hyperlink w:history="1" r:id="rId6_5z2lylztzmgthgryn6h">
               <w:r>
                 <w:rPr>
                   <w:rFonts w:ascii="Arial" w:cs="Arial" w:eastAsia="Arial" w:hAnsi="Arial"/>
@@ -7506,7 +7506,7 @@
             <w:pPr>
               <w:spacing w:after="20" w:before="0"/>
             </w:pPr>
-            <w:hyperlink w:history="1" r:id="rIdx4syibfiyz8q30r7f0ydz">
+            <w:hyperlink w:history="1" r:id="rIdkwtxuhitqqocg4msl6tmt">
               <w:r>
                 <w:rPr>
                   <w:rFonts w:ascii="Arial" w:cs="Arial" w:eastAsia="Arial" w:hAnsi="Arial"/>
@@ -7539,7 +7539,7 @@
               <w:spacing w:after="10" w:before="0"/>
               <w:ind w:left="120"/>
             </w:pPr>
-            <w:hyperlink w:history="1" r:id="rIdbouy7jvssif_r5-rd3-ag">
+            <w:hyperlink w:history="1" r:id="rIdquuzwul89q5acrehzrfaf">
               <w:r>
                 <w:rPr>
                   <w:rFonts w:ascii="Arial" w:cs="Arial" w:eastAsia="Arial" w:hAnsi="Arial"/>
@@ -7584,7 +7584,7 @@
             <w:pPr>
               <w:spacing w:after="20" w:before="0"/>
             </w:pPr>
-            <w:hyperlink w:history="1" r:id="rIdtyejictdumirg7y_2j2pq">
+            <w:hyperlink w:history="1" r:id="rIdbcheqckhh6aunp8ooljuu">
               <w:r>
                 <w:rPr>
                   <w:rFonts w:ascii="Arial" w:cs="Arial" w:eastAsia="Arial" w:hAnsi="Arial"/>
@@ -7617,7 +7617,7 @@
               <w:spacing w:after="10" w:before="0"/>
               <w:ind w:left="120"/>
             </w:pPr>
-            <w:hyperlink w:history="1" r:id="rIddeg7c6sfew3cjcmrp_7hq">
+            <w:hyperlink w:history="1" r:id="rIds5jfl9kaoeo839gchcrnt">
               <w:r>
                 <w:rPr>
                   <w:rFonts w:ascii="Arial" w:cs="Arial" w:eastAsia="Arial" w:hAnsi="Arial"/>
@@ -9056,32 +9056,32 @@
         <w:tc>
           <w:tcPr>
             <w:tcW w:type="dxa" w:w="1520"/>
-            <w:shd w:fill="F2F2F2" w:color="auto" w:val="clear"/>
-            <w:tcMar>
-              <w:top w:type="dxa" w:w="60"/>
-              <w:left w:type="dxa" w:w="120"/>
-              <w:bottom w:type="dxa" w:w="60"/>
-              <w:right w:type="dxa" w:w="120"/>
-            </w:tcMar>
-            <w:vAlign w:val="top"/>
-          </w:tcPr>
-          <w:p>
-            <w:pPr>
-              <w:spacing w:after="40" w:before="0"/>
-              <w:jc w:val="left"/>
-            </w:pPr>
-            <w:r>
-              <w:rPr>
-                <w:rFonts w:ascii="Arial" w:cs="Arial" w:eastAsia="Arial" w:hAnsi="Arial"/>
-                <w:b/>
-                <w:bCs/>
-                <w:i w:val="false"/>
-                <w:iCs w:val="false"/>
-                <w:color w:val="000000"/>
-                <w:sz w:val="18"/>
-                <w:szCs w:val="18"/>
-              </w:rPr>
-              <w:t xml:space="preserve">Phase 1 — Predict</w:t>
+            <w:shd w:fill="EAD1F5" w:color="auto" w:val="clear"/>
+            <w:tcMar>
+              <w:top w:type="dxa" w:w="60"/>
+              <w:left w:type="dxa" w:w="120"/>
+              <w:bottom w:type="dxa" w:w="60"/>
+              <w:right w:type="dxa" w:w="120"/>
+            </w:tcMar>
+            <w:vAlign w:val="top"/>
+          </w:tcPr>
+          <w:p>
+            <w:pPr>
+              <w:spacing w:after="40" w:before="0"/>
+              <w:jc w:val="left"/>
+            </w:pPr>
+            <w:r>
+              <w:rPr>
+                <w:rFonts w:ascii="Arial" w:cs="Arial" w:eastAsia="Arial" w:hAnsi="Arial"/>
+                <w:b/>
+                <w:bCs/>
+                <w:i w:val="false"/>
+                <w:iCs w:val="false"/>
+                <w:color w:val="000000"/>
+                <w:sz w:val="18"/>
+                <w:szCs w:val="18"/>
+              </w:rPr>
+              <w:t xml:space="preserve">Predict Phase</w:t>
             </w:r>
           </w:p>
           <w:p>
@@ -9104,7 +9104,7 @@
             <w:pPr>
               <w:spacing w:after="20" w:before="0"/>
             </w:pPr>
-            <w:hyperlink w:history="1" r:id="rIdlesp5syhq7axovsvjssaa">
+            <w:hyperlink w:history="1" r:id="rIdszgfw-unnl4w2vygzz6qn">
               <w:r>
                 <w:rPr>
                   <w:rFonts w:ascii="Arial" w:cs="Arial" w:eastAsia="Arial" w:hAnsi="Arial"/>
@@ -9137,7 +9137,7 @@
               <w:spacing w:after="10" w:before="0"/>
               <w:ind w:left="120"/>
             </w:pPr>
-            <w:hyperlink w:history="1" r:id="rId9gdrhqbdkypzhnfykb9ih">
+            <w:hyperlink w:history="1" r:id="rIdoszecazmux1uuxknjjxzy">
               <w:r>
                 <w:rPr>
                   <w:rFonts w:ascii="Arial" w:cs="Arial" w:eastAsia="Arial" w:hAnsi="Arial"/>
@@ -9182,7 +9182,7 @@
             <w:pPr>
               <w:spacing w:after="20" w:before="0"/>
             </w:pPr>
-            <w:hyperlink w:history="1" r:id="rIduvcb_1wnfdue0xjemfllb">
+            <w:hyperlink w:history="1" r:id="rIdqh41ln4ci2px-ec-wupon">
               <w:r>
                 <w:rPr>
                   <w:rFonts w:ascii="Arial" w:cs="Arial" w:eastAsia="Arial" w:hAnsi="Arial"/>
@@ -9215,7 +9215,7 @@
               <w:spacing w:after="10" w:before="0"/>
               <w:ind w:left="120"/>
             </w:pPr>
-            <w:hyperlink w:history="1" r:id="rId2x1rr1neu-_nuf_xs9ant">
+            <w:hyperlink w:history="1" r:id="rIdzd-inzclhn6rf1dr0-mi8">
               <w:r>
                 <w:rPr>
                   <w:rFonts w:ascii="Arial" w:cs="Arial" w:eastAsia="Arial" w:hAnsi="Arial"/>
@@ -9362,32 +9362,32 @@
         <w:tc>
           <w:tcPr>
             <w:tcW w:type="dxa" w:w="1520"/>
-            <w:shd w:fill="F2F2F2" w:color="auto" w:val="clear"/>
-            <w:tcMar>
-              <w:top w:type="dxa" w:w="60"/>
-              <w:left w:type="dxa" w:w="120"/>
-              <w:bottom w:type="dxa" w:w="60"/>
-              <w:right w:type="dxa" w:w="120"/>
-            </w:tcMar>
-            <w:vAlign w:val="top"/>
-          </w:tcPr>
-          <w:p>
-            <w:pPr>
-              <w:spacing w:after="40" w:before="0"/>
-              <w:jc w:val="left"/>
-            </w:pPr>
-            <w:r>
-              <w:rPr>
-                <w:rFonts w:ascii="Arial" w:cs="Arial" w:eastAsia="Arial" w:hAnsi="Arial"/>
-                <w:b/>
-                <w:bCs/>
-                <w:i w:val="false"/>
-                <w:iCs w:val="false"/>
-                <w:color w:val="000000"/>
-                <w:sz w:val="18"/>
-                <w:szCs w:val="18"/>
-              </w:rPr>
-              <w:t xml:space="preserve">Phase 2 — Observe</w:t>
+            <w:shd w:fill="D9EEF1" w:color="auto" w:val="clear"/>
+            <w:tcMar>
+              <w:top w:type="dxa" w:w="60"/>
+              <w:left w:type="dxa" w:w="120"/>
+              <w:bottom w:type="dxa" w:w="60"/>
+              <w:right w:type="dxa" w:w="120"/>
+            </w:tcMar>
+            <w:vAlign w:val="top"/>
+          </w:tcPr>
+          <w:p>
+            <w:pPr>
+              <w:spacing w:after="40" w:before="0"/>
+              <w:jc w:val="left"/>
+            </w:pPr>
+            <w:r>
+              <w:rPr>
+                <w:rFonts w:ascii="Arial" w:cs="Arial" w:eastAsia="Arial" w:hAnsi="Arial"/>
+                <w:b/>
+                <w:bCs/>
+                <w:i w:val="false"/>
+                <w:iCs w:val="false"/>
+                <w:color w:val="000000"/>
+                <w:sz w:val="18"/>
+                <w:szCs w:val="18"/>
+              </w:rPr>
+              <w:t xml:space="preserve">Observe Phase</w:t>
             </w:r>
           </w:p>
           <w:p>
@@ -9410,7 +9410,7 @@
             <w:pPr>
               <w:spacing w:after="20" w:before="0"/>
             </w:pPr>
-            <w:hyperlink w:history="1" r:id="rIdreyv3fyafxqphy50gbdio">
+            <w:hyperlink w:history="1" r:id="rId3e1p1easyvq6asju84cyg">
               <w:r>
                 <w:rPr>
                   <w:rFonts w:ascii="Arial" w:cs="Arial" w:eastAsia="Arial" w:hAnsi="Arial"/>
@@ -9443,7 +9443,7 @@
               <w:spacing w:after="10" w:before="0"/>
               <w:ind w:left="120"/>
             </w:pPr>
-            <w:hyperlink w:history="1" r:id="rIdauecnxequuf-pmz0av7_0">
+            <w:hyperlink w:history="1" r:id="rIdrcuv4keoi_rxi6eh0jgm3">
               <w:r>
                 <w:rPr>
                   <w:rFonts w:ascii="Arial" w:cs="Arial" w:eastAsia="Arial" w:hAnsi="Arial"/>
@@ -9488,7 +9488,7 @@
             <w:pPr>
               <w:spacing w:after="20" w:before="0"/>
             </w:pPr>
-            <w:hyperlink w:history="1" r:id="rIdfeezm4wrgyr2zg8uk33qd">
+            <w:hyperlink w:history="1" r:id="rIdwo8omf6cix8jufvqs7yjd">
               <w:r>
                 <w:rPr>
                   <w:rFonts w:ascii="Arial" w:cs="Arial" w:eastAsia="Arial" w:hAnsi="Arial"/>
@@ -9521,7 +9521,7 @@
               <w:spacing w:after="10" w:before="0"/>
               <w:ind w:left="120"/>
             </w:pPr>
-            <w:hyperlink w:history="1" r:id="rIdbuuzkbpiefqf6j0fxtcda">
+            <w:hyperlink w:history="1" r:id="rId07s67ryg0voriygl7iexi">
               <w:r>
                 <w:rPr>
                   <w:rFonts w:ascii="Arial" w:cs="Arial" w:eastAsia="Arial" w:hAnsi="Arial"/>
@@ -9864,32 +9864,32 @@
         <w:tc>
           <w:tcPr>
             <w:tcW w:type="dxa" w:w="1520"/>
-            <w:shd w:fill="F2F2F2" w:color="auto" w:val="clear"/>
-            <w:tcMar>
-              <w:top w:type="dxa" w:w="60"/>
-              <w:left w:type="dxa" w:w="120"/>
-              <w:bottom w:type="dxa" w:w="60"/>
-              <w:right w:type="dxa" w:w="120"/>
-            </w:tcMar>
-            <w:vAlign w:val="top"/>
-          </w:tcPr>
-          <w:p>
-            <w:pPr>
-              <w:spacing w:after="40" w:before="0"/>
-              <w:jc w:val="left"/>
-            </w:pPr>
-            <w:r>
-              <w:rPr>
-                <w:rFonts w:ascii="Arial" w:cs="Arial" w:eastAsia="Arial" w:hAnsi="Arial"/>
-                <w:b/>
-                <w:bCs/>
-                <w:i w:val="false"/>
-                <w:iCs w:val="false"/>
-                <w:color w:val="000000"/>
-                <w:sz w:val="18"/>
-                <w:szCs w:val="18"/>
-              </w:rPr>
-              <w:t xml:space="preserve">Phase 3 — Explain</w:t>
+            <w:shd w:fill="E2EFDA" w:color="auto" w:val="clear"/>
+            <w:tcMar>
+              <w:top w:type="dxa" w:w="60"/>
+              <w:left w:type="dxa" w:w="120"/>
+              <w:bottom w:type="dxa" w:w="60"/>
+              <w:right w:type="dxa" w:w="120"/>
+            </w:tcMar>
+            <w:vAlign w:val="top"/>
+          </w:tcPr>
+          <w:p>
+            <w:pPr>
+              <w:spacing w:after="40" w:before="0"/>
+              <w:jc w:val="left"/>
+            </w:pPr>
+            <w:r>
+              <w:rPr>
+                <w:rFonts w:ascii="Arial" w:cs="Arial" w:eastAsia="Arial" w:hAnsi="Arial"/>
+                <w:b/>
+                <w:bCs/>
+                <w:i w:val="false"/>
+                <w:iCs w:val="false"/>
+                <w:color w:val="000000"/>
+                <w:sz w:val="18"/>
+                <w:szCs w:val="18"/>
+              </w:rPr>
+              <w:t xml:space="preserve">Explain Phase</w:t>
             </w:r>
           </w:p>
           <w:p>
@@ -9912,7 +9912,7 @@
             <w:pPr>
               <w:spacing w:after="20" w:before="0"/>
             </w:pPr>
-            <w:hyperlink w:history="1" r:id="rId1ukbdt-qy7shgmic5q1wd">
+            <w:hyperlink w:history="1" r:id="rIdecnfttxp_tdrw97ehd2z8">
               <w:r>
                 <w:rPr>
                   <w:rFonts w:ascii="Arial" w:cs="Arial" w:eastAsia="Arial" w:hAnsi="Arial"/>
@@ -9945,7 +9945,7 @@
               <w:spacing w:after="10" w:before="0"/>
               <w:ind w:left="120"/>
             </w:pPr>
-            <w:hyperlink w:history="1" r:id="rIdl5dqmgcrepyapaswqr2rq">
+            <w:hyperlink w:history="1" r:id="rIdvsmue8exo1mghkxvwtbuu">
               <w:r>
                 <w:rPr>
                   <w:rFonts w:ascii="Arial" w:cs="Arial" w:eastAsia="Arial" w:hAnsi="Arial"/>
@@ -9990,7 +9990,7 @@
             <w:pPr>
               <w:spacing w:after="20" w:before="0"/>
             </w:pPr>
-            <w:hyperlink w:history="1" r:id="rIdllhwckfcqhk3xzxcyuh3f">
+            <w:hyperlink w:history="1" r:id="rId_3wytvvwiddvxwkk163as">
               <w:r>
                 <w:rPr>
                   <w:rFonts w:ascii="Arial" w:cs="Arial" w:eastAsia="Arial" w:hAnsi="Arial"/>
@@ -10023,7 +10023,7 @@
               <w:spacing w:after="10" w:before="0"/>
               <w:ind w:left="120"/>
             </w:pPr>
-            <w:hyperlink w:history="1" r:id="rIdfy61ztf8dgvatl7z81tbq">
+            <w:hyperlink w:history="1" r:id="rIdk14hho5gvhaa4qv0cn1tu">
               <w:r>
                 <w:rPr>
                   <w:rFonts w:ascii="Arial" w:cs="Arial" w:eastAsia="Arial" w:hAnsi="Arial"/>
@@ -10246,32 +10246,32 @@
         <w:tc>
           <w:tcPr>
             <w:tcW w:type="dxa" w:w="1520"/>
-            <w:shd w:fill="F2F2F2" w:color="auto" w:val="clear"/>
-            <w:tcMar>
-              <w:top w:type="dxa" w:w="60"/>
-              <w:left w:type="dxa" w:w="120"/>
-              <w:bottom w:type="dxa" w:w="60"/>
-              <w:right w:type="dxa" w:w="120"/>
-            </w:tcMar>
-            <w:vAlign w:val="top"/>
-          </w:tcPr>
-          <w:p>
-            <w:pPr>
-              <w:spacing w:after="40" w:before="0"/>
-              <w:jc w:val="left"/>
-            </w:pPr>
-            <w:r>
-              <w:rPr>
-                <w:rFonts w:ascii="Arial" w:cs="Arial" w:eastAsia="Arial" w:hAnsi="Arial"/>
-                <w:b/>
-                <w:bCs/>
-                <w:i w:val="false"/>
-                <w:iCs w:val="false"/>
-                <w:color w:val="000000"/>
-                <w:sz w:val="18"/>
-                <w:szCs w:val="18"/>
-              </w:rPr>
-              <w:t xml:space="preserve">Phase 4 — Driving Question Board (DQB) Update</w:t>
+            <w:shd w:fill="FCE4D6" w:color="auto" w:val="clear"/>
+            <w:tcMar>
+              <w:top w:type="dxa" w:w="60"/>
+              <w:left w:type="dxa" w:w="120"/>
+              <w:bottom w:type="dxa" w:w="60"/>
+              <w:right w:type="dxa" w:w="120"/>
+            </w:tcMar>
+            <w:vAlign w:val="top"/>
+          </w:tcPr>
+          <w:p>
+            <w:pPr>
+              <w:spacing w:after="40" w:before="0"/>
+              <w:jc w:val="left"/>
+            </w:pPr>
+            <w:r>
+              <w:rPr>
+                <w:rFonts w:ascii="Arial" w:cs="Arial" w:eastAsia="Arial" w:hAnsi="Arial"/>
+                <w:b/>
+                <w:bCs/>
+                <w:i w:val="false"/>
+                <w:iCs w:val="false"/>
+                <w:color w:val="000000"/>
+                <w:sz w:val="18"/>
+                <w:szCs w:val="18"/>
+              </w:rPr>
+              <w:t xml:space="preserve">Driving Question Board (DQB) Creation</w:t>
             </w:r>
           </w:p>
           <w:p>
@@ -10294,7 +10294,7 @@
             <w:pPr>
               <w:spacing w:after="20" w:before="0"/>
             </w:pPr>
-            <w:hyperlink w:history="1" r:id="rIdkug8d0e1ghr6vi7mzxvad">
+            <w:hyperlink w:history="1" r:id="rIdxdeyw-uehxha-b2nyqy6y">
               <w:r>
                 <w:rPr>
                   <w:rFonts w:ascii="Arial" w:cs="Arial" w:eastAsia="Arial" w:hAnsi="Arial"/>
@@ -10327,7 +10327,7 @@
               <w:spacing w:after="10" w:before="0"/>
               <w:ind w:left="120"/>
             </w:pPr>
-            <w:hyperlink w:history="1" r:id="rIdgditebzkynlafreqtn31_">
+            <w:hyperlink w:history="1" r:id="rIdg-oujrsekjwgljgjfluz6">
               <w:r>
                 <w:rPr>
                   <w:rFonts w:ascii="Arial" w:cs="Arial" w:eastAsia="Arial" w:hAnsi="Arial"/>
@@ -10372,7 +10372,7 @@
             <w:pPr>
               <w:spacing w:after="20" w:before="0"/>
             </w:pPr>
-            <w:hyperlink w:history="1" r:id="rIdtwaz77fyfs0b05smcvdnb">
+            <w:hyperlink w:history="1" r:id="rId8bahxy1je_q85qfszpne6">
               <w:r>
                 <w:rPr>
                   <w:rFonts w:ascii="Arial" w:cs="Arial" w:eastAsia="Arial" w:hAnsi="Arial"/>
@@ -10405,7 +10405,7 @@
               <w:spacing w:after="10" w:before="0"/>
               <w:ind w:left="120"/>
             </w:pPr>
-            <w:hyperlink w:history="1" r:id="rIdp9knlyqvk7vgrgozdkfin">
+            <w:hyperlink w:history="1" r:id="rIdycsg449iygteudm8wjoau">
               <w:r>
                 <w:rPr>
                   <w:rFonts w:ascii="Arial" w:cs="Arial" w:eastAsia="Arial" w:hAnsi="Arial"/>
@@ -10552,32 +10552,32 @@
         <w:tc>
           <w:tcPr>
             <w:tcW w:type="dxa" w:w="1520"/>
-            <w:shd w:fill="F2F2F2" w:color="auto" w:val="clear"/>
-            <w:tcMar>
-              <w:top w:type="dxa" w:w="60"/>
-              <w:left w:type="dxa" w:w="120"/>
-              <w:bottom w:type="dxa" w:w="60"/>
-              <w:right w:type="dxa" w:w="120"/>
-            </w:tcMar>
-            <w:vAlign w:val="top"/>
-          </w:tcPr>
-          <w:p>
-            <w:pPr>
-              <w:spacing w:after="40" w:before="0"/>
-              <w:jc w:val="left"/>
-            </w:pPr>
-            <w:r>
-              <w:rPr>
-                <w:rFonts w:ascii="Arial" w:cs="Arial" w:eastAsia="Arial" w:hAnsi="Arial"/>
-                <w:b/>
-                <w:bCs/>
-                <w:i w:val="false"/>
-                <w:iCs w:val="false"/>
-                <w:color w:val="000000"/>
-                <w:sz w:val="18"/>
-                <w:szCs w:val="18"/>
-              </w:rPr>
-              <w:t xml:space="preserve">Phase 5 — Model Building</w:t>
+            <w:shd w:fill="D5E8F0" w:color="auto" w:val="clear"/>
+            <w:tcMar>
+              <w:top w:type="dxa" w:w="60"/>
+              <w:left w:type="dxa" w:w="120"/>
+              <w:bottom w:type="dxa" w:w="60"/>
+              <w:right w:type="dxa" w:w="120"/>
+            </w:tcMar>
+            <w:vAlign w:val="top"/>
+          </w:tcPr>
+          <w:p>
+            <w:pPr>
+              <w:spacing w:after="40" w:before="0"/>
+              <w:jc w:val="left"/>
+            </w:pPr>
+            <w:r>
+              <w:rPr>
+                <w:rFonts w:ascii="Arial" w:cs="Arial" w:eastAsia="Arial" w:hAnsi="Arial"/>
+                <w:b/>
+                <w:bCs/>
+                <w:i w:val="false"/>
+                <w:iCs w:val="false"/>
+                <w:color w:val="000000"/>
+                <w:sz w:val="18"/>
+                <w:szCs w:val="18"/>
+              </w:rPr>
+              <w:t xml:space="preserve">Model Building Phase</w:t>
             </w:r>
           </w:p>
           <w:p>
@@ -10600,7 +10600,7 @@
             <w:pPr>
               <w:spacing w:after="20" w:before="0"/>
             </w:pPr>
-            <w:hyperlink w:history="1" r:id="rIdcppnymx7ayudw-hvevqal">
+            <w:hyperlink w:history="1" r:id="rIdthbg8pfdn4npahu3x9ncb">
               <w:r>
                 <w:rPr>
                   <w:rFonts w:ascii="Arial" w:cs="Arial" w:eastAsia="Arial" w:hAnsi="Arial"/>
@@ -10633,7 +10633,7 @@
               <w:spacing w:after="10" w:before="0"/>
               <w:ind w:left="120"/>
             </w:pPr>
-            <w:hyperlink w:history="1" r:id="rIdkas0z5u2wehiaeriqma9q">
+            <w:hyperlink w:history="1" r:id="rIdopnbl_wgys6vuyn6xrezx">
               <w:r>
                 <w:rPr>
                   <w:rFonts w:ascii="Arial" w:cs="Arial" w:eastAsia="Arial" w:hAnsi="Arial"/>
@@ -10678,7 +10678,7 @@
             <w:pPr>
               <w:spacing w:after="20" w:before="0"/>
             </w:pPr>
-            <w:hyperlink w:history="1" r:id="rIdtmkzmtiqavehigqzchrcl">
+            <w:hyperlink w:history="1" r:id="rIdionvhedqipncrel9avd7q">
               <w:r>
                 <w:rPr>
                   <w:rFonts w:ascii="Arial" w:cs="Arial" w:eastAsia="Arial" w:hAnsi="Arial"/>
@@ -10711,7 +10711,7 @@
               <w:spacing w:after="10" w:before="0"/>
               <w:ind w:left="120"/>
             </w:pPr>
-            <w:hyperlink w:history="1" r:id="rIdmfldqwdwu1b7fwhy96n4d">
+            <w:hyperlink w:history="1" r:id="rIda0zrlzojuxhp9xmwuewrk">
               <w:r>
                 <w:rPr>
                   <w:rFonts w:ascii="Arial" w:cs="Arial" w:eastAsia="Arial" w:hAnsi="Arial"/>
@@ -12150,32 +12150,32 @@
         <w:tc>
           <w:tcPr>
             <w:tcW w:type="dxa" w:w="1520"/>
-            <w:shd w:fill="F2F2F2" w:color="auto" w:val="clear"/>
-            <w:tcMar>
-              <w:top w:type="dxa" w:w="60"/>
-              <w:left w:type="dxa" w:w="120"/>
-              <w:bottom w:type="dxa" w:w="60"/>
-              <w:right w:type="dxa" w:w="120"/>
-            </w:tcMar>
-            <w:vAlign w:val="top"/>
-          </w:tcPr>
-          <w:p>
-            <w:pPr>
-              <w:spacing w:after="40" w:before="0"/>
-              <w:jc w:val="left"/>
-            </w:pPr>
-            <w:r>
-              <w:rPr>
-                <w:rFonts w:ascii="Arial" w:cs="Arial" w:eastAsia="Arial" w:hAnsi="Arial"/>
-                <w:b/>
-                <w:bCs/>
-                <w:i w:val="false"/>
-                <w:iCs w:val="false"/>
-                <w:color w:val="000000"/>
-                <w:sz w:val="18"/>
-                <w:szCs w:val="18"/>
-              </w:rPr>
-              <w:t xml:space="preserve">Phase 1 — Predict (≈ 12 minutes)</w:t>
+            <w:shd w:fill="EAD1F5" w:color="auto" w:val="clear"/>
+            <w:tcMar>
+              <w:top w:type="dxa" w:w="60"/>
+              <w:left w:type="dxa" w:w="120"/>
+              <w:bottom w:type="dxa" w:w="60"/>
+              <w:right w:type="dxa" w:w="120"/>
+            </w:tcMar>
+            <w:vAlign w:val="top"/>
+          </w:tcPr>
+          <w:p>
+            <w:pPr>
+              <w:spacing w:after="40" w:before="0"/>
+              <w:jc w:val="left"/>
+            </w:pPr>
+            <w:r>
+              <w:rPr>
+                <w:rFonts w:ascii="Arial" w:cs="Arial" w:eastAsia="Arial" w:hAnsi="Arial"/>
+                <w:b/>
+                <w:bCs/>
+                <w:i w:val="false"/>
+                <w:iCs w:val="false"/>
+                <w:color w:val="000000"/>
+                <w:sz w:val="18"/>
+                <w:szCs w:val="18"/>
+              </w:rPr>
+              <w:t xml:space="preserve">Predict Phase</w:t>
             </w:r>
           </w:p>
           <w:p>
@@ -12198,7 +12198,7 @@
             <w:pPr>
               <w:spacing w:after="20" w:before="0"/>
             </w:pPr>
-            <w:hyperlink w:history="1" r:id="rIdui8zmeszjf9moz07hvkdt">
+            <w:hyperlink w:history="1" r:id="rIdi8slyuyksbaqlug1zg6j5">
               <w:r>
                 <w:rPr>
                   <w:rFonts w:ascii="Arial" w:cs="Arial" w:eastAsia="Arial" w:hAnsi="Arial"/>
@@ -12231,7 +12231,7 @@
               <w:spacing w:after="10" w:before="0"/>
               <w:ind w:left="120"/>
             </w:pPr>
-            <w:hyperlink w:history="1" r:id="rIdhrpkcysgtp3iestdnogbv">
+            <w:hyperlink w:history="1" r:id="rIdjnwvsqufqqhzxlxzpuhkd">
               <w:r>
                 <w:rPr>
                   <w:rFonts w:ascii="Arial" w:cs="Arial" w:eastAsia="Arial" w:hAnsi="Arial"/>
@@ -12276,7 +12276,7 @@
             <w:pPr>
               <w:spacing w:after="20" w:before="0"/>
             </w:pPr>
-            <w:hyperlink w:history="1" r:id="rIdwc3jbrl_agecdw7stddb7">
+            <w:hyperlink w:history="1" r:id="rId0uxumuwhzcerupgdt-zzq">
               <w:r>
                 <w:rPr>
                   <w:rFonts w:ascii="Arial" w:cs="Arial" w:eastAsia="Arial" w:hAnsi="Arial"/>
@@ -12309,7 +12309,7 @@
               <w:spacing w:after="10" w:before="0"/>
               <w:ind w:left="120"/>
             </w:pPr>
-            <w:hyperlink w:history="1" r:id="rId1_xj1wbkp7gdjlj79pqyv">
+            <w:hyperlink w:history="1" r:id="rIdkyof7ykbq2ffs7mi6l8ew">
               <w:r>
                 <w:rPr>
                   <w:rFonts w:ascii="Arial" w:cs="Arial" w:eastAsia="Arial" w:hAnsi="Arial"/>
@@ -12456,32 +12456,32 @@
         <w:tc>
           <w:tcPr>
             <w:tcW w:type="dxa" w:w="1520"/>
-            <w:shd w:fill="F2F2F2" w:color="auto" w:val="clear"/>
-            <w:tcMar>
-              <w:top w:type="dxa" w:w="60"/>
-              <w:left w:type="dxa" w:w="120"/>
-              <w:bottom w:type="dxa" w:w="60"/>
-              <w:right w:type="dxa" w:w="120"/>
-            </w:tcMar>
-            <w:vAlign w:val="top"/>
-          </w:tcPr>
-          <w:p>
-            <w:pPr>
-              <w:spacing w:after="40" w:before="0"/>
-              <w:jc w:val="left"/>
-            </w:pPr>
-            <w:r>
-              <w:rPr>
-                <w:rFonts w:ascii="Arial" w:cs="Arial" w:eastAsia="Arial" w:hAnsi="Arial"/>
-                <w:b/>
-                <w:bCs/>
-                <w:i w:val="false"/>
-                <w:iCs w:val="false"/>
-                <w:color w:val="000000"/>
-                <w:sz w:val="18"/>
-                <w:szCs w:val="18"/>
-              </w:rPr>
-              <w:t xml:space="preserve">Phase 2 — Observe (≈ 20 minutes)</w:t>
+            <w:shd w:fill="D9EEF1" w:color="auto" w:val="clear"/>
+            <w:tcMar>
+              <w:top w:type="dxa" w:w="60"/>
+              <w:left w:type="dxa" w:w="120"/>
+              <w:bottom w:type="dxa" w:w="60"/>
+              <w:right w:type="dxa" w:w="120"/>
+            </w:tcMar>
+            <w:vAlign w:val="top"/>
+          </w:tcPr>
+          <w:p>
+            <w:pPr>
+              <w:spacing w:after="40" w:before="0"/>
+              <w:jc w:val="left"/>
+            </w:pPr>
+            <w:r>
+              <w:rPr>
+                <w:rFonts w:ascii="Arial" w:cs="Arial" w:eastAsia="Arial" w:hAnsi="Arial"/>
+                <w:b/>
+                <w:bCs/>
+                <w:i w:val="false"/>
+                <w:iCs w:val="false"/>
+                <w:color w:val="000000"/>
+                <w:sz w:val="18"/>
+                <w:szCs w:val="18"/>
+              </w:rPr>
+              <w:t xml:space="preserve">Observe Phase</w:t>
             </w:r>
           </w:p>
           <w:p>
@@ -12504,7 +12504,7 @@
             <w:pPr>
               <w:spacing w:after="20" w:before="0"/>
             </w:pPr>
-            <w:hyperlink w:history="1" r:id="rIdjvnicgyvwoqzttvknoxee">
+            <w:hyperlink w:history="1" r:id="rId0mnlruc5dyfeygq9mpxeu">
               <w:r>
                 <w:rPr>
                   <w:rFonts w:ascii="Arial" w:cs="Arial" w:eastAsia="Arial" w:hAnsi="Arial"/>
@@ -12537,7 +12537,7 @@
               <w:spacing w:after="10" w:before="0"/>
               <w:ind w:left="120"/>
             </w:pPr>
-            <w:hyperlink w:history="1" r:id="rId1ej35fvkimmdiiq2h90b_">
+            <w:hyperlink w:history="1" r:id="rId5nrkcbqqxuwtifmebzyyn">
               <w:r>
                 <w:rPr>
                   <w:rFonts w:ascii="Arial" w:cs="Arial" w:eastAsia="Arial" w:hAnsi="Arial"/>
@@ -12582,7 +12582,7 @@
             <w:pPr>
               <w:spacing w:after="20" w:before="0"/>
             </w:pPr>
-            <w:hyperlink w:history="1" r:id="rIdmmw3ueofunqt6ejjmcoyv">
+            <w:hyperlink w:history="1" r:id="rId4hn4vgz_7ogfdab146d1o">
               <w:r>
                 <w:rPr>
                   <w:rFonts w:ascii="Arial" w:cs="Arial" w:eastAsia="Arial" w:hAnsi="Arial"/>
@@ -12615,7 +12615,7 @@
               <w:spacing w:after="10" w:before="0"/>
               <w:ind w:left="120"/>
             </w:pPr>
-            <w:hyperlink w:history="1" r:id="rId3cgdz2q7sdwc300aebv2l">
+            <w:hyperlink w:history="1" r:id="rIdbtvfzlifpggtqj-udfrqz">
               <w:r>
                 <w:rPr>
                   <w:rFonts w:ascii="Arial" w:cs="Arial" w:eastAsia="Arial" w:hAnsi="Arial"/>
@@ -12762,32 +12762,32 @@
         <w:tc>
           <w:tcPr>
             <w:tcW w:type="dxa" w:w="1520"/>
-            <w:shd w:fill="F2F2F2" w:color="auto" w:val="clear"/>
-            <w:tcMar>
-              <w:top w:type="dxa" w:w="60"/>
-              <w:left w:type="dxa" w:w="120"/>
-              <w:bottom w:type="dxa" w:w="60"/>
-              <w:right w:type="dxa" w:w="120"/>
-            </w:tcMar>
-            <w:vAlign w:val="top"/>
-          </w:tcPr>
-          <w:p>
-            <w:pPr>
-              <w:spacing w:after="40" w:before="0"/>
-              <w:jc w:val="left"/>
-            </w:pPr>
-            <w:r>
-              <w:rPr>
-                <w:rFonts w:ascii="Arial" w:cs="Arial" w:eastAsia="Arial" w:hAnsi="Arial"/>
-                <w:b/>
-                <w:bCs/>
-                <w:i w:val="false"/>
-                <w:iCs w:val="false"/>
-                <w:color w:val="000000"/>
-                <w:sz w:val="18"/>
-                <w:szCs w:val="18"/>
-              </w:rPr>
-              <w:t xml:space="preserve">Phase 3 — Explain (≈ 22 minutes)</w:t>
+            <w:shd w:fill="E2EFDA" w:color="auto" w:val="clear"/>
+            <w:tcMar>
+              <w:top w:type="dxa" w:w="60"/>
+              <w:left w:type="dxa" w:w="120"/>
+              <w:bottom w:type="dxa" w:w="60"/>
+              <w:right w:type="dxa" w:w="120"/>
+            </w:tcMar>
+            <w:vAlign w:val="top"/>
+          </w:tcPr>
+          <w:p>
+            <w:pPr>
+              <w:spacing w:after="40" w:before="0"/>
+              <w:jc w:val="left"/>
+            </w:pPr>
+            <w:r>
+              <w:rPr>
+                <w:rFonts w:ascii="Arial" w:cs="Arial" w:eastAsia="Arial" w:hAnsi="Arial"/>
+                <w:b/>
+                <w:bCs/>
+                <w:i w:val="false"/>
+                <w:iCs w:val="false"/>
+                <w:color w:val="000000"/>
+                <w:sz w:val="18"/>
+                <w:szCs w:val="18"/>
+              </w:rPr>
+              <w:t xml:space="preserve">Explain Phase</w:t>
             </w:r>
           </w:p>
           <w:p>
@@ -12810,7 +12810,7 @@
             <w:pPr>
               <w:spacing w:after="20" w:before="0"/>
             </w:pPr>
-            <w:hyperlink w:history="1" r:id="rId6lohztusshudwlcxexnns">
+            <w:hyperlink w:history="1" r:id="rIdw2l_s3hsn3hswzkvzhnff">
               <w:r>
                 <w:rPr>
                   <w:rFonts w:ascii="Arial" w:cs="Arial" w:eastAsia="Arial" w:hAnsi="Arial"/>
@@ -12843,7 +12843,7 @@
               <w:spacing w:after="10" w:before="0"/>
               <w:ind w:left="120"/>
             </w:pPr>
-            <w:hyperlink w:history="1" r:id="rIdx7_zqehw6gzue6rpmloij">
+            <w:hyperlink w:history="1" r:id="rIdhag7nfc4vmg_irw2nrc4i">
               <w:r>
                 <w:rPr>
                   <w:rFonts w:ascii="Arial" w:cs="Arial" w:eastAsia="Arial" w:hAnsi="Arial"/>
@@ -12888,7 +12888,7 @@
             <w:pPr>
               <w:spacing w:after="20" w:before="0"/>
             </w:pPr>
-            <w:hyperlink w:history="1" r:id="rIddd8jge1qwgdn-qw8ypfxh">
+            <w:hyperlink w:history="1" r:id="rIdozj-ph4g215agxlcklegb">
               <w:r>
                 <w:rPr>
                   <w:rFonts w:ascii="Arial" w:cs="Arial" w:eastAsia="Arial" w:hAnsi="Arial"/>
@@ -12921,7 +12921,7 @@
               <w:spacing w:after="10" w:before="0"/>
               <w:ind w:left="120"/>
             </w:pPr>
-            <w:hyperlink w:history="1" r:id="rIdiwbffusrj93qb-_toe7mc">
+            <w:hyperlink w:history="1" r:id="rId0dz3mhuzavb8np-bq_t3x">
               <w:r>
                 <w:rPr>
                   <w:rFonts w:ascii="Arial" w:cs="Arial" w:eastAsia="Arial" w:hAnsi="Arial"/>
@@ -13068,32 +13068,32 @@
         <w:tc>
           <w:tcPr>
             <w:tcW w:type="dxa" w:w="1520"/>
-            <w:shd w:fill="F2F2F2" w:color="auto" w:val="clear"/>
-            <w:tcMar>
-              <w:top w:type="dxa" w:w="60"/>
-              <w:left w:type="dxa" w:w="120"/>
-              <w:bottom w:type="dxa" w:w="60"/>
-              <w:right w:type="dxa" w:w="120"/>
-            </w:tcMar>
-            <w:vAlign w:val="top"/>
-          </w:tcPr>
-          <w:p>
-            <w:pPr>
-              <w:spacing w:after="40" w:before="0"/>
-              <w:jc w:val="left"/>
-            </w:pPr>
-            <w:r>
-              <w:rPr>
-                <w:rFonts w:ascii="Arial" w:cs="Arial" w:eastAsia="Arial" w:hAnsi="Arial"/>
-                <w:b/>
-                <w:bCs/>
-                <w:i w:val="false"/>
-                <w:iCs w:val="false"/>
-                <w:color w:val="000000"/>
-                <w:sz w:val="18"/>
-                <w:szCs w:val="18"/>
-              </w:rPr>
-              <w:t xml:space="preserve">Phase 4 — Driving Question Board (DQB) Update (≈ 10 minutes)</w:t>
+            <w:shd w:fill="FCE4D6" w:color="auto" w:val="clear"/>
+            <w:tcMar>
+              <w:top w:type="dxa" w:w="60"/>
+              <w:left w:type="dxa" w:w="120"/>
+              <w:bottom w:type="dxa" w:w="60"/>
+              <w:right w:type="dxa" w:w="120"/>
+            </w:tcMar>
+            <w:vAlign w:val="top"/>
+          </w:tcPr>
+          <w:p>
+            <w:pPr>
+              <w:spacing w:after="40" w:before="0"/>
+              <w:jc w:val="left"/>
+            </w:pPr>
+            <w:r>
+              <w:rPr>
+                <w:rFonts w:ascii="Arial" w:cs="Arial" w:eastAsia="Arial" w:hAnsi="Arial"/>
+                <w:b/>
+                <w:bCs/>
+                <w:i w:val="false"/>
+                <w:iCs w:val="false"/>
+                <w:color w:val="000000"/>
+                <w:sz w:val="18"/>
+                <w:szCs w:val="18"/>
+              </w:rPr>
+              <w:t xml:space="preserve">Driving Question Board (DQB) Creation</w:t>
             </w:r>
           </w:p>
           <w:p>
@@ -13116,7 +13116,7 @@
             <w:pPr>
               <w:spacing w:after="20" w:before="0"/>
             </w:pPr>
-            <w:hyperlink w:history="1" r:id="rIdtbo_1thgo5hdqcqp6f1ad">
+            <w:hyperlink w:history="1" r:id="rIdqovi0oadxkauwds8jt-aa">
               <w:r>
                 <w:rPr>
                   <w:rFonts w:ascii="Arial" w:cs="Arial" w:eastAsia="Arial" w:hAnsi="Arial"/>
@@ -13149,7 +13149,7 @@
               <w:spacing w:after="10" w:before="0"/>
               <w:ind w:left="120"/>
             </w:pPr>
-            <w:hyperlink w:history="1" r:id="rIdg1kjld2-ghbado2jhr-bj">
+            <w:hyperlink w:history="1" r:id="rIdzbt2t0gosyhinnmyc3nxy">
               <w:r>
                 <w:rPr>
                   <w:rFonts w:ascii="Arial" w:cs="Arial" w:eastAsia="Arial" w:hAnsi="Arial"/>
@@ -13194,7 +13194,7 @@
             <w:pPr>
               <w:spacing w:after="20" w:before="0"/>
             </w:pPr>
-            <w:hyperlink w:history="1" r:id="rId11mo98b5pnhevepluh5rm">
+            <w:hyperlink w:history="1" r:id="rId0pksepnnibtiapif6--lo">
               <w:r>
                 <w:rPr>
                   <w:rFonts w:ascii="Arial" w:cs="Arial" w:eastAsia="Arial" w:hAnsi="Arial"/>
@@ -13227,7 +13227,7 @@
               <w:spacing w:after="10" w:before="0"/>
               <w:ind w:left="120"/>
             </w:pPr>
-            <w:hyperlink w:history="1" r:id="rIdwzuosowqz6yd6bzcpnknq">
+            <w:hyperlink w:history="1" r:id="rIdfid7hec8dm1mqs8d2pexe">
               <w:r>
                 <w:rPr>
                   <w:rFonts w:ascii="Arial" w:cs="Arial" w:eastAsia="Arial" w:hAnsi="Arial"/>
@@ -13374,32 +13374,32 @@
         <w:tc>
           <w:tcPr>
             <w:tcW w:type="dxa" w:w="1520"/>
-            <w:shd w:fill="F2F2F2" w:color="auto" w:val="clear"/>
-            <w:tcMar>
-              <w:top w:type="dxa" w:w="60"/>
-              <w:left w:type="dxa" w:w="120"/>
-              <w:bottom w:type="dxa" w:w="60"/>
-              <w:right w:type="dxa" w:w="120"/>
-            </w:tcMar>
-            <w:vAlign w:val="top"/>
-          </w:tcPr>
-          <w:p>
-            <w:pPr>
-              <w:spacing w:after="40" w:before="0"/>
-              <w:jc w:val="left"/>
-            </w:pPr>
-            <w:r>
-              <w:rPr>
-                <w:rFonts w:ascii="Arial" w:cs="Arial" w:eastAsia="Arial" w:hAnsi="Arial"/>
-                <w:b/>
-                <w:bCs/>
-                <w:i w:val="false"/>
-                <w:iCs w:val="false"/>
-                <w:color w:val="000000"/>
-                <w:sz w:val="18"/>
-                <w:szCs w:val="18"/>
-              </w:rPr>
-              <w:t xml:space="preserve">Phase 5 — Model Building (≈ 16 minutes)</w:t>
+            <w:shd w:fill="D5E8F0" w:color="auto" w:val="clear"/>
+            <w:tcMar>
+              <w:top w:type="dxa" w:w="60"/>
+              <w:left w:type="dxa" w:w="120"/>
+              <w:bottom w:type="dxa" w:w="60"/>
+              <w:right w:type="dxa" w:w="120"/>
+            </w:tcMar>
+            <w:vAlign w:val="top"/>
+          </w:tcPr>
+          <w:p>
+            <w:pPr>
+              <w:spacing w:after="40" w:before="0"/>
+              <w:jc w:val="left"/>
+            </w:pPr>
+            <w:r>
+              <w:rPr>
+                <w:rFonts w:ascii="Arial" w:cs="Arial" w:eastAsia="Arial" w:hAnsi="Arial"/>
+                <w:b/>
+                <w:bCs/>
+                <w:i w:val="false"/>
+                <w:iCs w:val="false"/>
+                <w:color w:val="000000"/>
+                <w:sz w:val="18"/>
+                <w:szCs w:val="18"/>
+              </w:rPr>
+              <w:t xml:space="preserve">Model Building Phase</w:t>
             </w:r>
           </w:p>
           <w:p>
@@ -13422,7 +13422,7 @@
             <w:pPr>
               <w:spacing w:after="20" w:before="0"/>
             </w:pPr>
-            <w:hyperlink w:history="1" r:id="rIdkgpfh53owdlgdwnmhou1s">
+            <w:hyperlink w:history="1" r:id="rIdbhhxb8hnededbjbrk4xp5">
               <w:r>
                 <w:rPr>
                   <w:rFonts w:ascii="Arial" w:cs="Arial" w:eastAsia="Arial" w:hAnsi="Arial"/>
@@ -13455,7 +13455,7 @@
               <w:spacing w:after="10" w:before="0"/>
               <w:ind w:left="120"/>
             </w:pPr>
-            <w:hyperlink w:history="1" r:id="rIdqwwa2trq8e8tyyf0vwobs">
+            <w:hyperlink w:history="1" r:id="rId1aenoh7qk5llq4j-fnwas">
               <w:r>
                 <w:rPr>
                   <w:rFonts w:ascii="Arial" w:cs="Arial" w:eastAsia="Arial" w:hAnsi="Arial"/>
@@ -13500,7 +13500,7 @@
             <w:pPr>
               <w:spacing w:after="20" w:before="0"/>
             </w:pPr>
-            <w:hyperlink w:history="1" r:id="rIdxiqtjbe1nxn_w15y5wbxf">
+            <w:hyperlink w:history="1" r:id="rId_xgq2-nivgdkq88juknuj">
               <w:r>
                 <w:rPr>
                   <w:rFonts w:ascii="Arial" w:cs="Arial" w:eastAsia="Arial" w:hAnsi="Arial"/>
@@ -13533,7 +13533,7 @@
               <w:spacing w:after="10" w:before="0"/>
               <w:ind w:left="120"/>
             </w:pPr>
-            <w:hyperlink w:history="1" r:id="rIdzgeukhoitcc0obnto1ufm">
+            <w:hyperlink w:history="1" r:id="rIdixrmh_lauk1vquwwekbvt">
               <w:r>
                 <w:rPr>
                   <w:rFonts w:ascii="Arial" w:cs="Arial" w:eastAsia="Arial" w:hAnsi="Arial"/>
@@ -14972,32 +14972,32 @@
         <w:tc>
           <w:tcPr>
             <w:tcW w:type="dxa" w:w="1520"/>
-            <w:shd w:fill="F2F2F2" w:color="auto" w:val="clear"/>
-            <w:tcMar>
-              <w:top w:type="dxa" w:w="60"/>
-              <w:left w:type="dxa" w:w="120"/>
-              <w:bottom w:type="dxa" w:w="60"/>
-              <w:right w:type="dxa" w:w="120"/>
-            </w:tcMar>
-            <w:vAlign w:val="top"/>
-          </w:tcPr>
-          <w:p>
-            <w:pPr>
-              <w:spacing w:after="40" w:before="0"/>
-              <w:jc w:val="left"/>
-            </w:pPr>
-            <w:r>
-              <w:rPr>
-                <w:rFonts w:ascii="Arial" w:cs="Arial" w:eastAsia="Arial" w:hAnsi="Arial"/>
-                <w:b/>
-                <w:bCs/>
-                <w:i w:val="false"/>
-                <w:iCs w:val="false"/>
-                <w:color w:val="000000"/>
-                <w:sz w:val="18"/>
-                <w:szCs w:val="18"/>
-              </w:rPr>
-              <w:t xml:space="preserve">Phase 1 — PREDICT (10 minutes)</w:t>
+            <w:shd w:fill="EAD1F5" w:color="auto" w:val="clear"/>
+            <w:tcMar>
+              <w:top w:type="dxa" w:w="60"/>
+              <w:left w:type="dxa" w:w="120"/>
+              <w:bottom w:type="dxa" w:w="60"/>
+              <w:right w:type="dxa" w:w="120"/>
+            </w:tcMar>
+            <w:vAlign w:val="top"/>
+          </w:tcPr>
+          <w:p>
+            <w:pPr>
+              <w:spacing w:after="40" w:before="0"/>
+              <w:jc w:val="left"/>
+            </w:pPr>
+            <w:r>
+              <w:rPr>
+                <w:rFonts w:ascii="Arial" w:cs="Arial" w:eastAsia="Arial" w:hAnsi="Arial"/>
+                <w:b/>
+                <w:bCs/>
+                <w:i w:val="false"/>
+                <w:iCs w:val="false"/>
+                <w:color w:val="000000"/>
+                <w:sz w:val="18"/>
+                <w:szCs w:val="18"/>
+              </w:rPr>
+              <w:t xml:space="preserve">Predict Phase</w:t>
             </w:r>
           </w:p>
           <w:p>
@@ -15020,7 +15020,7 @@
             <w:pPr>
               <w:spacing w:after="20" w:before="0"/>
             </w:pPr>
-            <w:hyperlink w:history="1" r:id="rIduus7he0_ssmtefr0spp3n">
+            <w:hyperlink w:history="1" r:id="rIdth0afsjmu_e-1o-0uc3ye">
               <w:r>
                 <w:rPr>
                   <w:rFonts w:ascii="Arial" w:cs="Arial" w:eastAsia="Arial" w:hAnsi="Arial"/>
@@ -15053,7 +15053,7 @@
               <w:spacing w:after="10" w:before="0"/>
               <w:ind w:left="120"/>
             </w:pPr>
-            <w:hyperlink w:history="1" r:id="rIdrshikkvtup6_pfwjnfhnd">
+            <w:hyperlink w:history="1" r:id="rId4foyftd8gyseltex2qz0c">
               <w:r>
                 <w:rPr>
                   <w:rFonts w:ascii="Arial" w:cs="Arial" w:eastAsia="Arial" w:hAnsi="Arial"/>
@@ -15098,7 +15098,7 @@
             <w:pPr>
               <w:spacing w:after="20" w:before="0"/>
             </w:pPr>
-            <w:hyperlink w:history="1" r:id="rId9sd8tagdoew7bm5wo8inr">
+            <w:hyperlink w:history="1" r:id="rIdbxonmhc5ybhvvp3blu0jk">
               <w:r>
                 <w:rPr>
                   <w:rFonts w:ascii="Arial" w:cs="Arial" w:eastAsia="Arial" w:hAnsi="Arial"/>
@@ -15131,7 +15131,7 @@
               <w:spacing w:after="10" w:before="0"/>
               <w:ind w:left="120"/>
             </w:pPr>
-            <w:hyperlink w:history="1" r:id="rId3i7cybhgv6xxguvzqboso">
+            <w:hyperlink w:history="1" r:id="rIdh9pnfxyx8phv0f9-ph5mm">
               <w:r>
                 <w:rPr>
                   <w:rFonts w:ascii="Arial" w:cs="Arial" w:eastAsia="Arial" w:hAnsi="Arial"/>
@@ -15278,32 +15278,32 @@
         <w:tc>
           <w:tcPr>
             <w:tcW w:type="dxa" w:w="1520"/>
-            <w:shd w:fill="F2F2F2" w:color="auto" w:val="clear"/>
-            <w:tcMar>
-              <w:top w:type="dxa" w:w="60"/>
-              <w:left w:type="dxa" w:w="120"/>
-              <w:bottom w:type="dxa" w:w="60"/>
-              <w:right w:type="dxa" w:w="120"/>
-            </w:tcMar>
-            <w:vAlign w:val="top"/>
-          </w:tcPr>
-          <w:p>
-            <w:pPr>
-              <w:spacing w:after="40" w:before="0"/>
-              <w:jc w:val="left"/>
-            </w:pPr>
-            <w:r>
-              <w:rPr>
-                <w:rFonts w:ascii="Arial" w:cs="Arial" w:eastAsia="Arial" w:hAnsi="Arial"/>
-                <w:b/>
-                <w:bCs/>
-                <w:i w:val="false"/>
-                <w:iCs w:val="false"/>
-                <w:color w:val="000000"/>
-                <w:sz w:val="18"/>
-                <w:szCs w:val="18"/>
-              </w:rPr>
-              <w:t xml:space="preserve">Phase 2 — OBSERVE: Geometric Construction and Measurement (22 minutes)</w:t>
+            <w:shd w:fill="D9EEF1" w:color="auto" w:val="clear"/>
+            <w:tcMar>
+              <w:top w:type="dxa" w:w="60"/>
+              <w:left w:type="dxa" w:w="120"/>
+              <w:bottom w:type="dxa" w:w="60"/>
+              <w:right w:type="dxa" w:w="120"/>
+            </w:tcMar>
+            <w:vAlign w:val="top"/>
+          </w:tcPr>
+          <w:p>
+            <w:pPr>
+              <w:spacing w:after="40" w:before="0"/>
+              <w:jc w:val="left"/>
+            </w:pPr>
+            <w:r>
+              <w:rPr>
+                <w:rFonts w:ascii="Arial" w:cs="Arial" w:eastAsia="Arial" w:hAnsi="Arial"/>
+                <w:b/>
+                <w:bCs/>
+                <w:i w:val="false"/>
+                <w:iCs w:val="false"/>
+                <w:color w:val="000000"/>
+                <w:sz w:val="18"/>
+                <w:szCs w:val="18"/>
+              </w:rPr>
+              <w:t xml:space="preserve">Observe Phase</w:t>
             </w:r>
           </w:p>
           <w:p>
@@ -15326,7 +15326,7 @@
             <w:pPr>
               <w:spacing w:after="20" w:before="0"/>
             </w:pPr>
-            <w:hyperlink w:history="1" r:id="rIdmwafuo9ofjnbcalvebko-">
+            <w:hyperlink w:history="1" r:id="rIdiebs3ng063k2caqus7xh6">
               <w:r>
                 <w:rPr>
                   <w:rFonts w:ascii="Arial" w:cs="Arial" w:eastAsia="Arial" w:hAnsi="Arial"/>
@@ -15359,7 +15359,7 @@
               <w:spacing w:after="10" w:before="0"/>
               <w:ind w:left="120"/>
             </w:pPr>
-            <w:hyperlink w:history="1" r:id="rIdeakmvrm4rwwhldq5gmens">
+            <w:hyperlink w:history="1" r:id="rId-ogvckaub4ux1nf5pbaj0">
               <w:r>
                 <w:rPr>
                   <w:rFonts w:ascii="Arial" w:cs="Arial" w:eastAsia="Arial" w:hAnsi="Arial"/>
@@ -15404,7 +15404,7 @@
             <w:pPr>
               <w:spacing w:after="20" w:before="0"/>
             </w:pPr>
-            <w:hyperlink w:history="1" r:id="rIdgwyvr0d0imfy-9vr04mf7">
+            <w:hyperlink w:history="1" r:id="rIdzhoab_jhr_6hzip1vqoyr">
               <w:r>
                 <w:rPr>
                   <w:rFonts w:ascii="Arial" w:cs="Arial" w:eastAsia="Arial" w:hAnsi="Arial"/>
@@ -15437,7 +15437,7 @@
               <w:spacing w:after="10" w:before="0"/>
               <w:ind w:left="120"/>
             </w:pPr>
-            <w:hyperlink w:history="1" r:id="rIda7fxja0vpw6h48pf3bwud">
+            <w:hyperlink w:history="1" r:id="rId2_xzzzfpb0qqakghwbmcn">
               <w:r>
                 <w:rPr>
                   <w:rFonts w:ascii="Arial" w:cs="Arial" w:eastAsia="Arial" w:hAnsi="Arial"/>
@@ -15584,32 +15584,32 @@
         <w:tc>
           <w:tcPr>
             <w:tcW w:type="dxa" w:w="1520"/>
-            <w:shd w:fill="F2F2F2" w:color="auto" w:val="clear"/>
-            <w:tcMar>
-              <w:top w:type="dxa" w:w="60"/>
-              <w:left w:type="dxa" w:w="120"/>
-              <w:bottom w:type="dxa" w:w="60"/>
-              <w:right w:type="dxa" w:w="120"/>
-            </w:tcMar>
-            <w:vAlign w:val="top"/>
-          </w:tcPr>
-          <w:p>
-            <w:pPr>
-              <w:spacing w:after="40" w:before="0"/>
-              <w:jc w:val="left"/>
-            </w:pPr>
-            <w:r>
-              <w:rPr>
-                <w:rFonts w:ascii="Arial" w:cs="Arial" w:eastAsia="Arial" w:hAnsi="Arial"/>
-                <w:b/>
-                <w:bCs/>
-                <w:i w:val="false"/>
-                <w:iCs w:val="false"/>
-                <w:color w:val="000000"/>
-                <w:sz w:val="18"/>
-                <w:szCs w:val="18"/>
-              </w:rPr>
-              <w:t xml:space="preserve">Phase 3 — EXPLAIN: Deriving Exact Values and Solving the Mast Problem (22 minutes)</w:t>
+            <w:shd w:fill="E2EFDA" w:color="auto" w:val="clear"/>
+            <w:tcMar>
+              <w:top w:type="dxa" w:w="60"/>
+              <w:left w:type="dxa" w:w="120"/>
+              <w:bottom w:type="dxa" w:w="60"/>
+              <w:right w:type="dxa" w:w="120"/>
+            </w:tcMar>
+            <w:vAlign w:val="top"/>
+          </w:tcPr>
+          <w:p>
+            <w:pPr>
+              <w:spacing w:after="40" w:before="0"/>
+              <w:jc w:val="left"/>
+            </w:pPr>
+            <w:r>
+              <w:rPr>
+                <w:rFonts w:ascii="Arial" w:cs="Arial" w:eastAsia="Arial" w:hAnsi="Arial"/>
+                <w:b/>
+                <w:bCs/>
+                <w:i w:val="false"/>
+                <w:iCs w:val="false"/>
+                <w:color w:val="000000"/>
+                <w:sz w:val="18"/>
+                <w:szCs w:val="18"/>
+              </w:rPr>
+              <w:t xml:space="preserve">Explain Phase</w:t>
             </w:r>
           </w:p>
           <w:p>
@@ -15632,7 +15632,7 @@
             <w:pPr>
               <w:spacing w:after="20" w:before="0"/>
             </w:pPr>
-            <w:hyperlink w:history="1" r:id="rIdi3vxbw-l3gy9yfouub8ac">
+            <w:hyperlink w:history="1" r:id="rIduloi4wnl_87eko1v7bhq0">
               <w:r>
                 <w:rPr>
                   <w:rFonts w:ascii="Arial" w:cs="Arial" w:eastAsia="Arial" w:hAnsi="Arial"/>
@@ -15665,7 +15665,7 @@
               <w:spacing w:after="10" w:before="0"/>
               <w:ind w:left="120"/>
             </w:pPr>
-            <w:hyperlink w:history="1" r:id="rId6l94kdkksxeiw4xiatrwr">
+            <w:hyperlink w:history="1" r:id="rIdwcblih1sbiuok3nqueehv">
               <w:r>
                 <w:rPr>
                   <w:rFonts w:ascii="Arial" w:cs="Arial" w:eastAsia="Arial" w:hAnsi="Arial"/>
@@ -15710,7 +15710,7 @@
             <w:pPr>
               <w:spacing w:after="20" w:before="0"/>
             </w:pPr>
-            <w:hyperlink w:history="1" r:id="rIdq3bs2gjplcmkhkbwpll71">
+            <w:hyperlink w:history="1" r:id="rIde5g9wi4rwbyocmzjqtgxu">
               <w:r>
                 <w:rPr>
                   <w:rFonts w:ascii="Arial" w:cs="Arial" w:eastAsia="Arial" w:hAnsi="Arial"/>
@@ -15743,7 +15743,7 @@
               <w:spacing w:after="10" w:before="0"/>
               <w:ind w:left="120"/>
             </w:pPr>
-            <w:hyperlink w:history="1" r:id="rIdruhm-cv8pf5m86o-eudli">
+            <w:hyperlink w:history="1" r:id="rIdemle5oclxu_ikmgjc3d1l">
               <w:r>
                 <w:rPr>
                   <w:rFonts w:ascii="Arial" w:cs="Arial" w:eastAsia="Arial" w:hAnsi="Arial"/>
@@ -15890,32 +15890,32 @@
         <w:tc>
           <w:tcPr>
             <w:tcW w:type="dxa" w:w="1520"/>
-            <w:shd w:fill="F2F2F2" w:color="auto" w:val="clear"/>
-            <w:tcMar>
-              <w:top w:type="dxa" w:w="60"/>
-              <w:left w:type="dxa" w:w="120"/>
-              <w:bottom w:type="dxa" w:w="60"/>
-              <w:right w:type="dxa" w:w="120"/>
-            </w:tcMar>
-            <w:vAlign w:val="top"/>
-          </w:tcPr>
-          <w:p>
-            <w:pPr>
-              <w:spacing w:after="40" w:before="0"/>
-              <w:jc w:val="left"/>
-            </w:pPr>
-            <w:r>
-              <w:rPr>
-                <w:rFonts w:ascii="Arial" w:cs="Arial" w:eastAsia="Arial" w:hAnsi="Arial"/>
-                <w:b/>
-                <w:bCs/>
-                <w:i w:val="false"/>
-                <w:iCs w:val="false"/>
-                <w:color w:val="000000"/>
-                <w:sz w:val="18"/>
-                <w:szCs w:val="18"/>
-              </w:rPr>
-              <w:t xml:space="preserve">Phase 4 — DRIVING QUESTION BOARD (DQB) Update (8 minutes)</w:t>
+            <w:shd w:fill="FCE4D6" w:color="auto" w:val="clear"/>
+            <w:tcMar>
+              <w:top w:type="dxa" w:w="60"/>
+              <w:left w:type="dxa" w:w="120"/>
+              <w:bottom w:type="dxa" w:w="60"/>
+              <w:right w:type="dxa" w:w="120"/>
+            </w:tcMar>
+            <w:vAlign w:val="top"/>
+          </w:tcPr>
+          <w:p>
+            <w:pPr>
+              <w:spacing w:after="40" w:before="0"/>
+              <w:jc w:val="left"/>
+            </w:pPr>
+            <w:r>
+              <w:rPr>
+                <w:rFonts w:ascii="Arial" w:cs="Arial" w:eastAsia="Arial" w:hAnsi="Arial"/>
+                <w:b/>
+                <w:bCs/>
+                <w:i w:val="false"/>
+                <w:iCs w:val="false"/>
+                <w:color w:val="000000"/>
+                <w:sz w:val="18"/>
+                <w:szCs w:val="18"/>
+              </w:rPr>
+              <w:t xml:space="preserve">Driving Question Board (DQB) Creation</w:t>
             </w:r>
           </w:p>
           <w:p>
@@ -15938,7 +15938,7 @@
             <w:pPr>
               <w:spacing w:after="20" w:before="0"/>
             </w:pPr>
-            <w:hyperlink w:history="1" r:id="rIdaeb8hntc4kbztrxrw3fec">
+            <w:hyperlink w:history="1" r:id="rId3qdvw2awur_of51z90dzk">
               <w:r>
                 <w:rPr>
                   <w:rFonts w:ascii="Arial" w:cs="Arial" w:eastAsia="Arial" w:hAnsi="Arial"/>
@@ -15971,7 +15971,7 @@
               <w:spacing w:after="10" w:before="0"/>
               <w:ind w:left="120"/>
             </w:pPr>
-            <w:hyperlink w:history="1" r:id="rIdkamvibvtqznnrstxoj4b0">
+            <w:hyperlink w:history="1" r:id="rIdp6e35d8_5usdjevzdnxry">
               <w:r>
                 <w:rPr>
                   <w:rFonts w:ascii="Arial" w:cs="Arial" w:eastAsia="Arial" w:hAnsi="Arial"/>
@@ -16016,7 +16016,7 @@
             <w:pPr>
               <w:spacing w:after="20" w:before="0"/>
             </w:pPr>
-            <w:hyperlink w:history="1" r:id="rIdi91dtuykh6g8j_tymjec5">
+            <w:hyperlink w:history="1" r:id="rIdla97sofh95rsyg8qxxka7">
               <w:r>
                 <w:rPr>
                   <w:rFonts w:ascii="Arial" w:cs="Arial" w:eastAsia="Arial" w:hAnsi="Arial"/>
@@ -16049,7 +16049,7 @@
               <w:spacing w:after="10" w:before="0"/>
               <w:ind w:left="120"/>
             </w:pPr>
-            <w:hyperlink w:history="1" r:id="rIdciz_k6gzgn-sidvhoq6sb">
+            <w:hyperlink w:history="1" r:id="rIdrvt4i_ti-f1mbee8zpxjy">
               <w:r>
                 <w:rPr>
                   <w:rFonts w:ascii="Arial" w:cs="Arial" w:eastAsia="Arial" w:hAnsi="Arial"/>
@@ -16196,32 +16196,32 @@
         <w:tc>
           <w:tcPr>
             <w:tcW w:type="dxa" w:w="1520"/>
-            <w:shd w:fill="F2F2F2" w:color="auto" w:val="clear"/>
-            <w:tcMar>
-              <w:top w:type="dxa" w:w="60"/>
-              <w:left w:type="dxa" w:w="120"/>
-              <w:bottom w:type="dxa" w:w="60"/>
-              <w:right w:type="dxa" w:w="120"/>
-            </w:tcMar>
-            <w:vAlign w:val="top"/>
-          </w:tcPr>
-          <w:p>
-            <w:pPr>
-              <w:spacing w:after="40" w:before="0"/>
-              <w:jc w:val="left"/>
-            </w:pPr>
-            <w:r>
-              <w:rPr>
-                <w:rFonts w:ascii="Arial" w:cs="Arial" w:eastAsia="Arial" w:hAnsi="Arial"/>
-                <w:b/>
-                <w:bCs/>
-                <w:i w:val="false"/>
-                <w:iCs w:val="false"/>
-                <w:color w:val="000000"/>
-                <w:sz w:val="18"/>
-                <w:szCs w:val="18"/>
-              </w:rPr>
-              <w:t xml:space="preserve">Phase 5 — MODEL BUILDING: Special-Angles Reference Card (18 minutes)</w:t>
+            <w:shd w:fill="D5E8F0" w:color="auto" w:val="clear"/>
+            <w:tcMar>
+              <w:top w:type="dxa" w:w="60"/>
+              <w:left w:type="dxa" w:w="120"/>
+              <w:bottom w:type="dxa" w:w="60"/>
+              <w:right w:type="dxa" w:w="120"/>
+            </w:tcMar>
+            <w:vAlign w:val="top"/>
+          </w:tcPr>
+          <w:p>
+            <w:pPr>
+              <w:spacing w:after="40" w:before="0"/>
+              <w:jc w:val="left"/>
+            </w:pPr>
+            <w:r>
+              <w:rPr>
+                <w:rFonts w:ascii="Arial" w:cs="Arial" w:eastAsia="Arial" w:hAnsi="Arial"/>
+                <w:b/>
+                <w:bCs/>
+                <w:i w:val="false"/>
+                <w:iCs w:val="false"/>
+                <w:color w:val="000000"/>
+                <w:sz w:val="18"/>
+                <w:szCs w:val="18"/>
+              </w:rPr>
+              <w:t xml:space="preserve">Model Building Phase</w:t>
             </w:r>
           </w:p>
           <w:p>
@@ -16244,7 +16244,7 @@
             <w:pPr>
               <w:spacing w:after="20" w:before="0"/>
             </w:pPr>
-            <w:hyperlink w:history="1" r:id="rIdgtsvoyv4bmvdxsjll9uwh">
+            <w:hyperlink w:history="1" r:id="rIdt9weltn8ntlhezoewvl1q">
               <w:r>
                 <w:rPr>
                   <w:rFonts w:ascii="Arial" w:cs="Arial" w:eastAsia="Arial" w:hAnsi="Arial"/>
@@ -16277,7 +16277,7 @@
               <w:spacing w:after="10" w:before="0"/>
               <w:ind w:left="120"/>
             </w:pPr>
-            <w:hyperlink w:history="1" r:id="rIdugzte6guvomehoxys5p9x">
+            <w:hyperlink w:history="1" r:id="rIdsfu09wcfjvmku-x259xri">
               <w:r>
                 <w:rPr>
                   <w:rFonts w:ascii="Arial" w:cs="Arial" w:eastAsia="Arial" w:hAnsi="Arial"/>
@@ -16322,7 +16322,7 @@
             <w:pPr>
               <w:spacing w:after="20" w:before="0"/>
             </w:pPr>
-            <w:hyperlink w:history="1" r:id="rIduqvgccpswy2bbfb_he5pd">
+            <w:hyperlink w:history="1" r:id="rId2iypqqkxdittjgfe-3imc">
               <w:r>
                 <w:rPr>
                   <w:rFonts w:ascii="Arial" w:cs="Arial" w:eastAsia="Arial" w:hAnsi="Arial"/>
@@ -16355,7 +16355,7 @@
               <w:spacing w:after="10" w:before="0"/>
               <w:ind w:left="120"/>
             </w:pPr>
-            <w:hyperlink w:history="1" r:id="rIdqagrdjzntv70ooqxb7_yx">
+            <w:hyperlink w:history="1" r:id="rIdjx5p09jd4qz6wgw_l1_ql">
               <w:r>
                 <w:rPr>
                   <w:rFonts w:ascii="Arial" w:cs="Arial" w:eastAsia="Arial" w:hAnsi="Arial"/>
@@ -17794,32 +17794,32 @@
         <w:tc>
           <w:tcPr>
             <w:tcW w:type="dxa" w:w="1520"/>
-            <w:shd w:fill="F2F2F2" w:color="auto" w:val="clear"/>
-            <w:tcMar>
-              <w:top w:type="dxa" w:w="60"/>
-              <w:left w:type="dxa" w:w="120"/>
-              <w:bottom w:type="dxa" w:w="60"/>
-              <w:right w:type="dxa" w:w="120"/>
-            </w:tcMar>
-            <w:vAlign w:val="top"/>
-          </w:tcPr>
-          <w:p>
-            <w:pPr>
-              <w:spacing w:after="40" w:before="0"/>
-              <w:jc w:val="left"/>
-            </w:pPr>
-            <w:r>
-              <w:rPr>
-                <w:rFonts w:ascii="Arial" w:cs="Arial" w:eastAsia="Arial" w:hAnsi="Arial"/>
-                <w:b/>
-                <w:bCs/>
-                <w:i w:val="false"/>
-                <w:iCs w:val="false"/>
-                <w:color w:val="000000"/>
-                <w:sz w:val="18"/>
-                <w:szCs w:val="18"/>
-              </w:rPr>
-              <w:t xml:space="preserve">Phase 1 — Predict (15 minutes)</w:t>
+            <w:shd w:fill="EAD1F5" w:color="auto" w:val="clear"/>
+            <w:tcMar>
+              <w:top w:type="dxa" w:w="60"/>
+              <w:left w:type="dxa" w:w="120"/>
+              <w:bottom w:type="dxa" w:w="60"/>
+              <w:right w:type="dxa" w:w="120"/>
+            </w:tcMar>
+            <w:vAlign w:val="top"/>
+          </w:tcPr>
+          <w:p>
+            <w:pPr>
+              <w:spacing w:after="40" w:before="0"/>
+              <w:jc w:val="left"/>
+            </w:pPr>
+            <w:r>
+              <w:rPr>
+                <w:rFonts w:ascii="Arial" w:cs="Arial" w:eastAsia="Arial" w:hAnsi="Arial"/>
+                <w:b/>
+                <w:bCs/>
+                <w:i w:val="false"/>
+                <w:iCs w:val="false"/>
+                <w:color w:val="000000"/>
+                <w:sz w:val="18"/>
+                <w:szCs w:val="18"/>
+              </w:rPr>
+              <w:t xml:space="preserve">Predict Phase</w:t>
             </w:r>
           </w:p>
           <w:p>
@@ -17842,7 +17842,7 @@
             <w:pPr>
               <w:spacing w:after="20" w:before="0"/>
             </w:pPr>
-            <w:hyperlink w:history="1" r:id="rIdswzp-muqwsorn3gjwgfwo">
+            <w:hyperlink w:history="1" r:id="rIdglpjqdri8_b07zddybnfa">
               <w:r>
                 <w:rPr>
                   <w:rFonts w:ascii="Arial" w:cs="Arial" w:eastAsia="Arial" w:hAnsi="Arial"/>
@@ -17875,7 +17875,7 @@
               <w:spacing w:after="10" w:before="0"/>
               <w:ind w:left="120"/>
             </w:pPr>
-            <w:hyperlink w:history="1" r:id="rIdfvulsn26bqgctoai41has">
+            <w:hyperlink w:history="1" r:id="rIdel2nii9hg-0a-v4w0aegj">
               <w:r>
                 <w:rPr>
                   <w:rFonts w:ascii="Arial" w:cs="Arial" w:eastAsia="Arial" w:hAnsi="Arial"/>
@@ -17920,7 +17920,7 @@
             <w:pPr>
               <w:spacing w:after="20" w:before="0"/>
             </w:pPr>
-            <w:hyperlink w:history="1" r:id="rIdccibgpjj7dfky18b3bhv-">
+            <w:hyperlink w:history="1" r:id="rIdgpwk0j5i4ptawky-2fuck">
               <w:r>
                 <w:rPr>
                   <w:rFonts w:ascii="Arial" w:cs="Arial" w:eastAsia="Arial" w:hAnsi="Arial"/>
@@ -17953,7 +17953,7 @@
               <w:spacing w:after="10" w:before="0"/>
               <w:ind w:left="120"/>
             </w:pPr>
-            <w:hyperlink w:history="1" r:id="rIdn7_nfc3vrmxsgpdsfgc6p">
+            <w:hyperlink w:history="1" r:id="rIdzyucqjn50z266jm-olfwa">
               <w:r>
                 <w:rPr>
                   <w:rFonts w:ascii="Arial" w:cs="Arial" w:eastAsia="Arial" w:hAnsi="Arial"/>
@@ -18100,32 +18100,32 @@
         <w:tc>
           <w:tcPr>
             <w:tcW w:type="dxa" w:w="1520"/>
-            <w:shd w:fill="F2F2F2" w:color="auto" w:val="clear"/>
-            <w:tcMar>
-              <w:top w:type="dxa" w:w="60"/>
-              <w:left w:type="dxa" w:w="120"/>
-              <w:bottom w:type="dxa" w:w="60"/>
-              <w:right w:type="dxa" w:w="120"/>
-            </w:tcMar>
-            <w:vAlign w:val="top"/>
-          </w:tcPr>
-          <w:p>
-            <w:pPr>
-              <w:spacing w:after="40" w:before="0"/>
-              <w:jc w:val="left"/>
-            </w:pPr>
-            <w:r>
-              <w:rPr>
-                <w:rFonts w:ascii="Arial" w:cs="Arial" w:eastAsia="Arial" w:hAnsi="Arial"/>
-                <w:b/>
-                <w:bCs/>
-                <w:i w:val="false"/>
-                <w:iCs w:val="false"/>
-                <w:color w:val="000000"/>
-                <w:sz w:val="18"/>
-                <w:szCs w:val="18"/>
-              </w:rPr>
-              <w:t xml:space="preserve">Phase 2 — Observe (15 minutes)</w:t>
+            <w:shd w:fill="D9EEF1" w:color="auto" w:val="clear"/>
+            <w:tcMar>
+              <w:top w:type="dxa" w:w="60"/>
+              <w:left w:type="dxa" w:w="120"/>
+              <w:bottom w:type="dxa" w:w="60"/>
+              <w:right w:type="dxa" w:w="120"/>
+            </w:tcMar>
+            <w:vAlign w:val="top"/>
+          </w:tcPr>
+          <w:p>
+            <w:pPr>
+              <w:spacing w:after="40" w:before="0"/>
+              <w:jc w:val="left"/>
+            </w:pPr>
+            <w:r>
+              <w:rPr>
+                <w:rFonts w:ascii="Arial" w:cs="Arial" w:eastAsia="Arial" w:hAnsi="Arial"/>
+                <w:b/>
+                <w:bCs/>
+                <w:i w:val="false"/>
+                <w:iCs w:val="false"/>
+                <w:color w:val="000000"/>
+                <w:sz w:val="18"/>
+                <w:szCs w:val="18"/>
+              </w:rPr>
+              <w:t xml:space="preserve">Observe Phase</w:t>
             </w:r>
           </w:p>
           <w:p>
@@ -18148,7 +18148,7 @@
             <w:pPr>
               <w:spacing w:after="20" w:before="0"/>
             </w:pPr>
-            <w:hyperlink w:history="1" r:id="rIdf1qa3jujo3hpiq6gesdpx">
+            <w:hyperlink w:history="1" r:id="rIdrnrqrf_lyarsmmi_aidy9">
               <w:r>
                 <w:rPr>
                   <w:rFonts w:ascii="Arial" w:cs="Arial" w:eastAsia="Arial" w:hAnsi="Arial"/>
@@ -18181,7 +18181,7 @@
               <w:spacing w:after="10" w:before="0"/>
               <w:ind w:left="120"/>
             </w:pPr>
-            <w:hyperlink w:history="1" r:id="rIdgy9oiagf0iodgucisd7f8">
+            <w:hyperlink w:history="1" r:id="rIdsyckbzb65x_meeuljp4if">
               <w:r>
                 <w:rPr>
                   <w:rFonts w:ascii="Arial" w:cs="Arial" w:eastAsia="Arial" w:hAnsi="Arial"/>
@@ -18226,7 +18226,7 @@
             <w:pPr>
               <w:spacing w:after="20" w:before="0"/>
             </w:pPr>
-            <w:hyperlink w:history="1" r:id="rIdql7amqjhzw_hwxbvso--g">
+            <w:hyperlink w:history="1" r:id="rIdndrgrjdmai1lvy0rfdxzb">
               <w:r>
                 <w:rPr>
                   <w:rFonts w:ascii="Arial" w:cs="Arial" w:eastAsia="Arial" w:hAnsi="Arial"/>
@@ -18259,7 +18259,7 @@
               <w:spacing w:after="10" w:before="0"/>
               <w:ind w:left="120"/>
             </w:pPr>
-            <w:hyperlink w:history="1" r:id="rIdniatgmtdp3277nwydobxx">
+            <w:hyperlink w:history="1" r:id="rIdunkae48qwqbfb6a5y3h4g">
               <w:r>
                 <w:rPr>
                   <w:rFonts w:ascii="Arial" w:cs="Arial" w:eastAsia="Arial" w:hAnsi="Arial"/>
@@ -18406,32 +18406,32 @@
         <w:tc>
           <w:tcPr>
             <w:tcW w:type="dxa" w:w="1520"/>
-            <w:shd w:fill="F2F2F2" w:color="auto" w:val="clear"/>
-            <w:tcMar>
-              <w:top w:type="dxa" w:w="60"/>
-              <w:left w:type="dxa" w:w="120"/>
-              <w:bottom w:type="dxa" w:w="60"/>
-              <w:right w:type="dxa" w:w="120"/>
-            </w:tcMar>
-            <w:vAlign w:val="top"/>
-          </w:tcPr>
-          <w:p>
-            <w:pPr>
-              <w:spacing w:after="40" w:before="0"/>
-              <w:jc w:val="left"/>
-            </w:pPr>
-            <w:r>
-              <w:rPr>
-                <w:rFonts w:ascii="Arial" w:cs="Arial" w:eastAsia="Arial" w:hAnsi="Arial"/>
-                <w:b/>
-                <w:bCs/>
-                <w:i w:val="false"/>
-                <w:iCs w:val="false"/>
-                <w:color w:val="000000"/>
-                <w:sz w:val="18"/>
-                <w:szCs w:val="18"/>
-              </w:rPr>
-              <w:t xml:space="preserve">Phase 3 — Explain (25 minutes)</w:t>
+            <w:shd w:fill="E2EFDA" w:color="auto" w:val="clear"/>
+            <w:tcMar>
+              <w:top w:type="dxa" w:w="60"/>
+              <w:left w:type="dxa" w:w="120"/>
+              <w:bottom w:type="dxa" w:w="60"/>
+              <w:right w:type="dxa" w:w="120"/>
+            </w:tcMar>
+            <w:vAlign w:val="top"/>
+          </w:tcPr>
+          <w:p>
+            <w:pPr>
+              <w:spacing w:after="40" w:before="0"/>
+              <w:jc w:val="left"/>
+            </w:pPr>
+            <w:r>
+              <w:rPr>
+                <w:rFonts w:ascii="Arial" w:cs="Arial" w:eastAsia="Arial" w:hAnsi="Arial"/>
+                <w:b/>
+                <w:bCs/>
+                <w:i w:val="false"/>
+                <w:iCs w:val="false"/>
+                <w:color w:val="000000"/>
+                <w:sz w:val="18"/>
+                <w:szCs w:val="18"/>
+              </w:rPr>
+              <w:t xml:space="preserve">Explain Phase</w:t>
             </w:r>
           </w:p>
           <w:p>
@@ -18454,7 +18454,7 @@
             <w:pPr>
               <w:spacing w:after="20" w:before="0"/>
             </w:pPr>
-            <w:hyperlink w:history="1" r:id="rIdtikudvjvkp8zobhg9dvg1">
+            <w:hyperlink w:history="1" r:id="rIdgwsm8ivsdqo_capmvq3n9">
               <w:r>
                 <w:rPr>
                   <w:rFonts w:ascii="Arial" w:cs="Arial" w:eastAsia="Arial" w:hAnsi="Arial"/>
@@ -18487,7 +18487,7 @@
               <w:spacing w:after="10" w:before="0"/>
               <w:ind w:left="120"/>
             </w:pPr>
-            <w:hyperlink w:history="1" r:id="rIdxcykuanpzgvmrftznnsur">
+            <w:hyperlink w:history="1" r:id="rId4kypl3drwi0pla69kwwhg">
               <w:r>
                 <w:rPr>
                   <w:rFonts w:ascii="Arial" w:cs="Arial" w:eastAsia="Arial" w:hAnsi="Arial"/>
@@ -18532,7 +18532,7 @@
             <w:pPr>
               <w:spacing w:after="20" w:before="0"/>
             </w:pPr>
-            <w:hyperlink w:history="1" r:id="rIdk6k5of1glbcwvsj4u29m8">
+            <w:hyperlink w:history="1" r:id="rIdaj7e2uo3isael5de20gj1">
               <w:r>
                 <w:rPr>
                   <w:rFonts w:ascii="Arial" w:cs="Arial" w:eastAsia="Arial" w:hAnsi="Arial"/>
@@ -18565,7 +18565,7 @@
               <w:spacing w:after="10" w:before="0"/>
               <w:ind w:left="120"/>
             </w:pPr>
-            <w:hyperlink w:history="1" r:id="rId3fug7lozhgq9nvemz9uil">
+            <w:hyperlink w:history="1" r:id="rId0gl6iupz8d7wmlcbmqigr">
               <w:r>
                 <w:rPr>
                   <w:rFonts w:ascii="Arial" w:cs="Arial" w:eastAsia="Arial" w:hAnsi="Arial"/>
@@ -18712,32 +18712,32 @@
         <w:tc>
           <w:tcPr>
             <w:tcW w:type="dxa" w:w="1520"/>
-            <w:shd w:fill="F2F2F2" w:color="auto" w:val="clear"/>
-            <w:tcMar>
-              <w:top w:type="dxa" w:w="60"/>
-              <w:left w:type="dxa" w:w="120"/>
-              <w:bottom w:type="dxa" w:w="60"/>
-              <w:right w:type="dxa" w:w="120"/>
-            </w:tcMar>
-            <w:vAlign w:val="top"/>
-          </w:tcPr>
-          <w:p>
-            <w:pPr>
-              <w:spacing w:after="40" w:before="0"/>
-              <w:jc w:val="left"/>
-            </w:pPr>
-            <w:r>
-              <w:rPr>
-                <w:rFonts w:ascii="Arial" w:cs="Arial" w:eastAsia="Arial" w:hAnsi="Arial"/>
-                <w:b/>
-                <w:bCs/>
-                <w:i w:val="false"/>
-                <w:iCs w:val="false"/>
-                <w:color w:val="000000"/>
-                <w:sz w:val="18"/>
-                <w:szCs w:val="18"/>
-              </w:rPr>
-              <w:t xml:space="preserve">Phase 4 — Driving Question Board (DQB) Update (10 minutes)</w:t>
+            <w:shd w:fill="FCE4D6" w:color="auto" w:val="clear"/>
+            <w:tcMar>
+              <w:top w:type="dxa" w:w="60"/>
+              <w:left w:type="dxa" w:w="120"/>
+              <w:bottom w:type="dxa" w:w="60"/>
+              <w:right w:type="dxa" w:w="120"/>
+            </w:tcMar>
+            <w:vAlign w:val="top"/>
+          </w:tcPr>
+          <w:p>
+            <w:pPr>
+              <w:spacing w:after="40" w:before="0"/>
+              <w:jc w:val="left"/>
+            </w:pPr>
+            <w:r>
+              <w:rPr>
+                <w:rFonts w:ascii="Arial" w:cs="Arial" w:eastAsia="Arial" w:hAnsi="Arial"/>
+                <w:b/>
+                <w:bCs/>
+                <w:i w:val="false"/>
+                <w:iCs w:val="false"/>
+                <w:color w:val="000000"/>
+                <w:sz w:val="18"/>
+                <w:szCs w:val="18"/>
+              </w:rPr>
+              <w:t xml:space="preserve">Driving Question Board (DQB) Creation</w:t>
             </w:r>
           </w:p>
           <w:p>
@@ -18760,7 +18760,7 @@
             <w:pPr>
               <w:spacing w:after="20" w:before="0"/>
             </w:pPr>
-            <w:hyperlink w:history="1" r:id="rIdua3w_8ya4wjujcwyj-nmr">
+            <w:hyperlink w:history="1" r:id="rIdscb5nwdydzrwr9guq2mzy">
               <w:r>
                 <w:rPr>
                   <w:rFonts w:ascii="Arial" w:cs="Arial" w:eastAsia="Arial" w:hAnsi="Arial"/>
@@ -18793,7 +18793,7 @@
               <w:spacing w:after="10" w:before="0"/>
               <w:ind w:left="120"/>
             </w:pPr>
-            <w:hyperlink w:history="1" r:id="rIdod4nmronx5xplder-c86u">
+            <w:hyperlink w:history="1" r:id="rIdl86tbthxupeqj_wrgvkr0">
               <w:r>
                 <w:rPr>
                   <w:rFonts w:ascii="Arial" w:cs="Arial" w:eastAsia="Arial" w:hAnsi="Arial"/>
@@ -18838,7 +18838,7 @@
             <w:pPr>
               <w:spacing w:after="20" w:before="0"/>
             </w:pPr>
-            <w:hyperlink w:history="1" r:id="rIdkx-m-fun2xirzus-qqgvg">
+            <w:hyperlink w:history="1" r:id="rId0ljf_9sfuia4v_fwgsama">
               <w:r>
                 <w:rPr>
                   <w:rFonts w:ascii="Arial" w:cs="Arial" w:eastAsia="Arial" w:hAnsi="Arial"/>
@@ -18871,7 +18871,7 @@
               <w:spacing w:after="10" w:before="0"/>
               <w:ind w:left="120"/>
             </w:pPr>
-            <w:hyperlink w:history="1" r:id="rIdxxzs_d-wm-y3fju6taxek">
+            <w:hyperlink w:history="1" r:id="rIdo2owhnaztjl4bjbqjfgvl">
               <w:r>
                 <w:rPr>
                   <w:rFonts w:ascii="Arial" w:cs="Arial" w:eastAsia="Arial" w:hAnsi="Arial"/>
@@ -19018,32 +19018,32 @@
         <w:tc>
           <w:tcPr>
             <w:tcW w:type="dxa" w:w="1520"/>
-            <w:shd w:fill="F2F2F2" w:color="auto" w:val="clear"/>
-            <w:tcMar>
-              <w:top w:type="dxa" w:w="60"/>
-              <w:left w:type="dxa" w:w="120"/>
-              <w:bottom w:type="dxa" w:w="60"/>
-              <w:right w:type="dxa" w:w="120"/>
-            </w:tcMar>
-            <w:vAlign w:val="top"/>
-          </w:tcPr>
-          <w:p>
-            <w:pPr>
-              <w:spacing w:after="40" w:before="0"/>
-              <w:jc w:val="left"/>
-            </w:pPr>
-            <w:r>
-              <w:rPr>
-                <w:rFonts w:ascii="Arial" w:cs="Arial" w:eastAsia="Arial" w:hAnsi="Arial"/>
-                <w:b/>
-                <w:bCs/>
-                <w:i w:val="false"/>
-                <w:iCs w:val="false"/>
-                <w:color w:val="000000"/>
-                <w:sz w:val="18"/>
-                <w:szCs w:val="18"/>
-              </w:rPr>
-              <w:t xml:space="preserve">Phase 5 — Model Building (15 minutes)</w:t>
+            <w:shd w:fill="D5E8F0" w:color="auto" w:val="clear"/>
+            <w:tcMar>
+              <w:top w:type="dxa" w:w="60"/>
+              <w:left w:type="dxa" w:w="120"/>
+              <w:bottom w:type="dxa" w:w="60"/>
+              <w:right w:type="dxa" w:w="120"/>
+            </w:tcMar>
+            <w:vAlign w:val="top"/>
+          </w:tcPr>
+          <w:p>
+            <w:pPr>
+              <w:spacing w:after="40" w:before="0"/>
+              <w:jc w:val="left"/>
+            </w:pPr>
+            <w:r>
+              <w:rPr>
+                <w:rFonts w:ascii="Arial" w:cs="Arial" w:eastAsia="Arial" w:hAnsi="Arial"/>
+                <w:b/>
+                <w:bCs/>
+                <w:i w:val="false"/>
+                <w:iCs w:val="false"/>
+                <w:color w:val="000000"/>
+                <w:sz w:val="18"/>
+                <w:szCs w:val="18"/>
+              </w:rPr>
+              <w:t xml:space="preserve">Model Building Phase</w:t>
             </w:r>
           </w:p>
           <w:p>
@@ -19066,7 +19066,7 @@
             <w:pPr>
               <w:spacing w:after="20" w:before="0"/>
             </w:pPr>
-            <w:hyperlink w:history="1" r:id="rId8kfwwbdeutl41oj5vtypp">
+            <w:hyperlink w:history="1" r:id="rIdrxlt8fzjwvj4grqqphoig">
               <w:r>
                 <w:rPr>
                   <w:rFonts w:ascii="Arial" w:cs="Arial" w:eastAsia="Arial" w:hAnsi="Arial"/>
@@ -19099,7 +19099,7 @@
               <w:spacing w:after="10" w:before="0"/>
               <w:ind w:left="120"/>
             </w:pPr>
-            <w:hyperlink w:history="1" r:id="rId3w33irkszkq670b1vngr_">
+            <w:hyperlink w:history="1" r:id="rIdqvu94urhrjn5ph6v4wq3c">
               <w:r>
                 <w:rPr>
                   <w:rFonts w:ascii="Arial" w:cs="Arial" w:eastAsia="Arial" w:hAnsi="Arial"/>
@@ -19144,7 +19144,7 @@
             <w:pPr>
               <w:spacing w:after="20" w:before="0"/>
             </w:pPr>
-            <w:hyperlink w:history="1" r:id="rIdb1bsemwgttx9b9v1e2dcx">
+            <w:hyperlink w:history="1" r:id="rId0spajypp8kg5t8_6bzg1s">
               <w:r>
                 <w:rPr>
                   <w:rFonts w:ascii="Arial" w:cs="Arial" w:eastAsia="Arial" w:hAnsi="Arial"/>
@@ -19177,7 +19177,7 @@
               <w:spacing w:after="10" w:before="0"/>
               <w:ind w:left="120"/>
             </w:pPr>
-            <w:hyperlink w:history="1" r:id="rIdnmgxxsjvfpbcgv0ain6lx">
+            <w:hyperlink w:history="1" r:id="rIdwhhm4rtrafpmuijo6xtqp">
               <w:r>
                 <w:rPr>
                   <w:rFonts w:ascii="Arial" w:cs="Arial" w:eastAsia="Arial" w:hAnsi="Arial"/>
@@ -20616,32 +20616,32 @@
         <w:tc>
           <w:tcPr>
             <w:tcW w:type="dxa" w:w="1520"/>
-            <w:shd w:fill="F2F2F2" w:color="auto" w:val="clear"/>
-            <w:tcMar>
-              <w:top w:type="dxa" w:w="60"/>
-              <w:left w:type="dxa" w:w="120"/>
-              <w:bottom w:type="dxa" w:w="60"/>
-              <w:right w:type="dxa" w:w="120"/>
-            </w:tcMar>
-            <w:vAlign w:val="top"/>
-          </w:tcPr>
-          <w:p>
-            <w:pPr>
-              <w:spacing w:after="40" w:before="0"/>
-              <w:jc w:val="left"/>
-            </w:pPr>
-            <w:r>
-              <w:rPr>
-                <w:rFonts w:ascii="Arial" w:cs="Arial" w:eastAsia="Arial" w:hAnsi="Arial"/>
-                <w:b/>
-                <w:bCs/>
-                <w:i w:val="false"/>
-                <w:iCs w:val="false"/>
-                <w:color w:val="000000"/>
-                <w:sz w:val="18"/>
-                <w:szCs w:val="18"/>
-              </w:rPr>
-              <w:t xml:space="preserve">Phase 1 — Predict (15 minutes)</w:t>
+            <w:shd w:fill="EAD1F5" w:color="auto" w:val="clear"/>
+            <w:tcMar>
+              <w:top w:type="dxa" w:w="60"/>
+              <w:left w:type="dxa" w:w="120"/>
+              <w:bottom w:type="dxa" w:w="60"/>
+              <w:right w:type="dxa" w:w="120"/>
+            </w:tcMar>
+            <w:vAlign w:val="top"/>
+          </w:tcPr>
+          <w:p>
+            <w:pPr>
+              <w:spacing w:after="40" w:before="0"/>
+              <w:jc w:val="left"/>
+            </w:pPr>
+            <w:r>
+              <w:rPr>
+                <w:rFonts w:ascii="Arial" w:cs="Arial" w:eastAsia="Arial" w:hAnsi="Arial"/>
+                <w:b/>
+                <w:bCs/>
+                <w:i w:val="false"/>
+                <w:iCs w:val="false"/>
+                <w:color w:val="000000"/>
+                <w:sz w:val="18"/>
+                <w:szCs w:val="18"/>
+              </w:rPr>
+              <w:t xml:space="preserve">Predict Phase</w:t>
             </w:r>
           </w:p>
           <w:p>
@@ -20664,7 +20664,7 @@
             <w:pPr>
               <w:spacing w:after="20" w:before="0"/>
             </w:pPr>
-            <w:hyperlink w:history="1" r:id="rIdrroiyeix6gk5g4_94uofk">
+            <w:hyperlink w:history="1" r:id="rIdfrw7jpuc6fcsdouvjiyxl">
               <w:r>
                 <w:rPr>
                   <w:rFonts w:ascii="Arial" w:cs="Arial" w:eastAsia="Arial" w:hAnsi="Arial"/>
@@ -20697,7 +20697,7 @@
               <w:spacing w:after="10" w:before="0"/>
               <w:ind w:left="120"/>
             </w:pPr>
-            <w:hyperlink w:history="1" r:id="rIdj2_igahprstcy5gkglp_f">
+            <w:hyperlink w:history="1" r:id="rId2iif5yrozx6bevgsom3ir">
               <w:r>
                 <w:rPr>
                   <w:rFonts w:ascii="Arial" w:cs="Arial" w:eastAsia="Arial" w:hAnsi="Arial"/>
@@ -20742,7 +20742,7 @@
             <w:pPr>
               <w:spacing w:after="20" w:before="0"/>
             </w:pPr>
-            <w:hyperlink w:history="1" r:id="rIdi4gqejhe84klgvycjop29">
+            <w:hyperlink w:history="1" r:id="rIdq0m0pja0tzywcpmnssa6z">
               <w:r>
                 <w:rPr>
                   <w:rFonts w:ascii="Arial" w:cs="Arial" w:eastAsia="Arial" w:hAnsi="Arial"/>
@@ -20775,7 +20775,7 @@
               <w:spacing w:after="10" w:before="0"/>
               <w:ind w:left="120"/>
             </w:pPr>
-            <w:hyperlink w:history="1" r:id="rIdsqojefuawyfglnnf27j6f">
+            <w:hyperlink w:history="1" r:id="rIdgrjv9puibwlvhrskchxkv">
               <w:r>
                 <w:rPr>
                   <w:rFonts w:ascii="Arial" w:cs="Arial" w:eastAsia="Arial" w:hAnsi="Arial"/>
@@ -20922,32 +20922,32 @@
         <w:tc>
           <w:tcPr>
             <w:tcW w:type="dxa" w:w="1520"/>
-            <w:shd w:fill="F2F2F2" w:color="auto" w:val="clear"/>
-            <w:tcMar>
-              <w:top w:type="dxa" w:w="60"/>
-              <w:left w:type="dxa" w:w="120"/>
-              <w:bottom w:type="dxa" w:w="60"/>
-              <w:right w:type="dxa" w:w="120"/>
-            </w:tcMar>
-            <w:vAlign w:val="top"/>
-          </w:tcPr>
-          <w:p>
-            <w:pPr>
-              <w:spacing w:after="40" w:before="0"/>
-              <w:jc w:val="left"/>
-            </w:pPr>
-            <w:r>
-              <w:rPr>
-                <w:rFonts w:ascii="Arial" w:cs="Arial" w:eastAsia="Arial" w:hAnsi="Arial"/>
-                <w:b/>
-                <w:bCs/>
-                <w:i w:val="false"/>
-                <w:iCs w:val="false"/>
-                <w:color w:val="000000"/>
-                <w:sz w:val="18"/>
-                <w:szCs w:val="18"/>
-              </w:rPr>
-              <w:t xml:space="preserve">Phase 2 — Observe (20 minutes)</w:t>
+            <w:shd w:fill="D9EEF1" w:color="auto" w:val="clear"/>
+            <w:tcMar>
+              <w:top w:type="dxa" w:w="60"/>
+              <w:left w:type="dxa" w:w="120"/>
+              <w:bottom w:type="dxa" w:w="60"/>
+              <w:right w:type="dxa" w:w="120"/>
+            </w:tcMar>
+            <w:vAlign w:val="top"/>
+          </w:tcPr>
+          <w:p>
+            <w:pPr>
+              <w:spacing w:after="40" w:before="0"/>
+              <w:jc w:val="left"/>
+            </w:pPr>
+            <w:r>
+              <w:rPr>
+                <w:rFonts w:ascii="Arial" w:cs="Arial" w:eastAsia="Arial" w:hAnsi="Arial"/>
+                <w:b/>
+                <w:bCs/>
+                <w:i w:val="false"/>
+                <w:iCs w:val="false"/>
+                <w:color w:val="000000"/>
+                <w:sz w:val="18"/>
+                <w:szCs w:val="18"/>
+              </w:rPr>
+              <w:t xml:space="preserve">Observe Phase</w:t>
             </w:r>
           </w:p>
           <w:p>
@@ -20970,7 +20970,7 @@
             <w:pPr>
               <w:spacing w:after="20" w:before="0"/>
             </w:pPr>
-            <w:hyperlink w:history="1" r:id="rIdke8zkrcqjwhcncsy7huwv">
+            <w:hyperlink w:history="1" r:id="rIdlqkahbutqqatmucvvzgnx">
               <w:r>
                 <w:rPr>
                   <w:rFonts w:ascii="Arial" w:cs="Arial" w:eastAsia="Arial" w:hAnsi="Arial"/>
@@ -21003,7 +21003,7 @@
               <w:spacing w:after="10" w:before="0"/>
               <w:ind w:left="120"/>
             </w:pPr>
-            <w:hyperlink w:history="1" r:id="rId58nfdgqxae4qyjxv0b-ag">
+            <w:hyperlink w:history="1" r:id="rIdbr9tmi8qj0c-yztvyja14">
               <w:r>
                 <w:rPr>
                   <w:rFonts w:ascii="Arial" w:cs="Arial" w:eastAsia="Arial" w:hAnsi="Arial"/>
@@ -21048,7 +21048,7 @@
             <w:pPr>
               <w:spacing w:after="20" w:before="0"/>
             </w:pPr>
-            <w:hyperlink w:history="1" r:id="rIdza58rohj4kgzhnhfb3qjq">
+            <w:hyperlink w:history="1" r:id="rIdpppdh_lomxhfjoz6nsrav">
               <w:r>
                 <w:rPr>
                   <w:rFonts w:ascii="Arial" w:cs="Arial" w:eastAsia="Arial" w:hAnsi="Arial"/>
@@ -21081,7 +21081,7 @@
               <w:spacing w:after="10" w:before="0"/>
               <w:ind w:left="120"/>
             </w:pPr>
-            <w:hyperlink w:history="1" r:id="rIdzh7ytdfkqkjrpo7-xdqyv">
+            <w:hyperlink w:history="1" r:id="rIdie-cvx6xqbxu1tycbyumq">
               <w:r>
                 <w:rPr>
                   <w:rFonts w:ascii="Arial" w:cs="Arial" w:eastAsia="Arial" w:hAnsi="Arial"/>
@@ -21228,32 +21228,32 @@
         <w:tc>
           <w:tcPr>
             <w:tcW w:type="dxa" w:w="1520"/>
-            <w:shd w:fill="F2F2F2" w:color="auto" w:val="clear"/>
-            <w:tcMar>
-              <w:top w:type="dxa" w:w="60"/>
-              <w:left w:type="dxa" w:w="120"/>
-              <w:bottom w:type="dxa" w:w="60"/>
-              <w:right w:type="dxa" w:w="120"/>
-            </w:tcMar>
-            <w:vAlign w:val="top"/>
-          </w:tcPr>
-          <w:p>
-            <w:pPr>
-              <w:spacing w:after="40" w:before="0"/>
-              <w:jc w:val="left"/>
-            </w:pPr>
-            <w:r>
-              <w:rPr>
-                <w:rFonts w:ascii="Arial" w:cs="Arial" w:eastAsia="Arial" w:hAnsi="Arial"/>
-                <w:b/>
-                <w:bCs/>
-                <w:i w:val="false"/>
-                <w:iCs w:val="false"/>
-                <w:color w:val="000000"/>
-                <w:sz w:val="18"/>
-                <w:szCs w:val="18"/>
-              </w:rPr>
-              <w:t xml:space="preserve">Phase 3 — Explain (25 minutes)</w:t>
+            <w:shd w:fill="E2EFDA" w:color="auto" w:val="clear"/>
+            <w:tcMar>
+              <w:top w:type="dxa" w:w="60"/>
+              <w:left w:type="dxa" w:w="120"/>
+              <w:bottom w:type="dxa" w:w="60"/>
+              <w:right w:type="dxa" w:w="120"/>
+            </w:tcMar>
+            <w:vAlign w:val="top"/>
+          </w:tcPr>
+          <w:p>
+            <w:pPr>
+              <w:spacing w:after="40" w:before="0"/>
+              <w:jc w:val="left"/>
+            </w:pPr>
+            <w:r>
+              <w:rPr>
+                <w:rFonts w:ascii="Arial" w:cs="Arial" w:eastAsia="Arial" w:hAnsi="Arial"/>
+                <w:b/>
+                <w:bCs/>
+                <w:i w:val="false"/>
+                <w:iCs w:val="false"/>
+                <w:color w:val="000000"/>
+                <w:sz w:val="18"/>
+                <w:szCs w:val="18"/>
+              </w:rPr>
+              <w:t xml:space="preserve">Explain Phase</w:t>
             </w:r>
           </w:p>
           <w:p>
@@ -21276,7 +21276,7 @@
             <w:pPr>
               <w:spacing w:after="20" w:before="0"/>
             </w:pPr>
-            <w:hyperlink w:history="1" r:id="rIdmt2fxmfamdjpwc6eqcevr">
+            <w:hyperlink w:history="1" r:id="rIdszwdbdpxwqvygfdwfamfr">
               <w:r>
                 <w:rPr>
                   <w:rFonts w:ascii="Arial" w:cs="Arial" w:eastAsia="Arial" w:hAnsi="Arial"/>
@@ -21309,7 +21309,7 @@
               <w:spacing w:after="10" w:before="0"/>
               <w:ind w:left="120"/>
             </w:pPr>
-            <w:hyperlink w:history="1" r:id="rIdiksszh4imudgz-op8wzlw">
+            <w:hyperlink w:history="1" r:id="rIdarrswahavctlhkg2z5tnf">
               <w:r>
                 <w:rPr>
                   <w:rFonts w:ascii="Arial" w:cs="Arial" w:eastAsia="Arial" w:hAnsi="Arial"/>
@@ -21354,7 +21354,7 @@
             <w:pPr>
               <w:spacing w:after="20" w:before="0"/>
             </w:pPr>
-            <w:hyperlink w:history="1" r:id="rIdhymbb9wz8o3lyjkmgkxmo">
+            <w:hyperlink w:history="1" r:id="rIdwelty3pivirhfroeovo1z">
               <w:r>
                 <w:rPr>
                   <w:rFonts w:ascii="Arial" w:cs="Arial" w:eastAsia="Arial" w:hAnsi="Arial"/>
@@ -21387,7 +21387,7 @@
               <w:spacing w:after="10" w:before="0"/>
               <w:ind w:left="120"/>
             </w:pPr>
-            <w:hyperlink w:history="1" r:id="rIdjiolwxj1qv9rp5pqsrtgb">
+            <w:hyperlink w:history="1" r:id="rIdssvnr8radt_hypk_whmfy">
               <w:r>
                 <w:rPr>
                   <w:rFonts w:ascii="Arial" w:cs="Arial" w:eastAsia="Arial" w:hAnsi="Arial"/>
@@ -21534,32 +21534,32 @@
         <w:tc>
           <w:tcPr>
             <w:tcW w:type="dxa" w:w="1520"/>
-            <w:shd w:fill="F2F2F2" w:color="auto" w:val="clear"/>
-            <w:tcMar>
-              <w:top w:type="dxa" w:w="60"/>
-              <w:left w:type="dxa" w:w="120"/>
-              <w:bottom w:type="dxa" w:w="60"/>
-              <w:right w:type="dxa" w:w="120"/>
-            </w:tcMar>
-            <w:vAlign w:val="top"/>
-          </w:tcPr>
-          <w:p>
-            <w:pPr>
-              <w:spacing w:after="40" w:before="0"/>
-              <w:jc w:val="left"/>
-            </w:pPr>
-            <w:r>
-              <w:rPr>
-                <w:rFonts w:ascii="Arial" w:cs="Arial" w:eastAsia="Arial" w:hAnsi="Arial"/>
-                <w:b/>
-                <w:bCs/>
-                <w:i w:val="false"/>
-                <w:iCs w:val="false"/>
-                <w:color w:val="000000"/>
-                <w:sz w:val="18"/>
-                <w:szCs w:val="18"/>
-              </w:rPr>
-              <w:t xml:space="preserve">Phase 4 — Driving Question Board (DQB) Update (10 minutes)</w:t>
+            <w:shd w:fill="FCE4D6" w:color="auto" w:val="clear"/>
+            <w:tcMar>
+              <w:top w:type="dxa" w:w="60"/>
+              <w:left w:type="dxa" w:w="120"/>
+              <w:bottom w:type="dxa" w:w="60"/>
+              <w:right w:type="dxa" w:w="120"/>
+            </w:tcMar>
+            <w:vAlign w:val="top"/>
+          </w:tcPr>
+          <w:p>
+            <w:pPr>
+              <w:spacing w:after="40" w:before="0"/>
+              <w:jc w:val="left"/>
+            </w:pPr>
+            <w:r>
+              <w:rPr>
+                <w:rFonts w:ascii="Arial" w:cs="Arial" w:eastAsia="Arial" w:hAnsi="Arial"/>
+                <w:b/>
+                <w:bCs/>
+                <w:i w:val="false"/>
+                <w:iCs w:val="false"/>
+                <w:color w:val="000000"/>
+                <w:sz w:val="18"/>
+                <w:szCs w:val="18"/>
+              </w:rPr>
+              <w:t xml:space="preserve">Driving Question Board (DQB) Creation</w:t>
             </w:r>
           </w:p>
           <w:p>
@@ -21582,7 +21582,7 @@
             <w:pPr>
               <w:spacing w:after="20" w:before="0"/>
             </w:pPr>
-            <w:hyperlink w:history="1" r:id="rIdsxwqf0jae2yq-a4zvg8th">
+            <w:hyperlink w:history="1" r:id="rId7bfagfse-69bsht01et63">
               <w:r>
                 <w:rPr>
                   <w:rFonts w:ascii="Arial" w:cs="Arial" w:eastAsia="Arial" w:hAnsi="Arial"/>
@@ -21615,7 +21615,7 @@
               <w:spacing w:after="10" w:before="0"/>
               <w:ind w:left="120"/>
             </w:pPr>
-            <w:hyperlink w:history="1" r:id="rIdow99mnsz9c998ccyum4gm">
+            <w:hyperlink w:history="1" r:id="rIddyvvfqnx59vwsqp5itqsq">
               <w:r>
                 <w:rPr>
                   <w:rFonts w:ascii="Arial" w:cs="Arial" w:eastAsia="Arial" w:hAnsi="Arial"/>
@@ -21660,7 +21660,7 @@
             <w:pPr>
               <w:spacing w:after="20" w:before="0"/>
             </w:pPr>
-            <w:hyperlink w:history="1" r:id="rIdzlt_vtmo8e7fshzq0jsgv">
+            <w:hyperlink w:history="1" r:id="rIduqtqslqdqodghhpj09svp">
               <w:r>
                 <w:rPr>
                   <w:rFonts w:ascii="Arial" w:cs="Arial" w:eastAsia="Arial" w:hAnsi="Arial"/>
@@ -21693,7 +21693,7 @@
               <w:spacing w:after="10" w:before="0"/>
               <w:ind w:left="120"/>
             </w:pPr>
-            <w:hyperlink w:history="1" r:id="rIdtvwyoxiifkv06ksd-lp3l">
+            <w:hyperlink w:history="1" r:id="rIdobgl5zdbsqu8rhmg9mpkz">
               <w:r>
                 <w:rPr>
                   <w:rFonts w:ascii="Arial" w:cs="Arial" w:eastAsia="Arial" w:hAnsi="Arial"/>
@@ -21840,32 +21840,32 @@
         <w:tc>
           <w:tcPr>
             <w:tcW w:type="dxa" w:w="1520"/>
-            <w:shd w:fill="F2F2F2" w:color="auto" w:val="clear"/>
-            <w:tcMar>
-              <w:top w:type="dxa" w:w="60"/>
-              <w:left w:type="dxa" w:w="120"/>
-              <w:bottom w:type="dxa" w:w="60"/>
-              <w:right w:type="dxa" w:w="120"/>
-            </w:tcMar>
-            <w:vAlign w:val="top"/>
-          </w:tcPr>
-          <w:p>
-            <w:pPr>
-              <w:spacing w:after="40" w:before="0"/>
-              <w:jc w:val="left"/>
-            </w:pPr>
-            <w:r>
-              <w:rPr>
-                <w:rFonts w:ascii="Arial" w:cs="Arial" w:eastAsia="Arial" w:hAnsi="Arial"/>
-                <w:b/>
-                <w:bCs/>
-                <w:i w:val="false"/>
-                <w:iCs w:val="false"/>
-                <w:color w:val="000000"/>
-                <w:sz w:val="18"/>
-                <w:szCs w:val="18"/>
-              </w:rPr>
-              <w:t xml:space="preserve">Phase 5 — Model Building (10 minutes)</w:t>
+            <w:shd w:fill="D5E8F0" w:color="auto" w:val="clear"/>
+            <w:tcMar>
+              <w:top w:type="dxa" w:w="60"/>
+              <w:left w:type="dxa" w:w="120"/>
+              <w:bottom w:type="dxa" w:w="60"/>
+              <w:right w:type="dxa" w:w="120"/>
+            </w:tcMar>
+            <w:vAlign w:val="top"/>
+          </w:tcPr>
+          <w:p>
+            <w:pPr>
+              <w:spacing w:after="40" w:before="0"/>
+              <w:jc w:val="left"/>
+            </w:pPr>
+            <w:r>
+              <w:rPr>
+                <w:rFonts w:ascii="Arial" w:cs="Arial" w:eastAsia="Arial" w:hAnsi="Arial"/>
+                <w:b/>
+                <w:bCs/>
+                <w:i w:val="false"/>
+                <w:iCs w:val="false"/>
+                <w:color w:val="000000"/>
+                <w:sz w:val="18"/>
+                <w:szCs w:val="18"/>
+              </w:rPr>
+              <w:t xml:space="preserve">Model Building Phase</w:t>
             </w:r>
           </w:p>
           <w:p>
@@ -21888,7 +21888,7 @@
             <w:pPr>
               <w:spacing w:after="20" w:before="0"/>
             </w:pPr>
-            <w:hyperlink w:history="1" r:id="rIdz2x2rt6av4chctenjixhm">
+            <w:hyperlink w:history="1" r:id="rIdk838zs5td-lk1qpi02ii3">
               <w:r>
                 <w:rPr>
                   <w:rFonts w:ascii="Arial" w:cs="Arial" w:eastAsia="Arial" w:hAnsi="Arial"/>
@@ -21921,7 +21921,7 @@
               <w:spacing w:after="10" w:before="0"/>
               <w:ind w:left="120"/>
             </w:pPr>
-            <w:hyperlink w:history="1" r:id="rIddu8rxnbbx8dn5y-znponq">
+            <w:hyperlink w:history="1" r:id="rId63skwleukjhii2h5tuqm7">
               <w:r>
                 <w:rPr>
                   <w:rFonts w:ascii="Arial" w:cs="Arial" w:eastAsia="Arial" w:hAnsi="Arial"/>
@@ -21966,7 +21966,7 @@
             <w:pPr>
               <w:spacing w:after="20" w:before="0"/>
             </w:pPr>
-            <w:hyperlink w:history="1" r:id="rId8srifckttto-nnneupuzi">
+            <w:hyperlink w:history="1" r:id="rIde42lijcbe1m22plibk1vl">
               <w:r>
                 <w:rPr>
                   <w:rFonts w:ascii="Arial" w:cs="Arial" w:eastAsia="Arial" w:hAnsi="Arial"/>
@@ -21999,7 +21999,7 @@
               <w:spacing w:after="10" w:before="0"/>
               <w:ind w:left="120"/>
             </w:pPr>
-            <w:hyperlink w:history="1" r:id="rId1nyxfvkwyq86zvcqd6n-z">
+            <w:hyperlink w:history="1" r:id="rId4m2f32im7lr9lurli5yie">
               <w:r>
                 <w:rPr>
                   <w:rFonts w:ascii="Arial" w:cs="Arial" w:eastAsia="Arial" w:hAnsi="Arial"/>
@@ -23705,7 +23705,7 @@
             <w:pPr>
               <w:spacing w:after="20" w:before="0"/>
             </w:pPr>
-            <w:hyperlink w:history="1" r:id="rIdw5ur9foel_dtlbavb3d93">
+            <w:hyperlink w:history="1" r:id="rIdbwqbrm8xn4p9sdxpcswrl">
               <w:r>
                 <w:rPr>
                   <w:rFonts w:ascii="Arial" w:cs="Arial" w:eastAsia="Arial" w:hAnsi="Arial"/>
@@ -23738,7 +23738,7 @@
               <w:spacing w:after="10" w:before="0"/>
               <w:ind w:left="120"/>
             </w:pPr>
-            <w:hyperlink w:history="1" r:id="rIdrq7bc4ad9_7oe5qjw21sr">
+            <w:hyperlink w:history="1" r:id="rId5l8kdiolbnjfbrzqkevbi">
               <w:r>
                 <w:rPr>
                   <w:rFonts w:ascii="Arial" w:cs="Arial" w:eastAsia="Arial" w:hAnsi="Arial"/>
@@ -23783,7 +23783,7 @@
             <w:pPr>
               <w:spacing w:after="20" w:before="0"/>
             </w:pPr>
-            <w:hyperlink w:history="1" r:id="rIduxjmxpi9fu-gt1kdxmmsu">
+            <w:hyperlink w:history="1" r:id="rId99rtwun8ykrzakcxjxzyc">
               <w:r>
                 <w:rPr>
                   <w:rFonts w:ascii="Arial" w:cs="Arial" w:eastAsia="Arial" w:hAnsi="Arial"/>
@@ -23816,7 +23816,7 @@
               <w:spacing w:after="10" w:before="0"/>
               <w:ind w:left="120"/>
             </w:pPr>
-            <w:hyperlink w:history="1" r:id="rIdn3z7v-fkcdkjzufqrcc5v">
+            <w:hyperlink w:history="1" r:id="rId2fxc8hn8qrb7mrtk9qt5i">
               <w:r>
                 <w:rPr>
                   <w:rFonts w:ascii="Arial" w:cs="Arial" w:eastAsia="Arial" w:hAnsi="Arial"/>
@@ -24011,7 +24011,7 @@
             <w:pPr>
               <w:spacing w:after="20" w:before="0"/>
             </w:pPr>
-            <w:hyperlink w:history="1" r:id="rIdmqv4jjk_-a83dl4aylb3m">
+            <w:hyperlink w:history="1" r:id="rIdrj4ur6cydzehqtoyhlvj4">
               <w:r>
                 <w:rPr>
                   <w:rFonts w:ascii="Arial" w:cs="Arial" w:eastAsia="Arial" w:hAnsi="Arial"/>
@@ -24044,7 +24044,7 @@
               <w:spacing w:after="10" w:before="0"/>
               <w:ind w:left="120"/>
             </w:pPr>
-            <w:hyperlink w:history="1" r:id="rIdbko2mv3nlwsqqlf59iel7">
+            <w:hyperlink w:history="1" r:id="rIdstkiq0oroomnenq73yq1m">
               <w:r>
                 <w:rPr>
                   <w:rFonts w:ascii="Arial" w:cs="Arial" w:eastAsia="Arial" w:hAnsi="Arial"/>
@@ -24089,7 +24089,7 @@
             <w:pPr>
               <w:spacing w:after="20" w:before="0"/>
             </w:pPr>
-            <w:hyperlink w:history="1" r:id="rIdqmc0vqjhos9rvb1nynsyf">
+            <w:hyperlink w:history="1" r:id="rIdgqvj7egf7flwcz-x6bdto">
               <w:r>
                 <w:rPr>
                   <w:rFonts w:ascii="Arial" w:cs="Arial" w:eastAsia="Arial" w:hAnsi="Arial"/>
@@ -24122,7 +24122,7 @@
               <w:spacing w:after="10" w:before="0"/>
               <w:ind w:left="120"/>
             </w:pPr>
-            <w:hyperlink w:history="1" r:id="rIdydmdrrbotvujdkd4948p5">
+            <w:hyperlink w:history="1" r:id="rIdyqdbmr_gol6jmnkdtpapa">
               <w:r>
                 <w:rPr>
                   <w:rFonts w:ascii="Arial" w:cs="Arial" w:eastAsia="Arial" w:hAnsi="Arial"/>
@@ -24317,7 +24317,7 @@
             <w:pPr>
               <w:spacing w:after="20" w:before="0"/>
             </w:pPr>
-            <w:hyperlink w:history="1" r:id="rIdp-jc7d6ggexfvsikojaq3">
+            <w:hyperlink w:history="1" r:id="rIdvie0i1aummgt5sctdgkex">
               <w:r>
                 <w:rPr>
                   <w:rFonts w:ascii="Arial" w:cs="Arial" w:eastAsia="Arial" w:hAnsi="Arial"/>
@@ -24350,7 +24350,7 @@
               <w:spacing w:after="10" w:before="0"/>
               <w:ind w:left="120"/>
             </w:pPr>
-            <w:hyperlink w:history="1" r:id="rIdboytvpjyk_qeydu9foiil">
+            <w:hyperlink w:history="1" r:id="rIdwvdilxvzs168axtksmqeu">
               <w:r>
                 <w:rPr>
                   <w:rFonts w:ascii="Arial" w:cs="Arial" w:eastAsia="Arial" w:hAnsi="Arial"/>
@@ -24395,7 +24395,7 @@
             <w:pPr>
               <w:spacing w:after="20" w:before="0"/>
             </w:pPr>
-            <w:hyperlink w:history="1" r:id="rId-lkmjurcvov_o6yat_cdt">
+            <w:hyperlink w:history="1" r:id="rId-ziufrt0tndypjltutv48">
               <w:r>
                 <w:rPr>
                   <w:rFonts w:ascii="Arial" w:cs="Arial" w:eastAsia="Arial" w:hAnsi="Arial"/>
@@ -24428,7 +24428,7 @@
               <w:spacing w:after="10" w:before="0"/>
               <w:ind w:left="120"/>
             </w:pPr>
-            <w:hyperlink w:history="1" r:id="rIdwxbzilp78zuizyu5gsbfe">
+            <w:hyperlink w:history="1" r:id="rIdhepphk5wrwd3kfqxnmobh">
               <w:r>
                 <w:rPr>
                   <w:rFonts w:ascii="Arial" w:cs="Arial" w:eastAsia="Arial" w:hAnsi="Arial"/>
@@ -24623,7 +24623,7 @@
             <w:pPr>
               <w:spacing w:after="20" w:before="0"/>
             </w:pPr>
-            <w:hyperlink w:history="1" r:id="rId8u4tktugvutf5u5affyqg">
+            <w:hyperlink w:history="1" r:id="rId2be5je36nta8u-omevbzp">
               <w:r>
                 <w:rPr>
                   <w:rFonts w:ascii="Arial" w:cs="Arial" w:eastAsia="Arial" w:hAnsi="Arial"/>
@@ -24656,7 +24656,7 @@
               <w:spacing w:after="10" w:before="0"/>
               <w:ind w:left="120"/>
             </w:pPr>
-            <w:hyperlink w:history="1" r:id="rIdj4ff7g0v5l13bkpbd7_cc">
+            <w:hyperlink w:history="1" r:id="rIdiu1toz40auoos7sve3itl">
               <w:r>
                 <w:rPr>
                   <w:rFonts w:ascii="Arial" w:cs="Arial" w:eastAsia="Arial" w:hAnsi="Arial"/>
@@ -24701,7 +24701,7 @@
             <w:pPr>
               <w:spacing w:after="20" w:before="0"/>
             </w:pPr>
-            <w:hyperlink w:history="1" r:id="rIdtmbolfabrigp7ccvzulik">
+            <w:hyperlink w:history="1" r:id="rIdgip2i7gllim3-6xz50z2y">
               <w:r>
                 <w:rPr>
                   <w:rFonts w:ascii="Arial" w:cs="Arial" w:eastAsia="Arial" w:hAnsi="Arial"/>
@@ -24734,7 +24734,7 @@
               <w:spacing w:after="10" w:before="0"/>
               <w:ind w:left="120"/>
             </w:pPr>
-            <w:hyperlink w:history="1" r:id="rIda4_wvoyjivcjdwajbl3ko">
+            <w:hyperlink w:history="1" r:id="rIdwj0npgv4zeo2krnp5gcp1">
               <w:r>
                 <w:rPr>
                   <w:rFonts w:ascii="Arial" w:cs="Arial" w:eastAsia="Arial" w:hAnsi="Arial"/>
@@ -24929,7 +24929,7 @@
             <w:pPr>
               <w:spacing w:after="20" w:before="0"/>
             </w:pPr>
-            <w:hyperlink w:history="1" r:id="rIda2n36vdc_zxfpimg-qt05">
+            <w:hyperlink w:history="1" r:id="rIdlvd8chu7mnynqqbcogban">
               <w:r>
                 <w:rPr>
                   <w:rFonts w:ascii="Arial" w:cs="Arial" w:eastAsia="Arial" w:hAnsi="Arial"/>
@@ -24962,7 +24962,7 @@
               <w:spacing w:after="10" w:before="0"/>
               <w:ind w:left="120"/>
             </w:pPr>
-            <w:hyperlink w:history="1" r:id="rIde4askfqoeben8prwzwesd">
+            <w:hyperlink w:history="1" r:id="rIdp9rxxvmlhq3hdingp1iwf">
               <w:r>
                 <w:rPr>
                   <w:rFonts w:ascii="Arial" w:cs="Arial" w:eastAsia="Arial" w:hAnsi="Arial"/>
@@ -25007,7 +25007,7 @@
             <w:pPr>
               <w:spacing w:after="20" w:before="0"/>
             </w:pPr>
-            <w:hyperlink w:history="1" r:id="rIdjjfpfl2efku2gbt_hjbl4">
+            <w:hyperlink w:history="1" r:id="rId_8mtmpoy5_7xmz8xye09m">
               <w:r>
                 <w:rPr>
                   <w:rFonts w:ascii="Arial" w:cs="Arial" w:eastAsia="Arial" w:hAnsi="Arial"/>
@@ -25040,7 +25040,7 @@
               <w:spacing w:after="10" w:before="0"/>
               <w:ind w:left="120"/>
             </w:pPr>
-            <w:hyperlink w:history="1" r:id="rIdzkuobjghd-ojitnelzag3">
+            <w:hyperlink w:history="1" r:id="rIdi3z_uoeedg6vwmsfjb0ju">
               <w:r>
                 <w:rPr>
                   <w:rFonts w:ascii="Arial" w:cs="Arial" w:eastAsia="Arial" w:hAnsi="Arial"/>

--- a/data/outputs/v2/Core_Mathematics/SS2.4_Trigonometry_1/Core_Mathematics_Trigonometry_1_CBE_LessonSequence.docx
+++ b/data/outputs/v2/Core_Mathematics/SS2.4_Trigonometry_1/Core_Mathematics_Trigonometry_1_CBE_LessonSequence.docx
@@ -3301,7 +3301,7 @@
             <w:pPr>
               <w:spacing w:after="20" w:before="0"/>
             </w:pPr>
-            <w:hyperlink w:history="1" r:id="rIdao98o4q0hx1ljpydddjsl">
+            <w:hyperlink w:history="1" r:id="rIdupoupayrycqbaco4p_tdn">
               <w:r>
                 <w:rPr>
                   <w:rFonts w:ascii="Arial" w:cs="Arial" w:eastAsia="Arial" w:hAnsi="Arial"/>
@@ -3334,7 +3334,7 @@
               <w:spacing w:after="10" w:before="0"/>
               <w:ind w:left="120"/>
             </w:pPr>
-            <w:hyperlink w:history="1" r:id="rIdvkst3gusmwr2o9aacxpi1">
+            <w:hyperlink w:history="1" r:id="rIdiwbebj3fqhtlzfscxgxyr">
               <w:r>
                 <w:rPr>
                   <w:rFonts w:ascii="Arial" w:cs="Arial" w:eastAsia="Arial" w:hAnsi="Arial"/>
@@ -3379,7 +3379,7 @@
             <w:pPr>
               <w:spacing w:after="20" w:before="0"/>
             </w:pPr>
-            <w:hyperlink w:history="1" r:id="rId2bprmhvv8w7zkdzr2xuvy">
+            <w:hyperlink w:history="1" r:id="rIdjs62dgjnh8nsrpskhlh3b">
               <w:r>
                 <w:rPr>
                   <w:rFonts w:ascii="Arial" w:cs="Arial" w:eastAsia="Arial" w:hAnsi="Arial"/>
@@ -3412,7 +3412,7 @@
               <w:spacing w:after="10" w:before="0"/>
               <w:ind w:left="120"/>
             </w:pPr>
-            <w:hyperlink w:history="1" r:id="rId1rinexeoj5ntqh8oahwzf">
+            <w:hyperlink w:history="1" r:id="rIdd4ksddl7fnnq-caynjgax">
               <w:r>
                 <w:rPr>
                   <w:rFonts w:ascii="Arial" w:cs="Arial" w:eastAsia="Arial" w:hAnsi="Arial"/>
@@ -3607,7 +3607,7 @@
             <w:pPr>
               <w:spacing w:after="20" w:before="0"/>
             </w:pPr>
-            <w:hyperlink w:history="1" r:id="rIdxky5m9wqizx32kwaefpzp">
+            <w:hyperlink w:history="1" r:id="rIdjhplghfjwtqaj87eoza-5">
               <w:r>
                 <w:rPr>
                   <w:rFonts w:ascii="Arial" w:cs="Arial" w:eastAsia="Arial" w:hAnsi="Arial"/>
@@ -3640,7 +3640,7 @@
               <w:spacing w:after="10" w:before="0"/>
               <w:ind w:left="120"/>
             </w:pPr>
-            <w:hyperlink w:history="1" r:id="rId0-2258b3ccrbl-7-gjxxj">
+            <w:hyperlink w:history="1" r:id="rIdp7u9f_rrosqys8uxw4up1">
               <w:r>
                 <w:rPr>
                   <w:rFonts w:ascii="Arial" w:cs="Arial" w:eastAsia="Arial" w:hAnsi="Arial"/>
@@ -3685,7 +3685,7 @@
             <w:pPr>
               <w:spacing w:after="20" w:before="0"/>
             </w:pPr>
-            <w:hyperlink w:history="1" r:id="rId5-0mjnucesjclpd30uq-k">
+            <w:hyperlink w:history="1" r:id="rId3bplhb38hlrfu41gmusre">
               <w:r>
                 <w:rPr>
                   <w:rFonts w:ascii="Arial" w:cs="Arial" w:eastAsia="Arial" w:hAnsi="Arial"/>
@@ -3718,7 +3718,7 @@
               <w:spacing w:after="10" w:before="0"/>
               <w:ind w:left="120"/>
             </w:pPr>
-            <w:hyperlink w:history="1" r:id="rIdrxckfy-pyjbhzaarhbykr">
+            <w:hyperlink w:history="1" r:id="rId7ee9457olbsu_gs9-adzp">
               <w:r>
                 <w:rPr>
                   <w:rFonts w:ascii="Arial" w:cs="Arial" w:eastAsia="Arial" w:hAnsi="Arial"/>
@@ -3989,7 +3989,7 @@
             <w:pPr>
               <w:spacing w:after="20" w:before="0"/>
             </w:pPr>
-            <w:hyperlink w:history="1" r:id="rIdjwqwxk_1hkx3aii8xzic3">
+            <w:hyperlink w:history="1" r:id="rId8d9f1t8gwlpvw59onftrd">
               <w:r>
                 <w:rPr>
                   <w:rFonts w:ascii="Arial" w:cs="Arial" w:eastAsia="Arial" w:hAnsi="Arial"/>
@@ -4022,7 +4022,7 @@
               <w:spacing w:after="10" w:before="0"/>
               <w:ind w:left="120"/>
             </w:pPr>
-            <w:hyperlink w:history="1" r:id="rId9dym99wakxrxe8znvu45v">
+            <w:hyperlink w:history="1" r:id="rIdxyurrdh6saoaq7uhkm1nh">
               <w:r>
                 <w:rPr>
                   <w:rFonts w:ascii="Arial" w:cs="Arial" w:eastAsia="Arial" w:hAnsi="Arial"/>
@@ -4067,7 +4067,7 @@
             <w:pPr>
               <w:spacing w:after="20" w:before="0"/>
             </w:pPr>
-            <w:hyperlink w:history="1" r:id="rIdmljedmejvr1-1t6xgeb2v">
+            <w:hyperlink w:history="1" r:id="rIdxaas6_qguc3x3btdr6pho">
               <w:r>
                 <w:rPr>
                   <w:rFonts w:ascii="Arial" w:cs="Arial" w:eastAsia="Arial" w:hAnsi="Arial"/>
@@ -4100,7 +4100,7 @@
               <w:spacing w:after="10" w:before="0"/>
               <w:ind w:left="120"/>
             </w:pPr>
-            <w:hyperlink w:history="1" r:id="rIdlomiwsotgqvmixxwdm4dj">
+            <w:hyperlink w:history="1" r:id="rIdqmw4vpwt4ecbrmrp_mcxc">
               <w:r>
                 <w:rPr>
                   <w:rFonts w:ascii="Arial" w:cs="Arial" w:eastAsia="Arial" w:hAnsi="Arial"/>
@@ -4295,7 +4295,7 @@
             <w:pPr>
               <w:spacing w:after="20" w:before="0"/>
             </w:pPr>
-            <w:hyperlink w:history="1" r:id="rId4lwdtded-_zksaphuzuf1">
+            <w:hyperlink w:history="1" r:id="rIdomdfhvi552loncrjvi-2-">
               <w:r>
                 <w:rPr>
                   <w:rFonts w:ascii="Arial" w:cs="Arial" w:eastAsia="Arial" w:hAnsi="Arial"/>
@@ -4328,7 +4328,7 @@
               <w:spacing w:after="10" w:before="0"/>
               <w:ind w:left="120"/>
             </w:pPr>
-            <w:hyperlink w:history="1" r:id="rId9hviwcq8lvedjkrznckpf">
+            <w:hyperlink w:history="1" r:id="rId9gmnvqedbrlkipewnjfzy">
               <w:r>
                 <w:rPr>
                   <w:rFonts w:ascii="Arial" w:cs="Arial" w:eastAsia="Arial" w:hAnsi="Arial"/>
@@ -4373,7 +4373,7 @@
             <w:pPr>
               <w:spacing w:after="20" w:before="0"/>
             </w:pPr>
-            <w:hyperlink w:history="1" r:id="rIdqay3ajsjdxd6aklss17iv">
+            <w:hyperlink w:history="1" r:id="rIdkkna-yd-s4z4gabuj9ikj">
               <w:r>
                 <w:rPr>
                   <w:rFonts w:ascii="Arial" w:cs="Arial" w:eastAsia="Arial" w:hAnsi="Arial"/>
@@ -4406,7 +4406,7 @@
               <w:spacing w:after="10" w:before="0"/>
               <w:ind w:left="120"/>
             </w:pPr>
-            <w:hyperlink w:history="1" r:id="rIdkchmja0erjqtkd6z_ilnp">
+            <w:hyperlink w:history="1" r:id="rIdu-baxhroyiok-zt-knodn">
               <w:r>
                 <w:rPr>
                   <w:rFonts w:ascii="Arial" w:cs="Arial" w:eastAsia="Arial" w:hAnsi="Arial"/>
@@ -4601,7 +4601,7 @@
             <w:pPr>
               <w:spacing w:after="20" w:before="0"/>
             </w:pPr>
-            <w:hyperlink w:history="1" r:id="rIdpg9jyvzafpm6tvfrfzxep">
+            <w:hyperlink w:history="1" r:id="rIdl1xyd1zwol8lvma32jhpe">
               <w:r>
                 <w:rPr>
                   <w:rFonts w:ascii="Arial" w:cs="Arial" w:eastAsia="Arial" w:hAnsi="Arial"/>
@@ -4634,7 +4634,7 @@
               <w:spacing w:after="10" w:before="0"/>
               <w:ind w:left="120"/>
             </w:pPr>
-            <w:hyperlink w:history="1" r:id="rIdt2jhjpljkd-kkbcof2cnp">
+            <w:hyperlink w:history="1" r:id="rId232fxtp-8yetg-w3j0slb">
               <w:r>
                 <w:rPr>
                   <w:rFonts w:ascii="Arial" w:cs="Arial" w:eastAsia="Arial" w:hAnsi="Arial"/>
@@ -4679,7 +4679,7 @@
             <w:pPr>
               <w:spacing w:after="20" w:before="0"/>
             </w:pPr>
-            <w:hyperlink w:history="1" r:id="rIdhpflecexwkkbpvqptv2pz">
+            <w:hyperlink w:history="1" r:id="rIdb57arazrpwt7v-yx1j7fq">
               <w:r>
                 <w:rPr>
                   <w:rFonts w:ascii="Arial" w:cs="Arial" w:eastAsia="Arial" w:hAnsi="Arial"/>
@@ -4712,7 +4712,7 @@
               <w:spacing w:after="10" w:before="0"/>
               <w:ind w:left="120"/>
             </w:pPr>
-            <w:hyperlink w:history="1" r:id="rIdhvdfcdota2ccvsuljfys4">
+            <w:hyperlink w:history="1" r:id="rIdjbzx1bwmfs2vh5ze4ztf9">
               <w:r>
                 <w:rPr>
                   <w:rFonts w:ascii="Arial" w:cs="Arial" w:eastAsia="Arial" w:hAnsi="Arial"/>
@@ -6282,7 +6282,7 @@
             <w:pPr>
               <w:spacing w:after="20" w:before="0"/>
             </w:pPr>
-            <w:hyperlink w:history="1" r:id="rIdtzkqdkfgcdije24o2lpke">
+            <w:hyperlink w:history="1" r:id="rIdpfpyr9ixiuyjpi2zjwj5s">
               <w:r>
                 <w:rPr>
                   <w:rFonts w:ascii="Arial" w:cs="Arial" w:eastAsia="Arial" w:hAnsi="Arial"/>
@@ -6315,7 +6315,7 @@
               <w:spacing w:after="10" w:before="0"/>
               <w:ind w:left="120"/>
             </w:pPr>
-            <w:hyperlink w:history="1" r:id="rIdnzexqecrjqka-lwwrhzr_">
+            <w:hyperlink w:history="1" r:id="rIdgjxlnr8u-uct4u7r4edcf">
               <w:r>
                 <w:rPr>
                   <w:rFonts w:ascii="Arial" w:cs="Arial" w:eastAsia="Arial" w:hAnsi="Arial"/>
@@ -6360,7 +6360,7 @@
             <w:pPr>
               <w:spacing w:after="20" w:before="0"/>
             </w:pPr>
-            <w:hyperlink w:history="1" r:id="rIdi0lb3guoa2cyzzhhv7m0h">
+            <w:hyperlink w:history="1" r:id="rIdkfy9vdcvltqprgob-1mub">
               <w:r>
                 <w:rPr>
                   <w:rFonts w:ascii="Arial" w:cs="Arial" w:eastAsia="Arial" w:hAnsi="Arial"/>
@@ -6393,7 +6393,7 @@
               <w:spacing w:after="10" w:before="0"/>
               <w:ind w:left="120"/>
             </w:pPr>
-            <w:hyperlink w:history="1" r:id="rIdaepr7op49t05cvkhptzui">
+            <w:hyperlink w:history="1" r:id="rIdndjprfq5zrjb_habbuqt1">
               <w:r>
                 <w:rPr>
                   <w:rFonts w:ascii="Arial" w:cs="Arial" w:eastAsia="Arial" w:hAnsi="Arial"/>
@@ -6588,7 +6588,7 @@
             <w:pPr>
               <w:spacing w:after="20" w:before="0"/>
             </w:pPr>
-            <w:hyperlink w:history="1" r:id="rIdejfbs5o3b368t_2o3gjue">
+            <w:hyperlink w:history="1" r:id="rIdqilqd-y1elobbdck_u7yj">
               <w:r>
                 <w:rPr>
                   <w:rFonts w:ascii="Arial" w:cs="Arial" w:eastAsia="Arial" w:hAnsi="Arial"/>
@@ -6621,7 +6621,7 @@
               <w:spacing w:after="10" w:before="0"/>
               <w:ind w:left="120"/>
             </w:pPr>
-            <w:hyperlink w:history="1" r:id="rId6d9_pa-74k1be-nduepdd">
+            <w:hyperlink w:history="1" r:id="rId-qmeyjhxrxudnosrejh3a">
               <w:r>
                 <w:rPr>
                   <w:rFonts w:ascii="Arial" w:cs="Arial" w:eastAsia="Arial" w:hAnsi="Arial"/>
@@ -6666,7 +6666,7 @@
             <w:pPr>
               <w:spacing w:after="20" w:before="0"/>
             </w:pPr>
-            <w:hyperlink w:history="1" r:id="rIdd42bgpahrzt37jzwuy3y2">
+            <w:hyperlink w:history="1" r:id="rIdb2csz_u4v7263x9wiwgqw">
               <w:r>
                 <w:rPr>
                   <w:rFonts w:ascii="Arial" w:cs="Arial" w:eastAsia="Arial" w:hAnsi="Arial"/>
@@ -6699,7 +6699,7 @@
               <w:spacing w:after="10" w:before="0"/>
               <w:ind w:left="120"/>
             </w:pPr>
-            <w:hyperlink w:history="1" r:id="rIdzdwlv5tmj4j51aaq_vqla">
+            <w:hyperlink w:history="1" r:id="rIdxbq7jk2xziaktuu86g7ao">
               <w:r>
                 <w:rPr>
                   <w:rFonts w:ascii="Arial" w:cs="Arial" w:eastAsia="Arial" w:hAnsi="Arial"/>
@@ -6894,7 +6894,7 @@
             <w:pPr>
               <w:spacing w:after="20" w:before="0"/>
             </w:pPr>
-            <w:hyperlink w:history="1" r:id="rIdsli2w6byf_jwt8bdzkuxq">
+            <w:hyperlink w:history="1" r:id="rId9mjszaqwc2hfrfpcvthax">
               <w:r>
                 <w:rPr>
                   <w:rFonts w:ascii="Arial" w:cs="Arial" w:eastAsia="Arial" w:hAnsi="Arial"/>
@@ -6927,7 +6927,7 @@
               <w:spacing w:after="10" w:before="0"/>
               <w:ind w:left="120"/>
             </w:pPr>
-            <w:hyperlink w:history="1" r:id="rIdbu7ew3sqpvwwtxbpbtmu5">
+            <w:hyperlink w:history="1" r:id="rId3u0xd_pq7x9idgdfkeqb5">
               <w:r>
                 <w:rPr>
                   <w:rFonts w:ascii="Arial" w:cs="Arial" w:eastAsia="Arial" w:hAnsi="Arial"/>
@@ -6972,7 +6972,7 @@
             <w:pPr>
               <w:spacing w:after="20" w:before="0"/>
             </w:pPr>
-            <w:hyperlink w:history="1" r:id="rIdxp13d4nll8gv7qv6yzkqi">
+            <w:hyperlink w:history="1" r:id="rId-uqezqhwtvekzf4u9d74p">
               <w:r>
                 <w:rPr>
                   <w:rFonts w:ascii="Arial" w:cs="Arial" w:eastAsia="Arial" w:hAnsi="Arial"/>
@@ -7005,7 +7005,7 @@
               <w:spacing w:after="10" w:before="0"/>
               <w:ind w:left="120"/>
             </w:pPr>
-            <w:hyperlink w:history="1" r:id="rIdjk9pgzjggdb8vqy8kbkhy">
+            <w:hyperlink w:history="1" r:id="rIdiv9amvcn6t2eja_zm-mjg">
               <w:r>
                 <w:rPr>
                   <w:rFonts w:ascii="Arial" w:cs="Arial" w:eastAsia="Arial" w:hAnsi="Arial"/>
@@ -7200,7 +7200,7 @@
             <w:pPr>
               <w:spacing w:after="20" w:before="0"/>
             </w:pPr>
-            <w:hyperlink w:history="1" r:id="rIdoano3a6ib9szrmxbhwm56">
+            <w:hyperlink w:history="1" r:id="rId7for42rhq-c-yiia7nh6_">
               <w:r>
                 <w:rPr>
                   <w:rFonts w:ascii="Arial" w:cs="Arial" w:eastAsia="Arial" w:hAnsi="Arial"/>
@@ -7233,7 +7233,7 @@
               <w:spacing w:after="10" w:before="0"/>
               <w:ind w:left="120"/>
             </w:pPr>
-            <w:hyperlink w:history="1" r:id="rIdgvk9dy9ikfcrnm903gsvq">
+            <w:hyperlink w:history="1" r:id="rIdsoypdlbgts4t5h76zjwvt">
               <w:r>
                 <w:rPr>
                   <w:rFonts w:ascii="Arial" w:cs="Arial" w:eastAsia="Arial" w:hAnsi="Arial"/>
@@ -7278,7 +7278,7 @@
             <w:pPr>
               <w:spacing w:after="20" w:before="0"/>
             </w:pPr>
-            <w:hyperlink w:history="1" r:id="rId7b-rzdg_vl8_og8ohb8xy">
+            <w:hyperlink w:history="1" r:id="rIdbkdeeqca50kyg4xxbwmq3">
               <w:r>
                 <w:rPr>
                   <w:rFonts w:ascii="Arial" w:cs="Arial" w:eastAsia="Arial" w:hAnsi="Arial"/>
@@ -7311,7 +7311,7 @@
               <w:spacing w:after="10" w:before="0"/>
               <w:ind w:left="120"/>
             </w:pPr>
-            <w:hyperlink w:history="1" r:id="rId6_5z2lylztzmgthgryn6h">
+            <w:hyperlink w:history="1" r:id="rIdip-qa0e_vnsc3bz75r_z-">
               <w:r>
                 <w:rPr>
                   <w:rFonts w:ascii="Arial" w:cs="Arial" w:eastAsia="Arial" w:hAnsi="Arial"/>
@@ -7506,7 +7506,7 @@
             <w:pPr>
               <w:spacing w:after="20" w:before="0"/>
             </w:pPr>
-            <w:hyperlink w:history="1" r:id="rIdkwtxuhitqqocg4msl6tmt">
+            <w:hyperlink w:history="1" r:id="rIdhzcyaitwip02juhud_ip5">
               <w:r>
                 <w:rPr>
                   <w:rFonts w:ascii="Arial" w:cs="Arial" w:eastAsia="Arial" w:hAnsi="Arial"/>
@@ -7539,7 +7539,7 @@
               <w:spacing w:after="10" w:before="0"/>
               <w:ind w:left="120"/>
             </w:pPr>
-            <w:hyperlink w:history="1" r:id="rIdquuzwul89q5acrehzrfaf">
+            <w:hyperlink w:history="1" r:id="rIdpqouwkxunaejjujf6myf7">
               <w:r>
                 <w:rPr>
                   <w:rFonts w:ascii="Arial" w:cs="Arial" w:eastAsia="Arial" w:hAnsi="Arial"/>
@@ -7584,7 +7584,7 @@
             <w:pPr>
               <w:spacing w:after="20" w:before="0"/>
             </w:pPr>
-            <w:hyperlink w:history="1" r:id="rIdbcheqckhh6aunp8ooljuu">
+            <w:hyperlink w:history="1" r:id="rIdj8a8_hb6anbpdvt-uecsy">
               <w:r>
                 <w:rPr>
                   <w:rFonts w:ascii="Arial" w:cs="Arial" w:eastAsia="Arial" w:hAnsi="Arial"/>
@@ -7617,7 +7617,7 @@
               <w:spacing w:after="10" w:before="0"/>
               <w:ind w:left="120"/>
             </w:pPr>
-            <w:hyperlink w:history="1" r:id="rIds5jfl9kaoeo839gchcrnt">
+            <w:hyperlink w:history="1" r:id="rIduvwwqd0dsa_q-g8erywes">
               <w:r>
                 <w:rPr>
                   <w:rFonts w:ascii="Arial" w:cs="Arial" w:eastAsia="Arial" w:hAnsi="Arial"/>
@@ -9104,7 +9104,7 @@
             <w:pPr>
               <w:spacing w:after="20" w:before="0"/>
             </w:pPr>
-            <w:hyperlink w:history="1" r:id="rIdszgfw-unnl4w2vygzz6qn">
+            <w:hyperlink w:history="1" r:id="rId2bnlfh_-bmtg1jfoaribz">
               <w:r>
                 <w:rPr>
                   <w:rFonts w:ascii="Arial" w:cs="Arial" w:eastAsia="Arial" w:hAnsi="Arial"/>
@@ -9137,7 +9137,7 @@
               <w:spacing w:after="10" w:before="0"/>
               <w:ind w:left="120"/>
             </w:pPr>
-            <w:hyperlink w:history="1" r:id="rIdoszecazmux1uuxknjjxzy">
+            <w:hyperlink w:history="1" r:id="rIdasoevfsjahvvb9ksnwklf">
               <w:r>
                 <w:rPr>
                   <w:rFonts w:ascii="Arial" w:cs="Arial" w:eastAsia="Arial" w:hAnsi="Arial"/>
@@ -9182,7 +9182,7 @@
             <w:pPr>
               <w:spacing w:after="20" w:before="0"/>
             </w:pPr>
-            <w:hyperlink w:history="1" r:id="rIdqh41ln4ci2px-ec-wupon">
+            <w:hyperlink w:history="1" r:id="rIdfofkgmuko3upaohlrxqhz">
               <w:r>
                 <w:rPr>
                   <w:rFonts w:ascii="Arial" w:cs="Arial" w:eastAsia="Arial" w:hAnsi="Arial"/>
@@ -9215,7 +9215,7 @@
               <w:spacing w:after="10" w:before="0"/>
               <w:ind w:left="120"/>
             </w:pPr>
-            <w:hyperlink w:history="1" r:id="rIdzd-inzclhn6rf1dr0-mi8">
+            <w:hyperlink w:history="1" r:id="rIdaj0d2g-ka3olktzpcio40">
               <w:r>
                 <w:rPr>
                   <w:rFonts w:ascii="Arial" w:cs="Arial" w:eastAsia="Arial" w:hAnsi="Arial"/>
@@ -9410,7 +9410,7 @@
             <w:pPr>
               <w:spacing w:after="20" w:before="0"/>
             </w:pPr>
-            <w:hyperlink w:history="1" r:id="rId3e1p1easyvq6asju84cyg">
+            <w:hyperlink w:history="1" r:id="rIducobfx3tmvhve1opxkzk1">
               <w:r>
                 <w:rPr>
                   <w:rFonts w:ascii="Arial" w:cs="Arial" w:eastAsia="Arial" w:hAnsi="Arial"/>
@@ -9443,7 +9443,7 @@
               <w:spacing w:after="10" w:before="0"/>
               <w:ind w:left="120"/>
             </w:pPr>
-            <w:hyperlink w:history="1" r:id="rIdrcuv4keoi_rxi6eh0jgm3">
+            <w:hyperlink w:history="1" r:id="rIdkers41ac1p9nggj4-pl5s">
               <w:r>
                 <w:rPr>
                   <w:rFonts w:ascii="Arial" w:cs="Arial" w:eastAsia="Arial" w:hAnsi="Arial"/>
@@ -9488,7 +9488,7 @@
             <w:pPr>
               <w:spacing w:after="20" w:before="0"/>
             </w:pPr>
-            <w:hyperlink w:history="1" r:id="rIdwo8omf6cix8jufvqs7yjd">
+            <w:hyperlink w:history="1" r:id="rIdi6tw2wjyp6rblpvrd_ebi">
               <w:r>
                 <w:rPr>
                   <w:rFonts w:ascii="Arial" w:cs="Arial" w:eastAsia="Arial" w:hAnsi="Arial"/>
@@ -9521,7 +9521,7 @@
               <w:spacing w:after="10" w:before="0"/>
               <w:ind w:left="120"/>
             </w:pPr>
-            <w:hyperlink w:history="1" r:id="rId07s67ryg0voriygl7iexi">
+            <w:hyperlink w:history="1" r:id="rIdx0fzvw-p-hj_8emjbtnz4">
               <w:r>
                 <w:rPr>
                   <w:rFonts w:ascii="Arial" w:cs="Arial" w:eastAsia="Arial" w:hAnsi="Arial"/>
@@ -9912,7 +9912,7 @@
             <w:pPr>
               <w:spacing w:after="20" w:before="0"/>
             </w:pPr>
-            <w:hyperlink w:history="1" r:id="rIdecnfttxp_tdrw97ehd2z8">
+            <w:hyperlink w:history="1" r:id="rIduwqrhhxbyekj9v05l4_np">
               <w:r>
                 <w:rPr>
                   <w:rFonts w:ascii="Arial" w:cs="Arial" w:eastAsia="Arial" w:hAnsi="Arial"/>
@@ -9945,7 +9945,7 @@
               <w:spacing w:after="10" w:before="0"/>
               <w:ind w:left="120"/>
             </w:pPr>
-            <w:hyperlink w:history="1" r:id="rIdvsmue8exo1mghkxvwtbuu">
+            <w:hyperlink w:history="1" r:id="rIdmacvx19fqo2syh5psiure">
               <w:r>
                 <w:rPr>
                   <w:rFonts w:ascii="Arial" w:cs="Arial" w:eastAsia="Arial" w:hAnsi="Arial"/>
@@ -9990,7 +9990,7 @@
             <w:pPr>
               <w:spacing w:after="20" w:before="0"/>
             </w:pPr>
-            <w:hyperlink w:history="1" r:id="rId_3wytvvwiddvxwkk163as">
+            <w:hyperlink w:history="1" r:id="rIdrpekj8ukfowa1p1ei3ikg">
               <w:r>
                 <w:rPr>
                   <w:rFonts w:ascii="Arial" w:cs="Arial" w:eastAsia="Arial" w:hAnsi="Arial"/>
@@ -10023,7 +10023,7 @@
               <w:spacing w:after="10" w:before="0"/>
               <w:ind w:left="120"/>
             </w:pPr>
-            <w:hyperlink w:history="1" r:id="rIdk14hho5gvhaa4qv0cn1tu">
+            <w:hyperlink w:history="1" r:id="rIdnhmi1ixtifurjuxgty4u2">
               <w:r>
                 <w:rPr>
                   <w:rFonts w:ascii="Arial" w:cs="Arial" w:eastAsia="Arial" w:hAnsi="Arial"/>
@@ -10294,7 +10294,7 @@
             <w:pPr>
               <w:spacing w:after="20" w:before="0"/>
             </w:pPr>
-            <w:hyperlink w:history="1" r:id="rIdxdeyw-uehxha-b2nyqy6y">
+            <w:hyperlink w:history="1" r:id="rId5xpodi3jyfimqczxznh5f">
               <w:r>
                 <w:rPr>
                   <w:rFonts w:ascii="Arial" w:cs="Arial" w:eastAsia="Arial" w:hAnsi="Arial"/>
@@ -10327,7 +10327,7 @@
               <w:spacing w:after="10" w:before="0"/>
               <w:ind w:left="120"/>
             </w:pPr>
-            <w:hyperlink w:history="1" r:id="rIdg-oujrsekjwgljgjfluz6">
+            <w:hyperlink w:history="1" r:id="rIddswn_rwn7ze_ajr7e-2uc">
               <w:r>
                 <w:rPr>
                   <w:rFonts w:ascii="Arial" w:cs="Arial" w:eastAsia="Arial" w:hAnsi="Arial"/>
@@ -10372,7 +10372,7 @@
             <w:pPr>
               <w:spacing w:after="20" w:before="0"/>
             </w:pPr>
-            <w:hyperlink w:history="1" r:id="rId8bahxy1je_q85qfszpne6">
+            <w:hyperlink w:history="1" r:id="rIdlrgrol56qdlz-rmay4tqi">
               <w:r>
                 <w:rPr>
                   <w:rFonts w:ascii="Arial" w:cs="Arial" w:eastAsia="Arial" w:hAnsi="Arial"/>
@@ -10405,7 +10405,7 @@
               <w:spacing w:after="10" w:before="0"/>
               <w:ind w:left="120"/>
             </w:pPr>
-            <w:hyperlink w:history="1" r:id="rIdycsg449iygteudm8wjoau">
+            <w:hyperlink w:history="1" r:id="rIduhyls9vpu5qo1s4scnlvv">
               <w:r>
                 <w:rPr>
                   <w:rFonts w:ascii="Arial" w:cs="Arial" w:eastAsia="Arial" w:hAnsi="Arial"/>
@@ -10600,7 +10600,7 @@
             <w:pPr>
               <w:spacing w:after="20" w:before="0"/>
             </w:pPr>
-            <w:hyperlink w:history="1" r:id="rIdthbg8pfdn4npahu3x9ncb">
+            <w:hyperlink w:history="1" r:id="rIdwrjlgnlmm1p-qpsq3e2od">
               <w:r>
                 <w:rPr>
                   <w:rFonts w:ascii="Arial" w:cs="Arial" w:eastAsia="Arial" w:hAnsi="Arial"/>
@@ -10633,7 +10633,7 @@
               <w:spacing w:after="10" w:before="0"/>
               <w:ind w:left="120"/>
             </w:pPr>
-            <w:hyperlink w:history="1" r:id="rIdopnbl_wgys6vuyn6xrezx">
+            <w:hyperlink w:history="1" r:id="rIdzalgeoja7at4wcy8omksv">
               <w:r>
                 <w:rPr>
                   <w:rFonts w:ascii="Arial" w:cs="Arial" w:eastAsia="Arial" w:hAnsi="Arial"/>
@@ -10678,7 +10678,7 @@
             <w:pPr>
               <w:spacing w:after="20" w:before="0"/>
             </w:pPr>
-            <w:hyperlink w:history="1" r:id="rIdionvhedqipncrel9avd7q">
+            <w:hyperlink w:history="1" r:id="rIduizx6ohzkeyjnokhdzh_q">
               <w:r>
                 <w:rPr>
                   <w:rFonts w:ascii="Arial" w:cs="Arial" w:eastAsia="Arial" w:hAnsi="Arial"/>
@@ -10711,7 +10711,7 @@
               <w:spacing w:after="10" w:before="0"/>
               <w:ind w:left="120"/>
             </w:pPr>
-            <w:hyperlink w:history="1" r:id="rIda0zrlzojuxhp9xmwuewrk">
+            <w:hyperlink w:history="1" r:id="rIdbjpgddpe65-o_uv4uwmzk">
               <w:r>
                 <w:rPr>
                   <w:rFonts w:ascii="Arial" w:cs="Arial" w:eastAsia="Arial" w:hAnsi="Arial"/>
@@ -12198,7 +12198,7 @@
             <w:pPr>
               <w:spacing w:after="20" w:before="0"/>
             </w:pPr>
-            <w:hyperlink w:history="1" r:id="rIdi8slyuyksbaqlug1zg6j5">
+            <w:hyperlink w:history="1" r:id="rId9o8ldcet40v1t8fibf_as">
               <w:r>
                 <w:rPr>
                   <w:rFonts w:ascii="Arial" w:cs="Arial" w:eastAsia="Arial" w:hAnsi="Arial"/>
@@ -12231,7 +12231,7 @@
               <w:spacing w:after="10" w:before="0"/>
               <w:ind w:left="120"/>
             </w:pPr>
-            <w:hyperlink w:history="1" r:id="rIdjnwvsqufqqhzxlxzpuhkd">
+            <w:hyperlink w:history="1" r:id="rIdkwia1w7mmxi_6p1xxs_id">
               <w:r>
                 <w:rPr>
                   <w:rFonts w:ascii="Arial" w:cs="Arial" w:eastAsia="Arial" w:hAnsi="Arial"/>
@@ -12276,7 +12276,7 @@
             <w:pPr>
               <w:spacing w:after="20" w:before="0"/>
             </w:pPr>
-            <w:hyperlink w:history="1" r:id="rId0uxumuwhzcerupgdt-zzq">
+            <w:hyperlink w:history="1" r:id="rIdila8zu2pdeql5uuh_jhas">
               <w:r>
                 <w:rPr>
                   <w:rFonts w:ascii="Arial" w:cs="Arial" w:eastAsia="Arial" w:hAnsi="Arial"/>
@@ -12309,7 +12309,7 @@
               <w:spacing w:after="10" w:before="0"/>
               <w:ind w:left="120"/>
             </w:pPr>
-            <w:hyperlink w:history="1" r:id="rIdkyof7ykbq2ffs7mi6l8ew">
+            <w:hyperlink w:history="1" r:id="rIddunyiljiokjq-ks5hjoee">
               <w:r>
                 <w:rPr>
                   <w:rFonts w:ascii="Arial" w:cs="Arial" w:eastAsia="Arial" w:hAnsi="Arial"/>
@@ -12504,7 +12504,7 @@
             <w:pPr>
               <w:spacing w:after="20" w:before="0"/>
             </w:pPr>
-            <w:hyperlink w:history="1" r:id="rId0mnlruc5dyfeygq9mpxeu">
+            <w:hyperlink w:history="1" r:id="rIdqjmagzggr7yfrmjbskyel">
               <w:r>
                 <w:rPr>
                   <w:rFonts w:ascii="Arial" w:cs="Arial" w:eastAsia="Arial" w:hAnsi="Arial"/>
@@ -12537,7 +12537,7 @@
               <w:spacing w:after="10" w:before="0"/>
               <w:ind w:left="120"/>
             </w:pPr>
-            <w:hyperlink w:history="1" r:id="rId5nrkcbqqxuwtifmebzyyn">
+            <w:hyperlink w:history="1" r:id="rIdrkbmjclyouyzzwwjdfnpw">
               <w:r>
                 <w:rPr>
                   <w:rFonts w:ascii="Arial" w:cs="Arial" w:eastAsia="Arial" w:hAnsi="Arial"/>
@@ -12582,7 +12582,7 @@
             <w:pPr>
               <w:spacing w:after="20" w:before="0"/>
             </w:pPr>
-            <w:hyperlink w:history="1" r:id="rId4hn4vgz_7ogfdab146d1o">
+            <w:hyperlink w:history="1" r:id="rIdlys-kdbye6hntfpxnytu3">
               <w:r>
                 <w:rPr>
                   <w:rFonts w:ascii="Arial" w:cs="Arial" w:eastAsia="Arial" w:hAnsi="Arial"/>
@@ -12615,7 +12615,7 @@
               <w:spacing w:after="10" w:before="0"/>
               <w:ind w:left="120"/>
             </w:pPr>
-            <w:hyperlink w:history="1" r:id="rIdbtvfzlifpggtqj-udfrqz">
+            <w:hyperlink w:history="1" r:id="rIdk2hllhkya6ruchz2qxywv">
               <w:r>
                 <w:rPr>
                   <w:rFonts w:ascii="Arial" w:cs="Arial" w:eastAsia="Arial" w:hAnsi="Arial"/>
@@ -12810,7 +12810,7 @@
             <w:pPr>
               <w:spacing w:after="20" w:before="0"/>
             </w:pPr>
-            <w:hyperlink w:history="1" r:id="rIdw2l_s3hsn3hswzkvzhnff">
+            <w:hyperlink w:history="1" r:id="rIdarlxmh5djpmycrjsoo5sz">
               <w:r>
                 <w:rPr>
                   <w:rFonts w:ascii="Arial" w:cs="Arial" w:eastAsia="Arial" w:hAnsi="Arial"/>
@@ -12843,7 +12843,7 @@
               <w:spacing w:after="10" w:before="0"/>
               <w:ind w:left="120"/>
             </w:pPr>
-            <w:hyperlink w:history="1" r:id="rIdhag7nfc4vmg_irw2nrc4i">
+            <w:hyperlink w:history="1" r:id="rIdzitbg0oq5gsbgebvt8ser">
               <w:r>
                 <w:rPr>
                   <w:rFonts w:ascii="Arial" w:cs="Arial" w:eastAsia="Arial" w:hAnsi="Arial"/>
@@ -12888,7 +12888,7 @@
             <w:pPr>
               <w:spacing w:after="20" w:before="0"/>
             </w:pPr>
-            <w:hyperlink w:history="1" r:id="rIdozj-ph4g215agxlcklegb">
+            <w:hyperlink w:history="1" r:id="rIdvovueugzbrqk7sed8ddtg">
               <w:r>
                 <w:rPr>
                   <w:rFonts w:ascii="Arial" w:cs="Arial" w:eastAsia="Arial" w:hAnsi="Arial"/>
@@ -12921,7 +12921,7 @@
               <w:spacing w:after="10" w:before="0"/>
               <w:ind w:left="120"/>
             </w:pPr>
-            <w:hyperlink w:history="1" r:id="rId0dz3mhuzavb8np-bq_t3x">
+            <w:hyperlink w:history="1" r:id="rIdbhow57y15d9d-ejk4ws_h">
               <w:r>
                 <w:rPr>
                   <w:rFonts w:ascii="Arial" w:cs="Arial" w:eastAsia="Arial" w:hAnsi="Arial"/>
@@ -13116,7 +13116,7 @@
             <w:pPr>
               <w:spacing w:after="20" w:before="0"/>
             </w:pPr>
-            <w:hyperlink w:history="1" r:id="rIdqovi0oadxkauwds8jt-aa">
+            <w:hyperlink w:history="1" r:id="rId4hktft7p_evtii5fm8zbj">
               <w:r>
                 <w:rPr>
                   <w:rFonts w:ascii="Arial" w:cs="Arial" w:eastAsia="Arial" w:hAnsi="Arial"/>
@@ -13149,7 +13149,7 @@
               <w:spacing w:after="10" w:before="0"/>
               <w:ind w:left="120"/>
             </w:pPr>
-            <w:hyperlink w:history="1" r:id="rIdzbt2t0gosyhinnmyc3nxy">
+            <w:hyperlink w:history="1" r:id="rIdffiqxqz18lumhz_ekl5za">
               <w:r>
                 <w:rPr>
                   <w:rFonts w:ascii="Arial" w:cs="Arial" w:eastAsia="Arial" w:hAnsi="Arial"/>
@@ -13194,7 +13194,7 @@
             <w:pPr>
               <w:spacing w:after="20" w:before="0"/>
             </w:pPr>
-            <w:hyperlink w:history="1" r:id="rId0pksepnnibtiapif6--lo">
+            <w:hyperlink w:history="1" r:id="rId0z-f3s1pdqf4u3jltar-l">
               <w:r>
                 <w:rPr>
                   <w:rFonts w:ascii="Arial" w:cs="Arial" w:eastAsia="Arial" w:hAnsi="Arial"/>
@@ -13227,7 +13227,7 @@
               <w:spacing w:after="10" w:before="0"/>
               <w:ind w:left="120"/>
             </w:pPr>
-            <w:hyperlink w:history="1" r:id="rIdfid7hec8dm1mqs8d2pexe">
+            <w:hyperlink w:history="1" r:id="rIddc1zpvmehpgcclweacnbp">
               <w:r>
                 <w:rPr>
                   <w:rFonts w:ascii="Arial" w:cs="Arial" w:eastAsia="Arial" w:hAnsi="Arial"/>
@@ -13422,7 +13422,7 @@
             <w:pPr>
               <w:spacing w:after="20" w:before="0"/>
             </w:pPr>
-            <w:hyperlink w:history="1" r:id="rIdbhhxb8hnededbjbrk4xp5">
+            <w:hyperlink w:history="1" r:id="rIdfstcdkcnmyafz2-qbcqux">
               <w:r>
                 <w:rPr>
                   <w:rFonts w:ascii="Arial" w:cs="Arial" w:eastAsia="Arial" w:hAnsi="Arial"/>
@@ -13455,7 +13455,7 @@
               <w:spacing w:after="10" w:before="0"/>
               <w:ind w:left="120"/>
             </w:pPr>
-            <w:hyperlink w:history="1" r:id="rId1aenoh7qk5llq4j-fnwas">
+            <w:hyperlink w:history="1" r:id="rIdmqjg6gv74rcl_enb8hudi">
               <w:r>
                 <w:rPr>
                   <w:rFonts w:ascii="Arial" w:cs="Arial" w:eastAsia="Arial" w:hAnsi="Arial"/>
@@ -13500,7 +13500,7 @@
             <w:pPr>
               <w:spacing w:after="20" w:before="0"/>
             </w:pPr>
-            <w:hyperlink w:history="1" r:id="rId_xgq2-nivgdkq88juknuj">
+            <w:hyperlink w:history="1" r:id="rIdupm3ulm9aiuphpvlgkec3">
               <w:r>
                 <w:rPr>
                   <w:rFonts w:ascii="Arial" w:cs="Arial" w:eastAsia="Arial" w:hAnsi="Arial"/>
@@ -13533,7 +13533,7 @@
               <w:spacing w:after="10" w:before="0"/>
               <w:ind w:left="120"/>
             </w:pPr>
-            <w:hyperlink w:history="1" r:id="rIdixrmh_lauk1vquwwekbvt">
+            <w:hyperlink w:history="1" r:id="rIdsddfb5gttx5vyrifen2yl">
               <w:r>
                 <w:rPr>
                   <w:rFonts w:ascii="Arial" w:cs="Arial" w:eastAsia="Arial" w:hAnsi="Arial"/>
@@ -15020,7 +15020,7 @@
             <w:pPr>
               <w:spacing w:after="20" w:before="0"/>
             </w:pPr>
-            <w:hyperlink w:history="1" r:id="rIdth0afsjmu_e-1o-0uc3ye">
+            <w:hyperlink w:history="1" r:id="rIdt3dwao17xonbqt2ls28fv">
               <w:r>
                 <w:rPr>
                   <w:rFonts w:ascii="Arial" w:cs="Arial" w:eastAsia="Arial" w:hAnsi="Arial"/>
@@ -15053,7 +15053,7 @@
               <w:spacing w:after="10" w:before="0"/>
               <w:ind w:left="120"/>
             </w:pPr>
-            <w:hyperlink w:history="1" r:id="rId4foyftd8gyseltex2qz0c">
+            <w:hyperlink w:history="1" r:id="rIdtdnzshbz9npx1149uj76k">
               <w:r>
                 <w:rPr>
                   <w:rFonts w:ascii="Arial" w:cs="Arial" w:eastAsia="Arial" w:hAnsi="Arial"/>
@@ -15098,7 +15098,7 @@
             <w:pPr>
               <w:spacing w:after="20" w:before="0"/>
             </w:pPr>
-            <w:hyperlink w:history="1" r:id="rIdbxonmhc5ybhvvp3blu0jk">
+            <w:hyperlink w:history="1" r:id="rId55ubqmzqesvo8fymu7gca">
               <w:r>
                 <w:rPr>
                   <w:rFonts w:ascii="Arial" w:cs="Arial" w:eastAsia="Arial" w:hAnsi="Arial"/>
@@ -15131,7 +15131,7 @@
               <w:spacing w:after="10" w:before="0"/>
               <w:ind w:left="120"/>
             </w:pPr>
-            <w:hyperlink w:history="1" r:id="rIdh9pnfxyx8phv0f9-ph5mm">
+            <w:hyperlink w:history="1" r:id="rIdfibnmqm4v2u8fhnaqysr4">
               <w:r>
                 <w:rPr>
                   <w:rFonts w:ascii="Arial" w:cs="Arial" w:eastAsia="Arial" w:hAnsi="Arial"/>
@@ -15326,7 +15326,7 @@
             <w:pPr>
               <w:spacing w:after="20" w:before="0"/>
             </w:pPr>
-            <w:hyperlink w:history="1" r:id="rIdiebs3ng063k2caqus7xh6">
+            <w:hyperlink w:history="1" r:id="rId5rq2lp7onmtj0ohlagac4">
               <w:r>
                 <w:rPr>
                   <w:rFonts w:ascii="Arial" w:cs="Arial" w:eastAsia="Arial" w:hAnsi="Arial"/>
@@ -15359,7 +15359,7 @@
               <w:spacing w:after="10" w:before="0"/>
               <w:ind w:left="120"/>
             </w:pPr>
-            <w:hyperlink w:history="1" r:id="rId-ogvckaub4ux1nf5pbaj0">
+            <w:hyperlink w:history="1" r:id="rIdttpy8igv5gm2goy5wuma7">
               <w:r>
                 <w:rPr>
                   <w:rFonts w:ascii="Arial" w:cs="Arial" w:eastAsia="Arial" w:hAnsi="Arial"/>
@@ -15404,7 +15404,7 @@
             <w:pPr>
               <w:spacing w:after="20" w:before="0"/>
             </w:pPr>
-            <w:hyperlink w:history="1" r:id="rIdzhoab_jhr_6hzip1vqoyr">
+            <w:hyperlink w:history="1" r:id="rIdn3szdaxln1vty8p28wq12">
               <w:r>
                 <w:rPr>
                   <w:rFonts w:ascii="Arial" w:cs="Arial" w:eastAsia="Arial" w:hAnsi="Arial"/>
@@ -15437,7 +15437,7 @@
               <w:spacing w:after="10" w:before="0"/>
               <w:ind w:left="120"/>
             </w:pPr>
-            <w:hyperlink w:history="1" r:id="rId2_xzzzfpb0qqakghwbmcn">
+            <w:hyperlink w:history="1" r:id="rIdej5acgznh6rcso2nf2u6g">
               <w:r>
                 <w:rPr>
                   <w:rFonts w:ascii="Arial" w:cs="Arial" w:eastAsia="Arial" w:hAnsi="Arial"/>
@@ -15632,7 +15632,7 @@
             <w:pPr>
               <w:spacing w:after="20" w:before="0"/>
             </w:pPr>
-            <w:hyperlink w:history="1" r:id="rIduloi4wnl_87eko1v7bhq0">
+            <w:hyperlink w:history="1" r:id="rIdvlceizph3jvri9eajog17">
               <w:r>
                 <w:rPr>
                   <w:rFonts w:ascii="Arial" w:cs="Arial" w:eastAsia="Arial" w:hAnsi="Arial"/>
@@ -15665,7 +15665,7 @@
               <w:spacing w:after="10" w:before="0"/>
               <w:ind w:left="120"/>
             </w:pPr>
-            <w:hyperlink w:history="1" r:id="rIdwcblih1sbiuok3nqueehv">
+            <w:hyperlink w:history="1" r:id="rIdbx4zcpnyodhlz7j7xhhoc">
               <w:r>
                 <w:rPr>
                   <w:rFonts w:ascii="Arial" w:cs="Arial" w:eastAsia="Arial" w:hAnsi="Arial"/>
@@ -15710,7 +15710,7 @@
             <w:pPr>
               <w:spacing w:after="20" w:before="0"/>
             </w:pPr>
-            <w:hyperlink w:history="1" r:id="rIde5g9wi4rwbyocmzjqtgxu">
+            <w:hyperlink w:history="1" r:id="rIdnldg1xuiw-3qgeeghvonx">
               <w:r>
                 <w:rPr>
                   <w:rFonts w:ascii="Arial" w:cs="Arial" w:eastAsia="Arial" w:hAnsi="Arial"/>
@@ -15743,7 +15743,7 @@
               <w:spacing w:after="10" w:before="0"/>
               <w:ind w:left="120"/>
             </w:pPr>
-            <w:hyperlink w:history="1" r:id="rIdemle5oclxu_ikmgjc3d1l">
+            <w:hyperlink w:history="1" r:id="rId7wkvd4noudtjd7-o6rhen">
               <w:r>
                 <w:rPr>
                   <w:rFonts w:ascii="Arial" w:cs="Arial" w:eastAsia="Arial" w:hAnsi="Arial"/>
@@ -15938,7 +15938,7 @@
             <w:pPr>
               <w:spacing w:after="20" w:before="0"/>
             </w:pPr>
-            <w:hyperlink w:history="1" r:id="rId3qdvw2awur_of51z90dzk">
+            <w:hyperlink w:history="1" r:id="rIdn-85wzohp4-tkld92rkh9">
               <w:r>
                 <w:rPr>
                   <w:rFonts w:ascii="Arial" w:cs="Arial" w:eastAsia="Arial" w:hAnsi="Arial"/>
@@ -15971,7 +15971,7 @@
               <w:spacing w:after="10" w:before="0"/>
               <w:ind w:left="120"/>
             </w:pPr>
-            <w:hyperlink w:history="1" r:id="rIdp6e35d8_5usdjevzdnxry">
+            <w:hyperlink w:history="1" r:id="rIdbv82dg_uora58dt_djcjw">
               <w:r>
                 <w:rPr>
                   <w:rFonts w:ascii="Arial" w:cs="Arial" w:eastAsia="Arial" w:hAnsi="Arial"/>
@@ -16016,7 +16016,7 @@
             <w:pPr>
               <w:spacing w:after="20" w:before="0"/>
             </w:pPr>
-            <w:hyperlink w:history="1" r:id="rIdla97sofh95rsyg8qxxka7">
+            <w:hyperlink w:history="1" r:id="rIdygd48phmjtbsm8aasj7nh">
               <w:r>
                 <w:rPr>
                   <w:rFonts w:ascii="Arial" w:cs="Arial" w:eastAsia="Arial" w:hAnsi="Arial"/>
@@ -16049,7 +16049,7 @@
               <w:spacing w:after="10" w:before="0"/>
               <w:ind w:left="120"/>
             </w:pPr>
-            <w:hyperlink w:history="1" r:id="rIdrvt4i_ti-f1mbee8zpxjy">
+            <w:hyperlink w:history="1" r:id="rIdw6il-ggq13ixxmjt0rgxy">
               <w:r>
                 <w:rPr>
                   <w:rFonts w:ascii="Arial" w:cs="Arial" w:eastAsia="Arial" w:hAnsi="Arial"/>
@@ -16244,7 +16244,7 @@
             <w:pPr>
               <w:spacing w:after="20" w:before="0"/>
             </w:pPr>
-            <w:hyperlink w:history="1" r:id="rIdt9weltn8ntlhezoewvl1q">
+            <w:hyperlink w:history="1" r:id="rIdb5vrwj8knbu6jwihr4802">
               <w:r>
                 <w:rPr>
                   <w:rFonts w:ascii="Arial" w:cs="Arial" w:eastAsia="Arial" w:hAnsi="Arial"/>
@@ -16277,7 +16277,7 @@
               <w:spacing w:after="10" w:before="0"/>
               <w:ind w:left="120"/>
             </w:pPr>
-            <w:hyperlink w:history="1" r:id="rIdsfu09wcfjvmku-x259xri">
+            <w:hyperlink w:history="1" r:id="rIdpaduonxs8zatslg8i_rke">
               <w:r>
                 <w:rPr>
                   <w:rFonts w:ascii="Arial" w:cs="Arial" w:eastAsia="Arial" w:hAnsi="Arial"/>
@@ -16322,7 +16322,7 @@
             <w:pPr>
               <w:spacing w:after="20" w:before="0"/>
             </w:pPr>
-            <w:hyperlink w:history="1" r:id="rId2iypqqkxdittjgfe-3imc">
+            <w:hyperlink w:history="1" r:id="rIdrhem5ri0i7iovzr4xsiue">
               <w:r>
                 <w:rPr>
                   <w:rFonts w:ascii="Arial" w:cs="Arial" w:eastAsia="Arial" w:hAnsi="Arial"/>
@@ -16355,7 +16355,7 @@
               <w:spacing w:after="10" w:before="0"/>
               <w:ind w:left="120"/>
             </w:pPr>
-            <w:hyperlink w:history="1" r:id="rIdjx5p09jd4qz6wgw_l1_ql">
+            <w:hyperlink w:history="1" r:id="rIdnc8pvcnrcta_q3o_ds_sg">
               <w:r>
                 <w:rPr>
                   <w:rFonts w:ascii="Arial" w:cs="Arial" w:eastAsia="Arial" w:hAnsi="Arial"/>
@@ -17842,7 +17842,7 @@
             <w:pPr>
               <w:spacing w:after="20" w:before="0"/>
             </w:pPr>
-            <w:hyperlink w:history="1" r:id="rIdglpjqdri8_b07zddybnfa">
+            <w:hyperlink w:history="1" r:id="rIdz5lqwey_whvzpz0grbf5u">
               <w:r>
                 <w:rPr>
                   <w:rFonts w:ascii="Arial" w:cs="Arial" w:eastAsia="Arial" w:hAnsi="Arial"/>
@@ -17875,7 +17875,7 @@
               <w:spacing w:after="10" w:before="0"/>
               <w:ind w:left="120"/>
             </w:pPr>
-            <w:hyperlink w:history="1" r:id="rIdel2nii9hg-0a-v4w0aegj">
+            <w:hyperlink w:history="1" r:id="rIdz-w_cg27xqaevx1rgrbyg">
               <w:r>
                 <w:rPr>
                   <w:rFonts w:ascii="Arial" w:cs="Arial" w:eastAsia="Arial" w:hAnsi="Arial"/>
@@ -17920,7 +17920,7 @@
             <w:pPr>
               <w:spacing w:after="20" w:before="0"/>
             </w:pPr>
-            <w:hyperlink w:history="1" r:id="rIdgpwk0j5i4ptawky-2fuck">
+            <w:hyperlink w:history="1" r:id="rId9gugnkwecy-qktbekt3z8">
               <w:r>
                 <w:rPr>
                   <w:rFonts w:ascii="Arial" w:cs="Arial" w:eastAsia="Arial" w:hAnsi="Arial"/>
@@ -17953,7 +17953,7 @@
               <w:spacing w:after="10" w:before="0"/>
               <w:ind w:left="120"/>
             </w:pPr>
-            <w:hyperlink w:history="1" r:id="rIdzyucqjn50z266jm-olfwa">
+            <w:hyperlink w:history="1" r:id="rId9tzguvwpbyxbgjgse2y2-">
               <w:r>
                 <w:rPr>
                   <w:rFonts w:ascii="Arial" w:cs="Arial" w:eastAsia="Arial" w:hAnsi="Arial"/>
@@ -18148,7 +18148,7 @@
             <w:pPr>
               <w:spacing w:after="20" w:before="0"/>
             </w:pPr>
-            <w:hyperlink w:history="1" r:id="rIdrnrqrf_lyarsmmi_aidy9">
+            <w:hyperlink w:history="1" r:id="rIdc6hlrxp7deocug5sporhn">
               <w:r>
                 <w:rPr>
                   <w:rFonts w:ascii="Arial" w:cs="Arial" w:eastAsia="Arial" w:hAnsi="Arial"/>
@@ -18181,7 +18181,7 @@
               <w:spacing w:after="10" w:before="0"/>
               <w:ind w:left="120"/>
             </w:pPr>
-            <w:hyperlink w:history="1" r:id="rIdsyckbzb65x_meeuljp4if">
+            <w:hyperlink w:history="1" r:id="rIdiqeun3c1o-ileufau-jkx">
               <w:r>
                 <w:rPr>
                   <w:rFonts w:ascii="Arial" w:cs="Arial" w:eastAsia="Arial" w:hAnsi="Arial"/>
@@ -18226,7 +18226,7 @@
             <w:pPr>
               <w:spacing w:after="20" w:before="0"/>
             </w:pPr>
-            <w:hyperlink w:history="1" r:id="rIdndrgrjdmai1lvy0rfdxzb">
+            <w:hyperlink w:history="1" r:id="rIdryujugh-qvq02vjm9xs_0">
               <w:r>
                 <w:rPr>
                   <w:rFonts w:ascii="Arial" w:cs="Arial" w:eastAsia="Arial" w:hAnsi="Arial"/>
@@ -18259,7 +18259,7 @@
               <w:spacing w:after="10" w:before="0"/>
               <w:ind w:left="120"/>
             </w:pPr>
-            <w:hyperlink w:history="1" r:id="rIdunkae48qwqbfb6a5y3h4g">
+            <w:hyperlink w:history="1" r:id="rIdsdkmibgfxb_th2oq1bntd">
               <w:r>
                 <w:rPr>
                   <w:rFonts w:ascii="Arial" w:cs="Arial" w:eastAsia="Arial" w:hAnsi="Arial"/>
@@ -18454,7 +18454,7 @@
             <w:pPr>
               <w:spacing w:after="20" w:before="0"/>
             </w:pPr>
-            <w:hyperlink w:history="1" r:id="rIdgwsm8ivsdqo_capmvq3n9">
+            <w:hyperlink w:history="1" r:id="rIdwg9blf4lhvmgjvnfiruyx">
               <w:r>
                 <w:rPr>
                   <w:rFonts w:ascii="Arial" w:cs="Arial" w:eastAsia="Arial" w:hAnsi="Arial"/>
@@ -18487,7 +18487,7 @@
               <w:spacing w:after="10" w:before="0"/>
               <w:ind w:left="120"/>
             </w:pPr>
-            <w:hyperlink w:history="1" r:id="rId4kypl3drwi0pla69kwwhg">
+            <w:hyperlink w:history="1" r:id="rIddtuejvyql3u7v-hpkd9gk">
               <w:r>
                 <w:rPr>
                   <w:rFonts w:ascii="Arial" w:cs="Arial" w:eastAsia="Arial" w:hAnsi="Arial"/>
@@ -18532,7 +18532,7 @@
             <w:pPr>
               <w:spacing w:after="20" w:before="0"/>
             </w:pPr>
-            <w:hyperlink w:history="1" r:id="rIdaj7e2uo3isael5de20gj1">
+            <w:hyperlink w:history="1" r:id="rIdgnkax262ycvm6nwqyfokm">
               <w:r>
                 <w:rPr>
                   <w:rFonts w:ascii="Arial" w:cs="Arial" w:eastAsia="Arial" w:hAnsi="Arial"/>
@@ -18565,7 +18565,7 @@
               <w:spacing w:after="10" w:before="0"/>
               <w:ind w:left="120"/>
             </w:pPr>
-            <w:hyperlink w:history="1" r:id="rId0gl6iupz8d7wmlcbmqigr">
+            <w:hyperlink w:history="1" r:id="rIdi3nn7ox4rfminx8tks1gg">
               <w:r>
                 <w:rPr>
                   <w:rFonts w:ascii="Arial" w:cs="Arial" w:eastAsia="Arial" w:hAnsi="Arial"/>
@@ -18760,7 +18760,7 @@
             <w:pPr>
               <w:spacing w:after="20" w:before="0"/>
             </w:pPr>
-            <w:hyperlink w:history="1" r:id="rIdscb5nwdydzrwr9guq2mzy">
+            <w:hyperlink w:history="1" r:id="rIdwtbtwpe60wsg22y9bbnip">
               <w:r>
                 <w:rPr>
                   <w:rFonts w:ascii="Arial" w:cs="Arial" w:eastAsia="Arial" w:hAnsi="Arial"/>
@@ -18793,7 +18793,7 @@
               <w:spacing w:after="10" w:before="0"/>
               <w:ind w:left="120"/>
             </w:pPr>
-            <w:hyperlink w:history="1" r:id="rIdl86tbthxupeqj_wrgvkr0">
+            <w:hyperlink w:history="1" r:id="rIdm0bham5g-mgsomzl3rrmf">
               <w:r>
                 <w:rPr>
                   <w:rFonts w:ascii="Arial" w:cs="Arial" w:eastAsia="Arial" w:hAnsi="Arial"/>
@@ -18838,7 +18838,7 @@
             <w:pPr>
               <w:spacing w:after="20" w:before="0"/>
             </w:pPr>
-            <w:hyperlink w:history="1" r:id="rId0ljf_9sfuia4v_fwgsama">
+            <w:hyperlink w:history="1" r:id="rIdaixiscox1zrn9w3-eisgu">
               <w:r>
                 <w:rPr>
                   <w:rFonts w:ascii="Arial" w:cs="Arial" w:eastAsia="Arial" w:hAnsi="Arial"/>
@@ -18871,7 +18871,7 @@
               <w:spacing w:after="10" w:before="0"/>
               <w:ind w:left="120"/>
             </w:pPr>
-            <w:hyperlink w:history="1" r:id="rIdo2owhnaztjl4bjbqjfgvl">
+            <w:hyperlink w:history="1" r:id="rIddtwbrm0lodi8yk-m9qjei">
               <w:r>
                 <w:rPr>
                   <w:rFonts w:ascii="Arial" w:cs="Arial" w:eastAsia="Arial" w:hAnsi="Arial"/>
@@ -19066,7 +19066,7 @@
             <w:pPr>
               <w:spacing w:after="20" w:before="0"/>
             </w:pPr>
-            <w:hyperlink w:history="1" r:id="rIdrxlt8fzjwvj4grqqphoig">
+            <w:hyperlink w:history="1" r:id="rId7bpr6wryw8ahurtmyny7j">
               <w:r>
                 <w:rPr>
                   <w:rFonts w:ascii="Arial" w:cs="Arial" w:eastAsia="Arial" w:hAnsi="Arial"/>
@@ -19099,7 +19099,7 @@
               <w:spacing w:after="10" w:before="0"/>
               <w:ind w:left="120"/>
             </w:pPr>
-            <w:hyperlink w:history="1" r:id="rIdqvu94urhrjn5ph6v4wq3c">
+            <w:hyperlink w:history="1" r:id="rIduyxabmjcjmahgyypuo3m_">
               <w:r>
                 <w:rPr>
                   <w:rFonts w:ascii="Arial" w:cs="Arial" w:eastAsia="Arial" w:hAnsi="Arial"/>
@@ -19144,7 +19144,7 @@
             <w:pPr>
               <w:spacing w:after="20" w:before="0"/>
             </w:pPr>
-            <w:hyperlink w:history="1" r:id="rId0spajypp8kg5t8_6bzg1s">
+            <w:hyperlink w:history="1" r:id="rIdujnc__epu2wavcmpqhj0y">
               <w:r>
                 <w:rPr>
                   <w:rFonts w:ascii="Arial" w:cs="Arial" w:eastAsia="Arial" w:hAnsi="Arial"/>
@@ -19177,7 +19177,7 @@
               <w:spacing w:after="10" w:before="0"/>
               <w:ind w:left="120"/>
             </w:pPr>
-            <w:hyperlink w:history="1" r:id="rIdwhhm4rtrafpmuijo6xtqp">
+            <w:hyperlink w:history="1" r:id="rIdvt1ovng8sv51n2rvhygwl">
               <w:r>
                 <w:rPr>
                   <w:rFonts w:ascii="Arial" w:cs="Arial" w:eastAsia="Arial" w:hAnsi="Arial"/>
@@ -20664,7 +20664,7 @@
             <w:pPr>
               <w:spacing w:after="20" w:before="0"/>
             </w:pPr>
-            <w:hyperlink w:history="1" r:id="rIdfrw7jpuc6fcsdouvjiyxl">
+            <w:hyperlink w:history="1" r:id="rId36pu7pjocbo4w1qtul_q_">
               <w:r>
                 <w:rPr>
                   <w:rFonts w:ascii="Arial" w:cs="Arial" w:eastAsia="Arial" w:hAnsi="Arial"/>
@@ -20697,7 +20697,7 @@
               <w:spacing w:after="10" w:before="0"/>
               <w:ind w:left="120"/>
             </w:pPr>
-            <w:hyperlink w:history="1" r:id="rId2iif5yrozx6bevgsom3ir">
+            <w:hyperlink w:history="1" r:id="rIdkhttra7cmln5obpppgqx8">
               <w:r>
                 <w:rPr>
                   <w:rFonts w:ascii="Arial" w:cs="Arial" w:eastAsia="Arial" w:hAnsi="Arial"/>
@@ -20742,7 +20742,7 @@
             <w:pPr>
               <w:spacing w:after="20" w:before="0"/>
             </w:pPr>
-            <w:hyperlink w:history="1" r:id="rIdq0m0pja0tzywcpmnssa6z">
+            <w:hyperlink w:history="1" r:id="rIdnldcxi-f8pmqyufy2byca">
               <w:r>
                 <w:rPr>
                   <w:rFonts w:ascii="Arial" w:cs="Arial" w:eastAsia="Arial" w:hAnsi="Arial"/>
@@ -20775,7 +20775,7 @@
               <w:spacing w:after="10" w:before="0"/>
               <w:ind w:left="120"/>
             </w:pPr>
-            <w:hyperlink w:history="1" r:id="rIdgrjv9puibwlvhrskchxkv">
+            <w:hyperlink w:history="1" r:id="rIdpv2qyktdz6d7-863cnghs">
               <w:r>
                 <w:rPr>
                   <w:rFonts w:ascii="Arial" w:cs="Arial" w:eastAsia="Arial" w:hAnsi="Arial"/>
@@ -20970,7 +20970,7 @@
             <w:pPr>
               <w:spacing w:after="20" w:before="0"/>
             </w:pPr>
-            <w:hyperlink w:history="1" r:id="rIdlqkahbutqqatmucvvzgnx">
+            <w:hyperlink w:history="1" r:id="rIdhh4ihhce2dnojshjgobgs">
               <w:r>
                 <w:rPr>
                   <w:rFonts w:ascii="Arial" w:cs="Arial" w:eastAsia="Arial" w:hAnsi="Arial"/>
@@ -21003,7 +21003,7 @@
               <w:spacing w:after="10" w:before="0"/>
               <w:ind w:left="120"/>
             </w:pPr>
-            <w:hyperlink w:history="1" r:id="rIdbr9tmi8qj0c-yztvyja14">
+            <w:hyperlink w:history="1" r:id="rIdwwxfc224atlkha1cgj5uh">
               <w:r>
                 <w:rPr>
                   <w:rFonts w:ascii="Arial" w:cs="Arial" w:eastAsia="Arial" w:hAnsi="Arial"/>
@@ -21048,7 +21048,7 @@
             <w:pPr>
               <w:spacing w:after="20" w:before="0"/>
             </w:pPr>
-            <w:hyperlink w:history="1" r:id="rIdpppdh_lomxhfjoz6nsrav">
+            <w:hyperlink w:history="1" r:id="rIdpsdad5iwejn8eh0826v-v">
               <w:r>
                 <w:rPr>
                   <w:rFonts w:ascii="Arial" w:cs="Arial" w:eastAsia="Arial" w:hAnsi="Arial"/>
@@ -21081,7 +21081,7 @@
               <w:spacing w:after="10" w:before="0"/>
               <w:ind w:left="120"/>
             </w:pPr>
-            <w:hyperlink w:history="1" r:id="rIdie-cvx6xqbxu1tycbyumq">
+            <w:hyperlink w:history="1" r:id="rIdqqxdeqtwpsorkh4lqnkdy">
               <w:r>
                 <w:rPr>
                   <w:rFonts w:ascii="Arial" w:cs="Arial" w:eastAsia="Arial" w:hAnsi="Arial"/>
@@ -21276,7 +21276,7 @@
             <w:pPr>
               <w:spacing w:after="20" w:before="0"/>
             </w:pPr>
-            <w:hyperlink w:history="1" r:id="rIdszwdbdpxwqvygfdwfamfr">
+            <w:hyperlink w:history="1" r:id="rIdko8p4guqt5zrn3uk2qgog">
               <w:r>
                 <w:rPr>
                   <w:rFonts w:ascii="Arial" w:cs="Arial" w:eastAsia="Arial" w:hAnsi="Arial"/>
@@ -21309,7 +21309,7 @@
               <w:spacing w:after="10" w:before="0"/>
               <w:ind w:left="120"/>
             </w:pPr>
-            <w:hyperlink w:history="1" r:id="rIdarrswahavctlhkg2z5tnf">
+            <w:hyperlink w:history="1" r:id="rIdq17ldmdgdvc8qjrrsg5ln">
               <w:r>
                 <w:rPr>
                   <w:rFonts w:ascii="Arial" w:cs="Arial" w:eastAsia="Arial" w:hAnsi="Arial"/>
@@ -21354,7 +21354,7 @@
             <w:pPr>
               <w:spacing w:after="20" w:before="0"/>
             </w:pPr>
-            <w:hyperlink w:history="1" r:id="rIdwelty3pivirhfroeovo1z">
+            <w:hyperlink w:history="1" r:id="rIdv3igcdqmazlwn9ljtn4ug">
               <w:r>
                 <w:rPr>
                   <w:rFonts w:ascii="Arial" w:cs="Arial" w:eastAsia="Arial" w:hAnsi="Arial"/>
@@ -21387,7 +21387,7 @@
               <w:spacing w:after="10" w:before="0"/>
               <w:ind w:left="120"/>
             </w:pPr>
-            <w:hyperlink w:history="1" r:id="rIdssvnr8radt_hypk_whmfy">
+            <w:hyperlink w:history="1" r:id="rIdhoff1bz3nwmd3w453bzkd">
               <w:r>
                 <w:rPr>
                   <w:rFonts w:ascii="Arial" w:cs="Arial" w:eastAsia="Arial" w:hAnsi="Arial"/>
@@ -21582,7 +21582,7 @@
             <w:pPr>
               <w:spacing w:after="20" w:before="0"/>
             </w:pPr>
-            <w:hyperlink w:history="1" r:id="rId7bfagfse-69bsht01et63">
+            <w:hyperlink w:history="1" r:id="rId-bxg2uaz2twf0j2nepps3">
               <w:r>
                 <w:rPr>
                   <w:rFonts w:ascii="Arial" w:cs="Arial" w:eastAsia="Arial" w:hAnsi="Arial"/>
@@ -21615,7 +21615,7 @@
               <w:spacing w:after="10" w:before="0"/>
               <w:ind w:left="120"/>
             </w:pPr>
-            <w:hyperlink w:history="1" r:id="rIddyvvfqnx59vwsqp5itqsq">
+            <w:hyperlink w:history="1" r:id="rIdklfqiejbp6m4uons5xwlh">
               <w:r>
                 <w:rPr>
                   <w:rFonts w:ascii="Arial" w:cs="Arial" w:eastAsia="Arial" w:hAnsi="Arial"/>
@@ -21660,7 +21660,7 @@
             <w:pPr>
               <w:spacing w:after="20" w:before="0"/>
             </w:pPr>
-            <w:hyperlink w:history="1" r:id="rIduqtqslqdqodghhpj09svp">
+            <w:hyperlink w:history="1" r:id="rIdcxyzicyd7p7yr6gshunok">
               <w:r>
                 <w:rPr>
                   <w:rFonts w:ascii="Arial" w:cs="Arial" w:eastAsia="Arial" w:hAnsi="Arial"/>
@@ -21693,7 +21693,7 @@
               <w:spacing w:after="10" w:before="0"/>
               <w:ind w:left="120"/>
             </w:pPr>
-            <w:hyperlink w:history="1" r:id="rIdobgl5zdbsqu8rhmg9mpkz">
+            <w:hyperlink w:history="1" r:id="rIdgkpryns1dljp5pyjl_0xk">
               <w:r>
                 <w:rPr>
                   <w:rFonts w:ascii="Arial" w:cs="Arial" w:eastAsia="Arial" w:hAnsi="Arial"/>
@@ -21888,7 +21888,7 @@
             <w:pPr>
               <w:spacing w:after="20" w:before="0"/>
             </w:pPr>
-            <w:hyperlink w:history="1" r:id="rIdk838zs5td-lk1qpi02ii3">
+            <w:hyperlink w:history="1" r:id="rIdnf2rkn500onnqge20p16x">
               <w:r>
                 <w:rPr>
                   <w:rFonts w:ascii="Arial" w:cs="Arial" w:eastAsia="Arial" w:hAnsi="Arial"/>
@@ -21921,7 +21921,7 @@
               <w:spacing w:after="10" w:before="0"/>
               <w:ind w:left="120"/>
             </w:pPr>
-            <w:hyperlink w:history="1" r:id="rId63skwleukjhii2h5tuqm7">
+            <w:hyperlink w:history="1" r:id="rIdz0kwybc91vyfwc0kzk5jj">
               <w:r>
                 <w:rPr>
                   <w:rFonts w:ascii="Arial" w:cs="Arial" w:eastAsia="Arial" w:hAnsi="Arial"/>
@@ -21966,7 +21966,7 @@
             <w:pPr>
               <w:spacing w:after="20" w:before="0"/>
             </w:pPr>
-            <w:hyperlink w:history="1" r:id="rIde42lijcbe1m22plibk1vl">
+            <w:hyperlink w:history="1" r:id="rId5riglr4yx-de0cdezn0ae">
               <w:r>
                 <w:rPr>
                   <w:rFonts w:ascii="Arial" w:cs="Arial" w:eastAsia="Arial" w:hAnsi="Arial"/>
@@ -21999,7 +21999,7 @@
               <w:spacing w:after="10" w:before="0"/>
               <w:ind w:left="120"/>
             </w:pPr>
-            <w:hyperlink w:history="1" r:id="rId4m2f32im7lr9lurli5yie">
+            <w:hyperlink w:history="1" r:id="rId7s-rymfvalzt_jzbqfyst">
               <w:r>
                 <w:rPr>
                   <w:rFonts w:ascii="Arial" w:cs="Arial" w:eastAsia="Arial" w:hAnsi="Arial"/>
@@ -23705,7 +23705,7 @@
             <w:pPr>
               <w:spacing w:after="20" w:before="0"/>
             </w:pPr>
-            <w:hyperlink w:history="1" r:id="rIdbwqbrm8xn4p9sdxpcswrl">
+            <w:hyperlink w:history="1" r:id="rIdac6elxtnlqetizuf0ynwl">
               <w:r>
                 <w:rPr>
                   <w:rFonts w:ascii="Arial" w:cs="Arial" w:eastAsia="Arial" w:hAnsi="Arial"/>
@@ -23738,7 +23738,7 @@
               <w:spacing w:after="10" w:before="0"/>
               <w:ind w:left="120"/>
             </w:pPr>
-            <w:hyperlink w:history="1" r:id="rId5l8kdiolbnjfbrzqkevbi">
+            <w:hyperlink w:history="1" r:id="rIdjjw-j4ktnuaqpp5bi46xm">
               <w:r>
                 <w:rPr>
                   <w:rFonts w:ascii="Arial" w:cs="Arial" w:eastAsia="Arial" w:hAnsi="Arial"/>
@@ -23783,7 +23783,7 @@
             <w:pPr>
               <w:spacing w:after="20" w:before="0"/>
             </w:pPr>
-            <w:hyperlink w:history="1" r:id="rId99rtwun8ykrzakcxjxzyc">
+            <w:hyperlink w:history="1" r:id="rId7cs-uzc4aymvtvpgwcy41">
               <w:r>
                 <w:rPr>
                   <w:rFonts w:ascii="Arial" w:cs="Arial" w:eastAsia="Arial" w:hAnsi="Arial"/>
@@ -23816,7 +23816,7 @@
               <w:spacing w:after="10" w:before="0"/>
               <w:ind w:left="120"/>
             </w:pPr>
-            <w:hyperlink w:history="1" r:id="rId2fxc8hn8qrb7mrtk9qt5i">
+            <w:hyperlink w:history="1" r:id="rIdyvz1rnoyv9bixetq3ratd">
               <w:r>
                 <w:rPr>
                   <w:rFonts w:ascii="Arial" w:cs="Arial" w:eastAsia="Arial" w:hAnsi="Arial"/>
@@ -24011,7 +24011,7 @@
             <w:pPr>
               <w:spacing w:after="20" w:before="0"/>
             </w:pPr>
-            <w:hyperlink w:history="1" r:id="rIdrj4ur6cydzehqtoyhlvj4">
+            <w:hyperlink w:history="1" r:id="rIdtvomb7qimffzd53lk8fxq">
               <w:r>
                 <w:rPr>
                   <w:rFonts w:ascii="Arial" w:cs="Arial" w:eastAsia="Arial" w:hAnsi="Arial"/>
@@ -24044,7 +24044,7 @@
               <w:spacing w:after="10" w:before="0"/>
               <w:ind w:left="120"/>
             </w:pPr>
-            <w:hyperlink w:history="1" r:id="rIdstkiq0oroomnenq73yq1m">
+            <w:hyperlink w:history="1" r:id="rIdpa0p-pywhc2jarljdm2e-">
               <w:r>
                 <w:rPr>
                   <w:rFonts w:ascii="Arial" w:cs="Arial" w:eastAsia="Arial" w:hAnsi="Arial"/>
@@ -24089,7 +24089,7 @@
             <w:pPr>
               <w:spacing w:after="20" w:before="0"/>
             </w:pPr>
-            <w:hyperlink w:history="1" r:id="rIdgqvj7egf7flwcz-x6bdto">
+            <w:hyperlink w:history="1" r:id="rIdohpyedozooico8dblkma-">
               <w:r>
                 <w:rPr>
                   <w:rFonts w:ascii="Arial" w:cs="Arial" w:eastAsia="Arial" w:hAnsi="Arial"/>
@@ -24122,7 +24122,7 @@
               <w:spacing w:after="10" w:before="0"/>
               <w:ind w:left="120"/>
             </w:pPr>
-            <w:hyperlink w:history="1" r:id="rIdyqdbmr_gol6jmnkdtpapa">
+            <w:hyperlink w:history="1" r:id="rIdc0xt9jabhxmruzklmyx5b">
               <w:r>
                 <w:rPr>
                   <w:rFonts w:ascii="Arial" w:cs="Arial" w:eastAsia="Arial" w:hAnsi="Arial"/>
@@ -24317,7 +24317,7 @@
             <w:pPr>
               <w:spacing w:after="20" w:before="0"/>
             </w:pPr>
-            <w:hyperlink w:history="1" r:id="rIdvie0i1aummgt5sctdgkex">
+            <w:hyperlink w:history="1" r:id="rIdet9mlcr5wgb3v7tnogp3m">
               <w:r>
                 <w:rPr>
                   <w:rFonts w:ascii="Arial" w:cs="Arial" w:eastAsia="Arial" w:hAnsi="Arial"/>
@@ -24350,7 +24350,7 @@
               <w:spacing w:after="10" w:before="0"/>
               <w:ind w:left="120"/>
             </w:pPr>
-            <w:hyperlink w:history="1" r:id="rIdwvdilxvzs168axtksmqeu">
+            <w:hyperlink w:history="1" r:id="rIdywcnazawwyh9nj7ntj93-">
               <w:r>
                 <w:rPr>
                   <w:rFonts w:ascii="Arial" w:cs="Arial" w:eastAsia="Arial" w:hAnsi="Arial"/>
@@ -24395,7 +24395,7 @@
             <w:pPr>
               <w:spacing w:after="20" w:before="0"/>
             </w:pPr>
-            <w:hyperlink w:history="1" r:id="rId-ziufrt0tndypjltutv48">
+            <w:hyperlink w:history="1" r:id="rIdz5ruvxcocbqi9jwqaifui">
               <w:r>
                 <w:rPr>
                   <w:rFonts w:ascii="Arial" w:cs="Arial" w:eastAsia="Arial" w:hAnsi="Arial"/>
@@ -24428,7 +24428,7 @@
               <w:spacing w:after="10" w:before="0"/>
               <w:ind w:left="120"/>
             </w:pPr>
-            <w:hyperlink w:history="1" r:id="rIdhepphk5wrwd3kfqxnmobh">
+            <w:hyperlink w:history="1" r:id="rId0urj-bpcqmoa8033jwjwr">
               <w:r>
                 <w:rPr>
                   <w:rFonts w:ascii="Arial" w:cs="Arial" w:eastAsia="Arial" w:hAnsi="Arial"/>
@@ -24623,7 +24623,7 @@
             <w:pPr>
               <w:spacing w:after="20" w:before="0"/>
             </w:pPr>
-            <w:hyperlink w:history="1" r:id="rId2be5je36nta8u-omevbzp">
+            <w:hyperlink w:history="1" r:id="rIdfkzizlq9vkwngr-3nntzf">
               <w:r>
                 <w:rPr>
                   <w:rFonts w:ascii="Arial" w:cs="Arial" w:eastAsia="Arial" w:hAnsi="Arial"/>
@@ -24656,7 +24656,7 @@
               <w:spacing w:after="10" w:before="0"/>
               <w:ind w:left="120"/>
             </w:pPr>
-            <w:hyperlink w:history="1" r:id="rIdiu1toz40auoos7sve3itl">
+            <w:hyperlink w:history="1" r:id="rIdbn7izr-c_jd75mdeny1lc">
               <w:r>
                 <w:rPr>
                   <w:rFonts w:ascii="Arial" w:cs="Arial" w:eastAsia="Arial" w:hAnsi="Arial"/>
@@ -24701,7 +24701,7 @@
             <w:pPr>
               <w:spacing w:after="20" w:before="0"/>
             </w:pPr>
-            <w:hyperlink w:history="1" r:id="rIdgip2i7gllim3-6xz50z2y">
+            <w:hyperlink w:history="1" r:id="rIdxkimpgnr5m0oli3u_9wt5">
               <w:r>
                 <w:rPr>
                   <w:rFonts w:ascii="Arial" w:cs="Arial" w:eastAsia="Arial" w:hAnsi="Arial"/>
@@ -24734,7 +24734,7 @@
               <w:spacing w:after="10" w:before="0"/>
               <w:ind w:left="120"/>
             </w:pPr>
-            <w:hyperlink w:history="1" r:id="rIdwj0npgv4zeo2krnp5gcp1">
+            <w:hyperlink w:history="1" r:id="rIdrm3epxvereu_xfbeifg0x">
               <w:r>
                 <w:rPr>
                   <w:rFonts w:ascii="Arial" w:cs="Arial" w:eastAsia="Arial" w:hAnsi="Arial"/>
@@ -24929,7 +24929,7 @@
             <w:pPr>
               <w:spacing w:after="20" w:before="0"/>
             </w:pPr>
-            <w:hyperlink w:history="1" r:id="rIdlvd8chu7mnynqqbcogban">
+            <w:hyperlink w:history="1" r:id="rIdytmell47_eh2rwyogtvpd">
               <w:r>
                 <w:rPr>
                   <w:rFonts w:ascii="Arial" w:cs="Arial" w:eastAsia="Arial" w:hAnsi="Arial"/>
@@ -24962,7 +24962,7 @@
               <w:spacing w:after="10" w:before="0"/>
               <w:ind w:left="120"/>
             </w:pPr>
-            <w:hyperlink w:history="1" r:id="rIdp9rxxvmlhq3hdingp1iwf">
+            <w:hyperlink w:history="1" r:id="rId2po6mf5qo7dvf9eojy-dd">
               <w:r>
                 <w:rPr>
                   <w:rFonts w:ascii="Arial" w:cs="Arial" w:eastAsia="Arial" w:hAnsi="Arial"/>
@@ -25007,7 +25007,7 @@
             <w:pPr>
               <w:spacing w:after="20" w:before="0"/>
             </w:pPr>
-            <w:hyperlink w:history="1" r:id="rId_8mtmpoy5_7xmz8xye09m">
+            <w:hyperlink w:history="1" r:id="rId0fd4tro9-v8gosks9grz_">
               <w:r>
                 <w:rPr>
                   <w:rFonts w:ascii="Arial" w:cs="Arial" w:eastAsia="Arial" w:hAnsi="Arial"/>
@@ -25040,7 +25040,7 @@
               <w:spacing w:after="10" w:before="0"/>
               <w:ind w:left="120"/>
             </w:pPr>
-            <w:hyperlink w:history="1" r:id="rIdi3z_uoeedg6vwmsfjb0ju">
+            <w:hyperlink w:history="1" r:id="rIdjwqs4gfqn8k2scmww4lh7">
               <w:r>
                 <w:rPr>
                   <w:rFonts w:ascii="Arial" w:cs="Arial" w:eastAsia="Arial" w:hAnsi="Arial"/>
